--- a/DSH/notes/Unit-3.docx
+++ b/DSH/notes/Unit-3.docx
@@ -50,7 +50,7 @@
     <w:p>
       <w:r>
         <w:pict w14:anchorId="6EC15C78">
-          <v:rect id="_x0000_i1601" style="width:0;height:1.5pt" o:hralign="center" o:hrstd="t" o:hr="t" fillcolor="#a0a0a0" stroked="f"/>
+          <v:rect id="_x0000_i1025" style="width:0;height:1.5pt" o:hralign="center" o:hrstd="t" o:hr="t" fillcolor="#a0a0a0" stroked="f"/>
         </w:pict>
       </w:r>
     </w:p>
@@ -274,7 +274,7 @@
     <w:p>
       <w:r>
         <w:pict w14:anchorId="0B056CBF">
-          <v:rect id="_x0000_i1602" style="width:0;height:1.5pt" o:hralign="center" o:hrstd="t" o:hr="t" fillcolor="#a0a0a0" stroked="f"/>
+          <v:rect id="_x0000_i1026" style="width:0;height:1.5pt" o:hralign="center" o:hrstd="t" o:hr="t" fillcolor="#a0a0a0" stroked="f"/>
         </w:pict>
       </w:r>
     </w:p>
@@ -378,7 +378,7 @@
     <w:p>
       <w:r>
         <w:pict w14:anchorId="6A298652">
-          <v:rect id="_x0000_i1603" style="width:0;height:1.5pt" o:hralign="center" o:hrstd="t" o:hr="t" fillcolor="#a0a0a0" stroked="f"/>
+          <v:rect id="_x0000_i1027" style="width:0;height:1.5pt" o:hralign="center" o:hrstd="t" o:hr="t" fillcolor="#a0a0a0" stroked="f"/>
         </w:pict>
       </w:r>
     </w:p>
@@ -577,7 +577,7 @@
     <w:p>
       <w:r>
         <w:pict w14:anchorId="5612D4B3">
-          <v:rect id="_x0000_i1604" style="width:0;height:1.5pt" o:hralign="center" o:hrstd="t" o:hr="t" fillcolor="#a0a0a0" stroked="f"/>
+          <v:rect id="_x0000_i1028" style="width:0;height:1.5pt" o:hralign="center" o:hrstd="t" o:hr="t" fillcolor="#a0a0a0" stroked="f"/>
         </w:pict>
       </w:r>
     </w:p>
@@ -636,7 +636,7 @@
     <w:p>
       <w:r>
         <w:pict w14:anchorId="2B76B9DC">
-          <v:rect id="_x0000_i1605" style="width:0;height:1.5pt" o:hralign="center" o:hrstd="t" o:hr="t" fillcolor="#a0a0a0" stroked="f"/>
+          <v:rect id="_x0000_i1029" style="width:0;height:1.5pt" o:hralign="center" o:hrstd="t" o:hr="t" fillcolor="#a0a0a0" stroked="f"/>
         </w:pict>
       </w:r>
     </w:p>
@@ -673,7 +673,7 @@
     <w:p>
       <w:r>
         <w:pict w14:anchorId="04C4F6CE">
-          <v:rect id="_x0000_i1606" style="width:0;height:1.5pt" o:hralign="center" o:hrstd="t" o:hr="t" fillcolor="#a0a0a0" stroked="f"/>
+          <v:rect id="_x0000_i1030" style="width:0;height:1.5pt" o:hralign="center" o:hrstd="t" o:hr="t" fillcolor="#a0a0a0" stroked="f"/>
         </w:pict>
       </w:r>
     </w:p>
@@ -722,7 +722,7 @@
     <w:p>
       <w:r>
         <w:pict w14:anchorId="133CF410">
-          <v:rect id="_x0000_i1607" style="width:0;height:1.5pt" o:hralign="center" o:hrstd="t" o:hr="t" fillcolor="#a0a0a0" stroked="f"/>
+          <v:rect id="_x0000_i1031" style="width:0;height:1.5pt" o:hralign="center" o:hrstd="t" o:hr="t" fillcolor="#a0a0a0" stroked="f"/>
         </w:pict>
       </w:r>
     </w:p>
@@ -929,7 +929,7 @@
     <w:p>
       <w:r>
         <w:pict w14:anchorId="246BB845">
-          <v:rect id="_x0000_i1608" style="width:0;height:1.5pt" o:hralign="center" o:hrstd="t" o:hr="t" fillcolor="#a0a0a0" stroked="f"/>
+          <v:rect id="_x0000_i1032" style="width:0;height:1.5pt" o:hralign="center" o:hrstd="t" o:hr="t" fillcolor="#a0a0a0" stroked="f"/>
         </w:pict>
       </w:r>
     </w:p>
@@ -1140,7 +1140,7 @@
     <w:p>
       <w:r>
         <w:pict w14:anchorId="5388FA38">
-          <v:rect id="_x0000_i1609" style="width:0;height:1.5pt" o:hralign="center" o:hrstd="t" o:hr="t" fillcolor="#a0a0a0" stroked="f"/>
+          <v:rect id="_x0000_i1033" style="width:0;height:1.5pt" o:hralign="center" o:hrstd="t" o:hr="t" fillcolor="#a0a0a0" stroked="f"/>
         </w:pict>
       </w:r>
     </w:p>
@@ -1232,7 +1232,7 @@
     <w:p>
       <w:r>
         <w:pict w14:anchorId="48F4174D">
-          <v:rect id="_x0000_i1610" style="width:0;height:1.5pt" o:hralign="center" o:hrstd="t" o:hr="t" fillcolor="#a0a0a0" stroked="f"/>
+          <v:rect id="_x0000_i1034" style="width:0;height:1.5pt" o:hralign="center" o:hrstd="t" o:hr="t" fillcolor="#a0a0a0" stroked="f"/>
         </w:pict>
       </w:r>
     </w:p>
@@ -1300,7 +1300,7 @@
     <w:p>
       <w:r>
         <w:pict w14:anchorId="572EC076">
-          <v:rect id="_x0000_i1611" style="width:0;height:1.5pt" o:hralign="center" o:hrstd="t" o:hr="t" fillcolor="#a0a0a0" stroked="f"/>
+          <v:rect id="_x0000_i1035" style="width:0;height:1.5pt" o:hralign="center" o:hrstd="t" o:hr="t" fillcolor="#a0a0a0" stroked="f"/>
         </w:pict>
       </w:r>
     </w:p>
@@ -1327,7 +1327,7 @@
     <w:p>
       <w:r>
         <w:pict w14:anchorId="379A4064">
-          <v:rect id="_x0000_i1612" style="width:0;height:1.5pt" o:hralign="center" o:hrstd="t" o:hr="t" fillcolor="#a0a0a0" stroked="f"/>
+          <v:rect id="_x0000_i1036" style="width:0;height:1.5pt" o:hralign="center" o:hrstd="t" o:hr="t" fillcolor="#a0a0a0" stroked="f"/>
         </w:pict>
       </w:r>
     </w:p>
@@ -1354,7 +1354,7 @@
     <w:p>
       <w:r>
         <w:pict w14:anchorId="33A507C8">
-          <v:rect id="_x0000_i1613" style="width:0;height:1.5pt" o:hralign="center" o:hrstd="t" o:hr="t" fillcolor="#a0a0a0" stroked="f"/>
+          <v:rect id="_x0000_i1037" style="width:0;height:1.5pt" o:hralign="center" o:hrstd="t" o:hr="t" fillcolor="#a0a0a0" stroked="f"/>
         </w:pict>
       </w:r>
     </w:p>
@@ -1447,7 +1447,7 @@
     <w:p>
       <w:r>
         <w:pict w14:anchorId="5D285A1F">
-          <v:rect id="_x0000_i1614" style="width:0;height:1.5pt" o:hralign="center" o:hrstd="t" o:hr="t" fillcolor="#a0a0a0" stroked="f"/>
+          <v:rect id="_x0000_i1038" style="width:0;height:1.5pt" o:hralign="center" o:hrstd="t" o:hr="t" fillcolor="#a0a0a0" stroked="f"/>
         </w:pict>
       </w:r>
     </w:p>
@@ -1515,7 +1515,7 @@
     <w:p>
       <w:r>
         <w:pict w14:anchorId="701648A0">
-          <v:rect id="_x0000_i1615" style="width:0;height:1.5pt" o:hralign="center" o:hrstd="t" o:hr="t" fillcolor="#a0a0a0" stroked="f"/>
+          <v:rect id="_x0000_i1039" style="width:0;height:1.5pt" o:hralign="center" o:hrstd="t" o:hr="t" fillcolor="#a0a0a0" stroked="f"/>
         </w:pict>
       </w:r>
     </w:p>
@@ -1568,7 +1568,7 @@
     <w:p>
       <w:r>
         <w:pict w14:anchorId="21ED1B83">
-          <v:rect id="_x0000_i1616" style="width:0;height:1.5pt" o:hralign="center" o:hrstd="t" o:hr="t" fillcolor="#a0a0a0" stroked="f"/>
+          <v:rect id="_x0000_i1040" style="width:0;height:1.5pt" o:hralign="center" o:hrstd="t" o:hr="t" fillcolor="#a0a0a0" stroked="f"/>
         </w:pict>
       </w:r>
     </w:p>
@@ -1644,7 +1644,7 @@
     <w:p>
       <w:r>
         <w:pict w14:anchorId="20452DF5">
-          <v:rect id="_x0000_i1617" style="width:0;height:1.5pt" o:hralign="center" o:hrstd="t" o:hr="t" fillcolor="#a0a0a0" stroked="f"/>
+          <v:rect id="_x0000_i1041" style="width:0;height:1.5pt" o:hralign="center" o:hrstd="t" o:hr="t" fillcolor="#a0a0a0" stroked="f"/>
         </w:pict>
       </w:r>
     </w:p>
@@ -1886,7 +1886,7 @@
     <w:p>
       <w:r>
         <w:pict w14:anchorId="1900E0C8">
-          <v:rect id="_x0000_i1618" style="width:0;height:1.5pt" o:hralign="center" o:hrstd="t" o:hr="t" fillcolor="#a0a0a0" stroked="f"/>
+          <v:rect id="_x0000_i1042" style="width:0;height:1.5pt" o:hralign="center" o:hrstd="t" o:hr="t" fillcolor="#a0a0a0" stroked="f"/>
         </w:pict>
       </w:r>
     </w:p>
@@ -1934,7 +1934,7 @@
       <w:r>
         <w:lastRenderedPageBreak/>
         <w:pict w14:anchorId="51BC04CA">
-          <v:rect id="_x0000_i1619" style="width:0;height:1.5pt" o:hralign="center" o:hrstd="t" o:hr="t" fillcolor="#a0a0a0" stroked="f"/>
+          <v:rect id="_x0000_i1043" style="width:0;height:1.5pt" o:hralign="center" o:hrstd="t" o:hr="t" fillcolor="#a0a0a0" stroked="f"/>
         </w:pict>
       </w:r>
     </w:p>
@@ -2156,7 +2156,7 @@
     <w:p>
       <w:r>
         <w:pict w14:anchorId="351092B3">
-          <v:rect id="_x0000_i1620" style="width:0;height:1.5pt" o:hralign="center" o:hrstd="t" o:hr="t" fillcolor="#a0a0a0" stroked="f"/>
+          <v:rect id="_x0000_i1044" style="width:0;height:1.5pt" o:hralign="center" o:hrstd="t" o:hr="t" fillcolor="#a0a0a0" stroked="f"/>
         </w:pict>
       </w:r>
     </w:p>
@@ -2358,7 +2358,7 @@
     <w:p>
       <w:r>
         <w:pict w14:anchorId="57D8A448">
-          <v:rect id="_x0000_i1621" style="width:0;height:1.5pt" o:hralign="center" o:hrstd="t" o:hr="t" fillcolor="#a0a0a0" stroked="f"/>
+          <v:rect id="_x0000_i1045" style="width:0;height:1.5pt" o:hralign="center" o:hrstd="t" o:hr="t" fillcolor="#a0a0a0" stroked="f"/>
         </w:pict>
       </w:r>
     </w:p>
@@ -2409,7 +2409,7 @@
     <w:p>
       <w:r>
         <w:pict w14:anchorId="2D235465">
-          <v:rect id="_x0000_i1622" style="width:0;height:1.5pt" o:hralign="center" o:hrstd="t" o:hr="t" fillcolor="#a0a0a0" stroked="f"/>
+          <v:rect id="_x0000_i1046" style="width:0;height:1.5pt" o:hralign="center" o:hrstd="t" o:hr="t" fillcolor="#a0a0a0" stroked="f"/>
         </w:pict>
       </w:r>
     </w:p>
@@ -2471,7 +2471,7 @@
     <w:p>
       <w:r>
         <w:pict w14:anchorId="3F69724B">
-          <v:rect id="_x0000_i1623" style="width:0;height:1.5pt" o:hralign="center" o:hrstd="t" o:hr="t" fillcolor="#a0a0a0" stroked="f"/>
+          <v:rect id="_x0000_i1047" style="width:0;height:1.5pt" o:hralign="center" o:hrstd="t" o:hr="t" fillcolor="#a0a0a0" stroked="f"/>
         </w:pict>
       </w:r>
     </w:p>
@@ -2529,7 +2529,7 @@
     <w:p>
       <w:r>
         <w:pict w14:anchorId="4B528BA6">
-          <v:rect id="_x0000_i1624" style="width:0;height:1.5pt" o:hralign="center" o:hrstd="t" o:hr="t" fillcolor="#a0a0a0" stroked="f"/>
+          <v:rect id="_x0000_i1048" style="width:0;height:1.5pt" o:hralign="center" o:hrstd="t" o:hr="t" fillcolor="#a0a0a0" stroked="f"/>
         </w:pict>
       </w:r>
     </w:p>
@@ -2746,14 +2746,89 @@
     <w:p>
       <w:r>
         <w:pict w14:anchorId="38C4486E">
-          <v:rect id="_x0000_i1625" style="width:0;height:1.5pt" o:hralign="center" o:hrstd="t" o:hr="t" fillcolor="#a0a0a0" stroked="f"/>
+          <v:rect id="_x0000_i1049" style="width:0;height:1.5pt" o:hralign="center" o:hrstd="t" o:hr="t" fillcolor="#a0a0a0" stroked="f"/>
         </w:pict>
       </w:r>
     </w:p>
     <w:p>
-      <w:r>
-        <w:pict w14:anchorId="691239B3">
-          <v:rect id="_x0000_i1633" style="width:0;height:1.5pt" o:hralign="center" o:hrstd="t" o:hr="t" fillcolor="#a0a0a0" stroked="f"/>
+      <w:pPr>
+        <w:rPr>
+          <w:b/>
+          <w:bCs/>
+        </w:rPr>
+      </w:pPr>
+      <w:r>
+        <w:rPr>
+          <w:b/>
+          <w:bCs/>
+        </w:rPr>
+        <w:t>6. Certain Event</w:t>
+      </w:r>
+    </w:p>
+    <w:p>
+      <w:pPr>
+        <w:rPr>
+          <w:b/>
+          <w:bCs/>
+        </w:rPr>
+      </w:pPr>
+      <w:r>
+        <w:rPr>
+          <w:b/>
+          <w:bCs/>
+        </w:rPr>
+        <w:t>Definition</w:t>
+      </w:r>
+      <w:r>
+        <w:rPr>
+          <w:b/>
+          <w:bCs/>
+        </w:rPr>
+        <w:t xml:space="preserve">: </w:t>
+      </w:r>
+      <w:r>
+        <w:t xml:space="preserve">A </w:t>
+      </w:r>
+      <w:r>
+        <w:rPr>
+          <w:b/>
+          <w:bCs/>
+        </w:rPr>
+        <w:t>certain event</w:t>
+      </w:r>
+      <w:r>
+        <w:t xml:space="preserve"> is an event that will always occur.</w:t>
+      </w:r>
+    </w:p>
+    <w:p>
+      <w:r>
+        <w:t>Probability:</w:t>
+      </w:r>
+    </w:p>
+    <w:p>
+      <w:r>
+        <w:t>P(E) = 1</w:t>
+      </w:r>
+    </w:p>
+    <w:p>
+      <w:r>
+        <w:t>Example:</w:t>
+      </w:r>
+    </w:p>
+    <w:p>
+      <w:r>
+        <w:t>Rolling a dice → getting number ≤ 6</w:t>
+      </w:r>
+    </w:p>
+    <w:p>
+      <w:r>
+        <w:t>E = {1,2,3,4,5,6}</w:t>
+      </w:r>
+    </w:p>
+    <w:p>
+      <w:r>
+        <w:pict w14:anchorId="7B3C6B01">
+          <v:rect id="_x0000_i1051" style="width:0;height:1.5pt" o:hralign="center" o:hrstd="t" o:hr="t" fillcolor="#a0a0a0" stroked="f"/>
         </w:pict>
       </w:r>
     </w:p>
@@ -2769,7 +2844,7 @@
           <w:b/>
           <w:bCs/>
         </w:rPr>
-        <w:t>6. Certain Event</w:t>
+        <w:t>7. Impossible Event</w:t>
       </w:r>
     </w:p>
     <w:p>
@@ -2791,51 +2866,103 @@
           <w:b/>
           <w:bCs/>
         </w:rPr>
+        <w:t xml:space="preserve"> : </w:t>
+      </w:r>
+      <w:r>
+        <w:t xml:space="preserve">An </w:t>
+      </w:r>
+      <w:r>
+        <w:rPr>
+          <w:b/>
+          <w:bCs/>
+        </w:rPr>
+        <w:t>impossible event</w:t>
+      </w:r>
+      <w:r>
+        <w:t xml:space="preserve"> cannot occur.</w:t>
+      </w:r>
+    </w:p>
+    <w:p>
+      <w:r>
+        <w:t>Probability:</w:t>
+      </w:r>
+    </w:p>
+    <w:p>
+      <w:r>
+        <w:t>P(E) = 0</w:t>
+      </w:r>
+    </w:p>
+    <w:p>
+      <w:r>
+        <w:t>Example:</w:t>
+      </w:r>
+    </w:p>
+    <w:p>
+      <w:r>
+        <w:t>Rolling a dice → getting 7</w:t>
+      </w:r>
+    </w:p>
+    <w:p>
+      <w:r>
+        <w:pict w14:anchorId="57E2038B">
+          <v:rect id="_x0000_i1052" style="width:0;height:1.5pt" o:hralign="center" o:hrstd="t" o:hr="t" fillcolor="#a0a0a0" stroked="f"/>
+        </w:pict>
+      </w:r>
+    </w:p>
+    <w:p>
+      <w:pPr>
+        <w:rPr>
+          <w:b/>
+          <w:bCs/>
+        </w:rPr>
+      </w:pPr>
+      <w:r>
+        <w:rPr>
+          <w:b/>
+          <w:bCs/>
+        </w:rPr>
+        <w:t>8. Mutually Exclusive Events</w:t>
+      </w:r>
+    </w:p>
+    <w:p>
+      <w:pPr>
+        <w:rPr>
+          <w:b/>
+          <w:bCs/>
+        </w:rPr>
+      </w:pPr>
+      <w:r>
+        <w:rPr>
+          <w:b/>
+          <w:bCs/>
+        </w:rPr>
+        <w:t>Definition</w:t>
+      </w:r>
+      <w:r>
+        <w:rPr>
+          <w:b/>
+          <w:bCs/>
+        </w:rPr>
         <w:t xml:space="preserve">: </w:t>
       </w:r>
       <w:r>
-        <w:t xml:space="preserve">A </w:t>
-      </w:r>
-      <w:r>
-        <w:rPr>
-          <w:b/>
-          <w:bCs/>
-        </w:rPr>
-        <w:t>certain event</w:t>
-      </w:r>
-      <w:r>
-        <w:t xml:space="preserve"> is an event that will always occur.</w:t>
-      </w:r>
-    </w:p>
-    <w:p>
-      <w:r>
-        <w:t>Probability:</w:t>
-      </w:r>
-    </w:p>
-    <w:p>
-      <w:r>
-        <w:t>P(E) = 1</w:t>
-      </w:r>
-    </w:p>
-    <w:p>
-      <w:r>
-        <w:t>Example:</w:t>
-      </w:r>
-    </w:p>
-    <w:p>
-      <w:r>
-        <w:t>Rolling a dice → getting number ≤ 6</w:t>
-      </w:r>
-    </w:p>
-    <w:p>
-      <w:r>
-        <w:t>E = {1,2,3,4,5,6}</w:t>
-      </w:r>
-    </w:p>
-    <w:p>
-      <w:r>
-        <w:pict w14:anchorId="7B3C6B01">
-          <v:rect id="_x0000_i1634" style="width:0;height:1.5pt" o:hralign="center" o:hrstd="t" o:hr="t" fillcolor="#a0a0a0" stroked="f"/>
+        <w:t xml:space="preserve">Two events are </w:t>
+      </w:r>
+      <w:r>
+        <w:rPr>
+          <w:b/>
+          <w:bCs/>
+        </w:rPr>
+        <w:t>mutually exclusive</w:t>
+      </w:r>
+      <w:r>
+        <w:t xml:space="preserve"> if they cannot occur at the same time.</w:t>
+      </w:r>
+    </w:p>
+    <w:p>
+      <w:r>
+        <w:pict w14:anchorId="14AEC0D8">
+          <v:rect id="_x0000_i1053" style="width:0;height:1.5pt" o:hralign="center" o:hrstd="t" o:hr="t" fillcolor="#a0a0a0" stroked="f"/>
         </w:pict>
       </w:r>
     </w:p>
@@ -2851,151 +2978,17 @@
           <w:b/>
           <w:bCs/>
         </w:rPr>
-        <w:t>7. Impossible Event</w:t>
-      </w:r>
-    </w:p>
-    <w:p>
-      <w:pPr>
-        <w:rPr>
-          <w:b/>
-          <w:bCs/>
-        </w:rPr>
-      </w:pPr>
-      <w:r>
-        <w:rPr>
-          <w:b/>
-          <w:bCs/>
-        </w:rPr>
-        <w:t>Definition</w:t>
-      </w:r>
-      <w:r>
-        <w:rPr>
-          <w:b/>
-          <w:bCs/>
-        </w:rPr>
-        <w:t xml:space="preserve"> : </w:t>
-      </w:r>
-      <w:r>
-        <w:t xml:space="preserve">An </w:t>
-      </w:r>
-      <w:r>
-        <w:rPr>
-          <w:b/>
-          <w:bCs/>
-        </w:rPr>
-        <w:t>impossible event</w:t>
-      </w:r>
-      <w:r>
-        <w:t xml:space="preserve"> cannot occur.</w:t>
-      </w:r>
-    </w:p>
-    <w:p>
-      <w:r>
-        <w:t>Probability:</w:t>
-      </w:r>
-    </w:p>
-    <w:p>
-      <w:r>
-        <w:t>P(E) = 0</w:t>
-      </w:r>
-    </w:p>
-    <w:p>
-      <w:r>
-        <w:t>Example:</w:t>
-      </w:r>
-    </w:p>
-    <w:p>
-      <w:r>
-        <w:t>Rolling a dice → getting 7</w:t>
-      </w:r>
-    </w:p>
-    <w:p>
-      <w:r>
-        <w:pict w14:anchorId="57E2038B">
-          <v:rect id="_x0000_i1635" style="width:0;height:1.5pt" o:hralign="center" o:hrstd="t" o:hr="t" fillcolor="#a0a0a0" stroked="f"/>
-        </w:pict>
-      </w:r>
-    </w:p>
-    <w:p>
-      <w:pPr>
-        <w:rPr>
-          <w:b/>
-          <w:bCs/>
-        </w:rPr>
-      </w:pPr>
-      <w:r>
-        <w:rPr>
-          <w:b/>
-          <w:bCs/>
-        </w:rPr>
-        <w:t>8. Mutually Exclusive Events</w:t>
-      </w:r>
-    </w:p>
-    <w:p>
-      <w:pPr>
-        <w:rPr>
-          <w:b/>
-          <w:bCs/>
-        </w:rPr>
-      </w:pPr>
-      <w:r>
-        <w:rPr>
-          <w:b/>
-          <w:bCs/>
-        </w:rPr>
-        <w:t>Definition</w:t>
-      </w:r>
-      <w:r>
-        <w:rPr>
-          <w:b/>
-          <w:bCs/>
-        </w:rPr>
-        <w:t xml:space="preserve">: </w:t>
-      </w:r>
-      <w:r>
-        <w:t xml:space="preserve">Two events are </w:t>
-      </w:r>
-      <w:r>
-        <w:rPr>
-          <w:b/>
-          <w:bCs/>
-        </w:rPr>
-        <w:t>mutually exclusive</w:t>
-      </w:r>
-      <w:r>
-        <w:t xml:space="preserve"> if they cannot occur at the same time.</w:t>
-      </w:r>
-    </w:p>
-    <w:p>
-      <w:r>
-        <w:pict w14:anchorId="14AEC0D8">
-          <v:rect id="_x0000_i1636" style="width:0;height:1.5pt" o:hralign="center" o:hrstd="t" o:hr="t" fillcolor="#a0a0a0" stroked="f"/>
-        </w:pict>
-      </w:r>
-    </w:p>
-    <w:p>
-      <w:pPr>
-        <w:rPr>
-          <w:b/>
-          <w:bCs/>
-        </w:rPr>
-      </w:pPr>
-      <w:r>
-        <w:rPr>
-          <w:b/>
-          <w:bCs/>
-        </w:rPr>
         <w:t>Example</w:t>
       </w:r>
     </w:p>
     <w:p>
       <w:r>
+        <w:t>Dice experiment</w:t>
+      </w:r>
+    </w:p>
+    <w:p>
+      <w:r>
         <w:lastRenderedPageBreak/>
-        <w:t>Dice experiment</w:t>
-      </w:r>
-    </w:p>
-    <w:p>
-      <w:r>
         <w:t>Event A = getting 2</w:t>
       </w:r>
       <w:r>
@@ -3011,7 +3004,7 @@
     <w:p>
       <w:r>
         <w:pict w14:anchorId="0F28CDAD">
-          <v:rect id="_x0000_i1637" style="width:0;height:1.5pt" o:hralign="center" o:hrstd="t" o:hr="t" fillcolor="#a0a0a0" stroked="f"/>
+          <v:rect id="_x0000_i1054" style="width:0;height:1.5pt" o:hralign="center" o:hrstd="t" o:hr="t" fillcolor="#a0a0a0" stroked="f"/>
         </w:pict>
       </w:r>
     </w:p>
@@ -3167,7 +3160,7 @@
     <w:p>
       <w:r>
         <w:pict w14:anchorId="2B6729F6">
-          <v:rect id="_x0000_i1638" style="width:0;height:1.5pt" o:hralign="center" o:hrstd="t" o:hr="t" fillcolor="#a0a0a0" stroked="f"/>
+          <v:rect id="_x0000_i1055" style="width:0;height:1.5pt" o:hralign="center" o:hrstd="t" o:hr="t" fillcolor="#a0a0a0" stroked="f"/>
         </w:pict>
       </w:r>
     </w:p>
@@ -3204,7 +3197,7 @@
     <w:p>
       <w:r>
         <w:pict w14:anchorId="2FC17A1D">
-          <v:rect id="_x0000_i1639" style="width:0;height:1.5pt" o:hralign="center" o:hrstd="t" o:hr="t" fillcolor="#a0a0a0" stroked="f"/>
+          <v:rect id="_x0000_i1056" style="width:0;height:1.5pt" o:hralign="center" o:hrstd="t" o:hr="t" fillcolor="#a0a0a0" stroked="f"/>
         </w:pict>
       </w:r>
     </w:p>
@@ -3276,7 +3269,7 @@
     <w:p>
       <w:r>
         <w:pict w14:anchorId="2C7689C5">
-          <v:rect id="_x0000_i1640" style="width:0;height:1.5pt" o:hralign="center" o:hrstd="t" o:hr="t" fillcolor="#a0a0a0" stroked="f"/>
+          <v:rect id="_x0000_i1057" style="width:0;height:1.5pt" o:hralign="center" o:hrstd="t" o:hr="t" fillcolor="#a0a0a0" stroked="f"/>
         </w:pict>
       </w:r>
     </w:p>
@@ -3333,7 +3326,7 @@
     <w:p>
       <w:r>
         <w:pict w14:anchorId="5A901F3C">
-          <v:rect id="_x0000_i1641" style="width:0;height:1.5pt" o:hralign="center" o:hrstd="t" o:hr="t" fillcolor="#a0a0a0" stroked="f"/>
+          <v:rect id="_x0000_i1058" style="width:0;height:1.5pt" o:hralign="center" o:hrstd="t" o:hr="t" fillcolor="#a0a0a0" stroked="f"/>
         </w:pict>
       </w:r>
     </w:p>
@@ -3365,7 +3358,6 @@
         </w:numPr>
       </w:pPr>
       <w:r>
-        <w:lastRenderedPageBreak/>
         <w:t>Toss a coin</w:t>
       </w:r>
     </w:p>
@@ -3377,6 +3369,7 @@
         </w:numPr>
       </w:pPr>
       <w:r>
+        <w:lastRenderedPageBreak/>
         <w:t>Roll a dice</w:t>
       </w:r>
     </w:p>
@@ -3413,7 +3406,7 @@
     <w:p>
       <w:r>
         <w:pict w14:anchorId="660B2460">
-          <v:rect id="_x0000_i1642" style="width:0;height:1.5pt" o:hralign="center" o:hrstd="t" o:hr="t" fillcolor="#a0a0a0" stroked="f"/>
+          <v:rect id="_x0000_i1059" style="width:0;height:1.5pt" o:hralign="center" o:hrstd="t" o:hr="t" fillcolor="#a0a0a0" stroked="f"/>
         </w:pict>
       </w:r>
     </w:p>
@@ -3440,7 +3433,7 @@
     <w:p>
       <w:r>
         <w:pict w14:anchorId="547F6013">
-          <v:rect id="_x0000_i1643" style="width:0;height:1.5pt" o:hralign="center" o:hrstd="t" o:hr="t" fillcolor="#a0a0a0" stroked="f"/>
+          <v:rect id="_x0000_i1060" style="width:0;height:1.5pt" o:hralign="center" o:hrstd="t" o:hr="t" fillcolor="#a0a0a0" stroked="f"/>
         </w:pict>
       </w:r>
     </w:p>
@@ -3497,7 +3490,7 @@
     <w:p>
       <w:r>
         <w:pict w14:anchorId="359593A4">
-          <v:rect id="_x0000_i1644" style="width:0;height:1.5pt" o:hralign="center" o:hrstd="t" o:hr="t" fillcolor="#a0a0a0" stroked="f"/>
+          <v:rect id="_x0000_i1061" style="width:0;height:1.5pt" o:hralign="center" o:hrstd="t" o:hr="t" fillcolor="#a0a0a0" stroked="f"/>
         </w:pict>
       </w:r>
     </w:p>
@@ -3543,21 +3536,13 @@
     </w:p>
     <w:p>
       <w:r>
-        <w:t xml:space="preserve">Probability of drawing an </w:t>
-      </w:r>
-      <w:proofErr w:type="gramStart"/>
-      <w:r>
-        <w:t>Ace changes</w:t>
-      </w:r>
-      <w:proofErr w:type="gramEnd"/>
-      <w:r>
-        <w:t xml:space="preserve"> after one card is removed.</w:t>
+        <w:t>Probability of drawing an Ace changes after one card is removed.</w:t>
       </w:r>
     </w:p>
     <w:p>
       <w:r>
         <w:pict w14:anchorId="464DD325">
-          <v:rect id="_x0000_i1645" style="width:0;height:1.5pt" o:hralign="center" o:hrstd="t" o:hr="t" fillcolor="#a0a0a0" stroked="f"/>
+          <v:rect id="_x0000_i1062" style="width:0;height:1.5pt" o:hralign="center" o:hrstd="t" o:hr="t" fillcolor="#a0a0a0" stroked="f"/>
         </w:pict>
       </w:r>
     </w:p>
@@ -3625,7 +3610,7 @@
     <w:p>
       <w:r>
         <w:pict w14:anchorId="32AA00BE">
-          <v:rect id="_x0000_i1646" style="width:0;height:1.5pt" o:hralign="center" o:hrstd="t" o:hr="t" fillcolor="#a0a0a0" stroked="f"/>
+          <v:rect id="_x0000_i1063" style="width:0;height:1.5pt" o:hralign="center" o:hrstd="t" o:hr="t" fillcolor="#a0a0a0" stroked="f"/>
         </w:pict>
       </w:r>
     </w:p>
@@ -3672,7 +3657,7 @@
     <w:p>
       <w:r>
         <w:pict w14:anchorId="3EEB4BBF">
-          <v:rect id="_x0000_i1647" style="width:0;height:1.5pt" o:hralign="center" o:hrstd="t" o:hr="t" fillcolor="#a0a0a0" stroked="f"/>
+          <v:rect id="_x0000_i1064" style="width:0;height:1.5pt" o:hralign="center" o:hrstd="t" o:hr="t" fillcolor="#a0a0a0" stroked="f"/>
         </w:pict>
       </w:r>
     </w:p>
@@ -3698,24 +3683,24 @@
     </w:p>
     <w:p>
       <w:r>
+        <w:pict w14:anchorId="63C5A63E">
+          <v:rect id="_x0000_i1065" style="width:0;height:1.5pt" o:hralign="center" o:hrstd="t" o:hr="t" fillcolor="#a0a0a0" stroked="f"/>
+        </w:pict>
+      </w:r>
+    </w:p>
+    <w:p>
+      <w:pPr>
+        <w:rPr>
+          <w:b/>
+          <w:bCs/>
+        </w:rPr>
+      </w:pPr>
+      <w:r>
+        <w:rPr>
+          <w:b/>
+          <w:bCs/>
+        </w:rPr>
         <w:lastRenderedPageBreak/>
-        <w:pict w14:anchorId="63C5A63E">
-          <v:rect id="_x0000_i1648" style="width:0;height:1.5pt" o:hralign="center" o:hrstd="t" o:hr="t" fillcolor="#a0a0a0" stroked="f"/>
-        </w:pict>
-      </w:r>
-    </w:p>
-    <w:p>
-      <w:pPr>
-        <w:rPr>
-          <w:b/>
-          <w:bCs/>
-        </w:rPr>
-      </w:pPr>
-      <w:r>
-        <w:rPr>
-          <w:b/>
-          <w:bCs/>
-        </w:rPr>
         <w:t>13. Union of Events</w:t>
       </w:r>
     </w:p>
@@ -3794,7 +3779,7 @@
     <w:p>
       <w:r>
         <w:pict w14:anchorId="308779C8">
-          <v:rect id="_x0000_i1649" style="width:0;height:1.5pt" o:hralign="center" o:hrstd="t" o:hr="t" fillcolor="#a0a0a0" stroked="f"/>
+          <v:rect id="_x0000_i1066" style="width:0;height:1.5pt" o:hralign="center" o:hrstd="t" o:hr="t" fillcolor="#a0a0a0" stroked="f"/>
         </w:pict>
       </w:r>
     </w:p>
@@ -3851,7 +3836,7 @@
     <w:p>
       <w:r>
         <w:pict w14:anchorId="5857BEA7">
-          <v:rect id="_x0000_i1650" style="width:0;height:1.5pt" o:hralign="center" o:hrstd="t" o:hr="t" fillcolor="#a0a0a0" stroked="f"/>
+          <v:rect id="_x0000_i1067" style="width:0;height:1.5pt" o:hralign="center" o:hrstd="t" o:hr="t" fillcolor="#a0a0a0" stroked="f"/>
         </w:pict>
       </w:r>
     </w:p>
@@ -3922,7 +3907,7 @@
     <w:p>
       <w:r>
         <w:pict w14:anchorId="3939F412">
-          <v:rect id="_x0000_i1651" style="width:0;height:1.5pt" o:hralign="center" o:hrstd="t" o:hr="t" fillcolor="#a0a0a0" stroked="f"/>
+          <v:rect id="_x0000_i1068" style="width:0;height:1.5pt" o:hralign="center" o:hrstd="t" o:hr="t" fillcolor="#a0a0a0" stroked="f"/>
         </w:pict>
       </w:r>
     </w:p>
@@ -4001,39 +3986,39 @@
               <w:spacing w:after="160" w:line="259" w:lineRule="auto"/>
             </w:pPr>
             <w:r>
+              <w:t>Random Experiment</w:t>
+            </w:r>
+          </w:p>
+        </w:tc>
+        <w:tc>
+          <w:tcPr>
+            <w:tcW w:w="0" w:type="auto"/>
+            <w:hideMark/>
+          </w:tcPr>
+          <w:p>
+            <w:pPr>
+              <w:spacing w:after="160" w:line="259" w:lineRule="auto"/>
+              <w:cnfStyle w:val="000000100000" w:firstRow="0" w:lastRow="0" w:firstColumn="0" w:lastColumn="0" w:oddVBand="0" w:evenVBand="0" w:oddHBand="1" w:evenHBand="0" w:firstRowFirstColumn="0" w:firstRowLastColumn="0" w:lastRowFirstColumn="0" w:lastRowLastColumn="0"/>
+            </w:pPr>
+            <w:r>
+              <w:t>process with uncertain outcome</w:t>
+            </w:r>
+          </w:p>
+        </w:tc>
+      </w:tr>
+      <w:tr>
+        <w:tc>
+          <w:tcPr>
+            <w:cnfStyle w:val="001000000000" w:firstRow="0" w:lastRow="0" w:firstColumn="1" w:lastColumn="0" w:oddVBand="0" w:evenVBand="0" w:oddHBand="0" w:evenHBand="0" w:firstRowFirstColumn="0" w:firstRowLastColumn="0" w:lastRowFirstColumn="0" w:lastRowLastColumn="0"/>
+            <w:tcW w:w="0" w:type="auto"/>
+            <w:hideMark/>
+          </w:tcPr>
+          <w:p>
+            <w:pPr>
+              <w:spacing w:after="160" w:line="259" w:lineRule="auto"/>
+            </w:pPr>
+            <w:r>
               <w:lastRenderedPageBreak/>
-              <w:t>Random Experiment</w:t>
-            </w:r>
-          </w:p>
-        </w:tc>
-        <w:tc>
-          <w:tcPr>
-            <w:tcW w:w="0" w:type="auto"/>
-            <w:hideMark/>
-          </w:tcPr>
-          <w:p>
-            <w:pPr>
-              <w:spacing w:after="160" w:line="259" w:lineRule="auto"/>
-              <w:cnfStyle w:val="000000100000" w:firstRow="0" w:lastRow="0" w:firstColumn="0" w:lastColumn="0" w:oddVBand="0" w:evenVBand="0" w:oddHBand="1" w:evenHBand="0" w:firstRowFirstColumn="0" w:firstRowLastColumn="0" w:lastRowFirstColumn="0" w:lastRowLastColumn="0"/>
-            </w:pPr>
-            <w:r>
-              <w:t>process with uncertain outcome</w:t>
-            </w:r>
-          </w:p>
-        </w:tc>
-      </w:tr>
-      <w:tr>
-        <w:tc>
-          <w:tcPr>
-            <w:cnfStyle w:val="001000000000" w:firstRow="0" w:lastRow="0" w:firstColumn="1" w:lastColumn="0" w:oddVBand="0" w:evenVBand="0" w:oddHBand="0" w:evenHBand="0" w:firstRowFirstColumn="0" w:firstRowLastColumn="0" w:lastRowFirstColumn="0" w:lastRowLastColumn="0"/>
-            <w:tcW w:w="0" w:type="auto"/>
-            <w:hideMark/>
-          </w:tcPr>
-          <w:p>
-            <w:pPr>
-              <w:spacing w:after="160" w:line="259" w:lineRule="auto"/>
-            </w:pPr>
-            <w:r>
               <w:t>Outcome</w:t>
             </w:r>
           </w:p>
@@ -4294,7 +4279,7 @@
     <w:p>
       <w:r>
         <w:pict w14:anchorId="7F55237D">
-          <v:rect id="_x0000_i1652" style="width:0;height:1.5pt" o:hralign="center" o:hrstd="t" o:hr="t" fillcolor="#a0a0a0" stroked="f"/>
+          <v:rect id="_x0000_i1069" style="width:0;height:1.5pt" o:hralign="center" o:hrstd="t" o:hr="t" fillcolor="#a0a0a0" stroked="f"/>
         </w:pict>
       </w:r>
     </w:p>
@@ -4349,7 +4334,7 @@
     <w:p>
       <w:r>
         <w:pict w14:anchorId="003F6129">
-          <v:rect id="_x0000_i1653" style="width:0;height:1.5pt" o:hralign="center" o:hrstd="t" o:hr="t" fillcolor="#a0a0a0" stroked="f"/>
+          <v:rect id="_x0000_i1070" style="width:0;height:1.5pt" o:hralign="center" o:hrstd="t" o:hr="t" fillcolor="#a0a0a0" stroked="f"/>
         </w:pict>
       </w:r>
     </w:p>
@@ -4396,7 +4381,7 @@
     <w:p>
       <w:r>
         <w:pict w14:anchorId="1A7F00FE">
-          <v:rect id="_x0000_i1654" style="width:0;height:1.5pt" o:hralign="center" o:hrstd="t" o:hr="t" fillcolor="#a0a0a0" stroked="f"/>
+          <v:rect id="_x0000_i1071" style="width:0;height:1.5pt" o:hralign="center" o:hrstd="t" o:hr="t" fillcolor="#a0a0a0" stroked="f"/>
         </w:pict>
       </w:r>
     </w:p>
@@ -4582,7 +4567,6 @@
               <w:spacing w:after="160" w:line="259" w:lineRule="auto"/>
             </w:pPr>
             <w:r>
-              <w:lastRenderedPageBreak/>
               <w:t>Draw a card</w:t>
             </w:r>
           </w:p>
@@ -4607,7 +4591,7 @@
     <w:p>
       <w:r>
         <w:pict w14:anchorId="1555D25D">
-          <v:rect id="_x0000_i1655" style="width:0;height:1.5pt" o:hralign="center" o:hrstd="t" o:hr="t" fillcolor="#a0a0a0" stroked="f"/>
+          <v:rect id="_x0000_i1072" style="width:0;height:1.5pt" o:hralign="center" o:hrstd="t" o:hr="t" fillcolor="#a0a0a0" stroked="f"/>
         </w:pict>
       </w:r>
     </w:p>
@@ -4623,6 +4607,7 @@
           <w:b/>
           <w:bCs/>
         </w:rPr>
+        <w:lastRenderedPageBreak/>
         <w:t>Outcome</w:t>
       </w:r>
       <w:r>
@@ -4663,7 +4648,7 @@
     <w:p>
       <w:r>
         <w:pict w14:anchorId="18740393">
-          <v:rect id="_x0000_i1656" style="width:0;height:1.5pt" o:hralign="center" o:hrstd="t" o:hr="t" fillcolor="#a0a0a0" stroked="f"/>
+          <v:rect id="_x0000_i1073" style="width:0;height:1.5pt" o:hralign="center" o:hrstd="t" o:hr="t" fillcolor="#a0a0a0" stroked="f"/>
         </w:pict>
       </w:r>
     </w:p>
@@ -4755,7 +4740,7 @@
     <w:p>
       <w:r>
         <w:pict w14:anchorId="2D4DE6C0">
-          <v:rect id="_x0000_i1663" style="width:0;height:1.5pt" o:hralign="center" o:hrstd="t" o:hr="t" fillcolor="#a0a0a0" stroked="f"/>
+          <v:rect id="_x0000_i1074" style="width:0;height:1.5pt" o:hralign="center" o:hrstd="t" o:hr="t" fillcolor="#a0a0a0" stroked="f"/>
         </w:pict>
       </w:r>
     </w:p>
@@ -4834,7 +4819,7 @@
     <w:p>
       <w:r>
         <w:pict w14:anchorId="209A1A56">
-          <v:rect id="_x0000_i1664" style="width:0;height:1.5pt" o:hralign="center" o:hrstd="t" o:hr="t" fillcolor="#a0a0a0" stroked="f"/>
+          <v:rect id="_x0000_i1075" style="width:0;height:1.5pt" o:hralign="center" o:hrstd="t" o:hr="t" fillcolor="#a0a0a0" stroked="f"/>
         </w:pict>
       </w:r>
     </w:p>
@@ -4890,7 +4875,6 @@
     </w:p>
     <w:p>
       <w:r>
-        <w:lastRenderedPageBreak/>
         <w:t>A = Head</w:t>
       </w:r>
       <w:r>
@@ -4900,6 +4884,7 @@
     </w:p>
     <w:p>
       <w:r>
+        <w:lastRenderedPageBreak/>
         <w:t>Formula:</w:t>
       </w:r>
     </w:p>
@@ -4911,7 +4896,7 @@
     <w:p>
       <w:r>
         <w:pict w14:anchorId="52F10CC3">
-          <v:rect id="_x0000_i1665" style="width:0;height:1.5pt" o:hralign="center" o:hrstd="t" o:hr="t" fillcolor="#a0a0a0" stroked="f"/>
+          <v:rect id="_x0000_i1076" style="width:0;height:1.5pt" o:hralign="center" o:hrstd="t" o:hr="t" fillcolor="#a0a0a0" stroked="f"/>
         </w:pict>
       </w:r>
     </w:p>
@@ -4963,7 +4948,7 @@
     <w:p>
       <w:r>
         <w:pict w14:anchorId="04838589">
-          <v:rect id="_x0000_i1666" style="width:0;height:1.5pt" o:hralign="center" o:hrstd="t" o:hr="t" fillcolor="#a0a0a0" stroked="f"/>
+          <v:rect id="_x0000_i1077" style="width:0;height:1.5pt" o:hralign="center" o:hrstd="t" o:hr="t" fillcolor="#a0a0a0" stroked="f"/>
         </w:pict>
       </w:r>
     </w:p>
@@ -5000,7 +4985,7 @@
     <w:p>
       <w:r>
         <w:pict w14:anchorId="44A69370">
-          <v:rect id="_x0000_i1667" style="width:0;height:1.5pt" o:hralign="center" o:hrstd="t" o:hr="t" fillcolor="#a0a0a0" stroked="f"/>
+          <v:rect id="_x0000_i1078" style="width:0;height:1.5pt" o:hralign="center" o:hrstd="t" o:hr="t" fillcolor="#a0a0a0" stroked="f"/>
         </w:pict>
       </w:r>
     </w:p>
@@ -5062,7 +5047,7 @@
     <w:p>
       <w:r>
         <w:pict w14:anchorId="45731225">
-          <v:rect id="_x0000_i1668" style="width:0;height:1.5pt" o:hralign="center" o:hrstd="t" o:hr="t" fillcolor="#a0a0a0" stroked="f"/>
+          <v:rect id="_x0000_i1079" style="width:0;height:1.5pt" o:hralign="center" o:hrstd="t" o:hr="t" fillcolor="#a0a0a0" stroked="f"/>
         </w:pict>
       </w:r>
     </w:p>
@@ -5144,7 +5129,7 @@
     <w:p>
       <w:r>
         <w:pict w14:anchorId="6A8BE2D7">
-          <v:rect id="_x0000_i1669" style="width:0;height:1.5pt" o:hralign="center" o:hrstd="t" o:hr="t" fillcolor="#a0a0a0" stroked="f"/>
+          <v:rect id="_x0000_i1080" style="width:0;height:1.5pt" o:hralign="center" o:hrstd="t" o:hr="t" fillcolor="#a0a0a0" stroked="f"/>
         </w:pict>
       </w:r>
     </w:p>
@@ -5165,22 +5150,22 @@
     </w:p>
     <w:p>
       <w:r>
+        <w:t xml:space="preserve">If two events are </w:t>
+      </w:r>
+      <w:r>
+        <w:rPr>
+          <w:b/>
+          <w:bCs/>
+        </w:rPr>
+        <w:t>mutually exclusive</w:t>
+      </w:r>
+      <w:r>
+        <w:t>, the probability that either event occurs is the sum of their probabilities.</w:t>
+      </w:r>
+    </w:p>
+    <w:p>
+      <w:r>
         <w:lastRenderedPageBreak/>
-        <w:t xml:space="preserve">If two events are </w:t>
-      </w:r>
-      <w:r>
-        <w:rPr>
-          <w:b/>
-          <w:bCs/>
-        </w:rPr>
-        <w:t>mutually exclusive</w:t>
-      </w:r>
-      <w:r>
-        <w:t>, the probability that either event occurs is the sum of their probabilities.</w:t>
-      </w:r>
-    </w:p>
-    <w:p>
-      <w:r>
         <w:t xml:space="preserve">P(A </w:t>
       </w:r>
       <w:r>
@@ -5212,7 +5197,7 @@
     <w:p>
       <w:r>
         <w:pict w14:anchorId="138A444D">
-          <v:rect id="_x0000_i1670" style="width:0;height:1.5pt" o:hralign="center" o:hrstd="t" o:hr="t" fillcolor="#a0a0a0" stroked="f"/>
+          <v:rect id="_x0000_i1081" style="width:0;height:1.5pt" o:hralign="center" o:hrstd="t" o:hr="t" fillcolor="#a0a0a0" stroked="f"/>
         </w:pict>
       </w:r>
     </w:p>
@@ -5283,7 +5268,7 @@
     <w:p>
       <w:r>
         <w:pict w14:anchorId="3A6AEA8E">
-          <v:rect id="_x0000_i1671" style="width:0;height:1.5pt" o:hralign="center" o:hrstd="t" o:hr="t" fillcolor="#a0a0a0" stroked="f"/>
+          <v:rect id="_x0000_i1082" style="width:0;height:1.5pt" o:hralign="center" o:hrstd="t" o:hr="t" fillcolor="#a0a0a0" stroked="f"/>
         </w:pict>
       </w:r>
     </w:p>
@@ -5310,7 +5295,7 @@
     <w:p>
       <w:r>
         <w:pict w14:anchorId="32B52659">
-          <v:rect id="_x0000_i1672" style="width:0;height:1.5pt" o:hralign="center" o:hrstd="t" o:hr="t" fillcolor="#a0a0a0" stroked="f"/>
+          <v:rect id="_x0000_i1083" style="width:0;height:1.5pt" o:hralign="center" o:hrstd="t" o:hr="t" fillcolor="#a0a0a0" stroked="f"/>
         </w:pict>
       </w:r>
     </w:p>
@@ -5357,7 +5342,7 @@
     <w:p>
       <w:r>
         <w:pict w14:anchorId="6A8CF939">
-          <v:rect id="_x0000_i1673" style="width:0;height:1.5pt" o:hralign="center" o:hrstd="t" o:hr="t" fillcolor="#a0a0a0" stroked="f"/>
+          <v:rect id="_x0000_i1084" style="width:0;height:1.5pt" o:hralign="center" o:hrstd="t" o:hr="t" fillcolor="#a0a0a0" stroked="f"/>
         </w:pict>
       </w:r>
     </w:p>
@@ -5431,7 +5416,7 @@
     <w:p>
       <w:r>
         <w:pict w14:anchorId="3D41F831">
-          <v:rect id="_x0000_i1674" style="width:0;height:1.5pt" o:hralign="center" o:hrstd="t" o:hr="t" fillcolor="#a0a0a0" stroked="f"/>
+          <v:rect id="_x0000_i1085" style="width:0;height:1.5pt" o:hralign="center" o:hrstd="t" o:hr="t" fillcolor="#a0a0a0" stroked="f"/>
         </w:pict>
       </w:r>
     </w:p>
@@ -5447,17 +5432,17 @@
           <w:b/>
           <w:bCs/>
         </w:rPr>
+        <w:t>7. Example Using Addition Rule</w:t>
+      </w:r>
+    </w:p>
+    <w:p>
+      <w:r>
+        <w:t>Dice experiment:</w:t>
+      </w:r>
+    </w:p>
+    <w:p>
+      <w:r>
         <w:lastRenderedPageBreak/>
-        <w:t>7. Example Using Addition Rule</w:t>
-      </w:r>
-    </w:p>
-    <w:p>
-      <w:r>
-        <w:t>Dice experiment:</w:t>
-      </w:r>
-    </w:p>
-    <w:p>
-      <w:r>
         <w:t>Event A = even number</w:t>
       </w:r>
     </w:p>
@@ -5539,7 +5524,7 @@
     <w:p>
       <w:r>
         <w:pict w14:anchorId="26DB4CA4">
-          <v:rect id="_x0000_i1675" style="width:0;height:1.5pt" o:hralign="center" o:hrstd="t" o:hr="t" fillcolor="#a0a0a0" stroked="f"/>
+          <v:rect id="_x0000_i1086" style="width:0;height:1.5pt" o:hralign="center" o:hrstd="t" o:hr="t" fillcolor="#a0a0a0" stroked="f"/>
         </w:pict>
       </w:r>
     </w:p>
@@ -5776,7 +5761,7 @@
     <w:p>
       <w:r>
         <w:pict w14:anchorId="4617E514">
-          <v:rect id="_x0000_i1676" style="width:0;height:1.5pt" o:hralign="center" o:hrstd="t" o:hr="t" fillcolor="#a0a0a0" stroked="f"/>
+          <v:rect id="_x0000_i1087" style="width:0;height:1.5pt" o:hralign="center" o:hrstd="t" o:hr="t" fillcolor="#a0a0a0" stroked="f"/>
         </w:pict>
       </w:r>
     </w:p>
@@ -5803,9 +5788,6 @@
       </w:r>
       <w:r>
         <w:br/>
-      </w:r>
-      <w:r>
-        <w:lastRenderedPageBreak/>
         <w:t xml:space="preserve">        ↓</w:t>
       </w:r>
       <w:r>
@@ -5818,6 +5800,9 @@
       </w:r>
       <w:r>
         <w:br/>
+      </w:r>
+      <w:r>
+        <w:lastRenderedPageBreak/>
         <w:t>Probability Rules</w:t>
       </w:r>
       <w:r>
@@ -5828,7 +5813,7 @@
     <w:p>
       <w:r>
         <w:pict w14:anchorId="501653EA">
-          <v:rect id="_x0000_i1678" style="width:0;height:1.5pt" o:hralign="center" o:hrstd="t" o:hr="t" fillcolor="#a0a0a0" stroked="f"/>
+          <v:rect id="_x0000_i1088" style="width:0;height:1.5pt" o:hralign="center" o:hrstd="t" o:hr="t" fillcolor="#a0a0a0" stroked="f"/>
         </w:pict>
       </w:r>
     </w:p>
@@ -5890,7 +5875,7 @@
     <w:p>
       <w:r>
         <w:pict w14:anchorId="039E105A">
-          <v:rect id="_x0000_i1679" style="width:0;height:1.5pt" o:hralign="center" o:hrstd="t" o:hr="t" fillcolor="#a0a0a0" stroked="f"/>
+          <v:rect id="_x0000_i1089" style="width:0;height:1.5pt" o:hralign="center" o:hrstd="t" o:hr="t" fillcolor="#a0a0a0" stroked="f"/>
         </w:pict>
       </w:r>
     </w:p>
@@ -6031,7 +6016,7 @@
     <w:p>
       <w:r>
         <w:pict w14:anchorId="61E60617">
-          <v:rect id="_x0000_i1680" style="width:0;height:1.5pt" o:hralign="center" o:hrstd="t" o:hr="t" fillcolor="#a0a0a0" stroked="f"/>
+          <v:rect id="_x0000_i1090" style="width:0;height:1.5pt" o:hralign="center" o:hrstd="t" o:hr="t" fillcolor="#a0a0a0" stroked="f"/>
         </w:pict>
       </w:r>
     </w:p>
@@ -6191,7 +6176,7 @@
     <w:p>
       <w:r>
         <w:pict w14:anchorId="50847F70">
-          <v:rect id="_x0000_i1681" style="width:0;height:1.5pt" o:hralign="center" o:hrstd="t" o:hr="t" fillcolor="#a0a0a0" stroked="f"/>
+          <v:rect id="_x0000_i1091" style="width:0;height:1.5pt" o:hralign="center" o:hrstd="t" o:hr="t" fillcolor="#a0a0a0" stroked="f"/>
         </w:pict>
       </w:r>
     </w:p>
@@ -6207,30 +6192,45 @@
           <w:b/>
           <w:bCs/>
         </w:rPr>
+        <w:t>3. Intuition Behind Conditional Probability</w:t>
+      </w:r>
+    </w:p>
+    <w:p>
+      <w:r>
+        <w:t xml:space="preserve">When event </w:t>
+      </w:r>
+      <w:r>
+        <w:rPr>
+          <w:b/>
+          <w:bCs/>
+        </w:rPr>
+        <w:t>B has already occurred</w:t>
+      </w:r>
+      <w:r>
+        <w:t xml:space="preserve">, the sample space becomes </w:t>
+      </w:r>
+      <w:r>
+        <w:rPr>
+          <w:b/>
+          <w:bCs/>
+        </w:rPr>
+        <w:t>smaller</w:t>
+      </w:r>
+      <w:r>
+        <w:t>.</w:t>
+      </w:r>
+    </w:p>
+    <w:p>
+      <w:r>
         <w:lastRenderedPageBreak/>
-        <w:t>3. Intuition Behind Conditional Probability</w:t>
-      </w:r>
-    </w:p>
-    <w:p>
-      <w:r>
-        <w:t xml:space="preserve">When event </w:t>
-      </w:r>
-      <w:r>
-        <w:rPr>
-          <w:b/>
-          <w:bCs/>
-        </w:rPr>
-        <w:t>B has already occurred</w:t>
-      </w:r>
-      <w:r>
-        <w:t xml:space="preserve">, the sample space becomes </w:t>
-      </w:r>
-      <w:r>
-        <w:rPr>
-          <w:b/>
-          <w:bCs/>
-        </w:rPr>
-        <w:t>smaller</w:t>
+        <w:t xml:space="preserve">So we only consider </w:t>
+      </w:r>
+      <w:r>
+        <w:rPr>
+          <w:b/>
+          <w:bCs/>
+        </w:rPr>
+        <w:t>outcomes where B happens</w:t>
       </w:r>
       <w:r>
         <w:t>.</w:t>
@@ -6238,14 +6238,14 @@
     </w:p>
     <w:p>
       <w:r>
-        <w:t xml:space="preserve">So we only consider </w:t>
-      </w:r>
-      <w:r>
-        <w:rPr>
-          <w:b/>
-          <w:bCs/>
-        </w:rPr>
-        <w:t>outcomes where B happens</w:t>
+        <w:t xml:space="preserve">Then we calculate how many of those outcomes also satisfy </w:t>
+      </w:r>
+      <w:r>
+        <w:rPr>
+          <w:b/>
+          <w:bCs/>
+        </w:rPr>
+        <w:t>event A</w:t>
       </w:r>
       <w:r>
         <w:t>.</w:t>
@@ -6253,23 +6253,8 @@
     </w:p>
     <w:p>
       <w:r>
-        <w:t xml:space="preserve">Then we calculate how many of those outcomes also satisfy </w:t>
-      </w:r>
-      <w:r>
-        <w:rPr>
-          <w:b/>
-          <w:bCs/>
-        </w:rPr>
-        <w:t>event A</w:t>
-      </w:r>
-      <w:r>
-        <w:t>.</w:t>
-      </w:r>
-    </w:p>
-    <w:p>
-      <w:r>
         <w:pict w14:anchorId="0619D8C9">
-          <v:rect id="_x0000_i1682" style="width:0;height:1.5pt" o:hralign="center" o:hrstd="t" o:hr="t" fillcolor="#a0a0a0" stroked="f"/>
+          <v:rect id="_x0000_i1092" style="width:0;height:1.5pt" o:hralign="center" o:hrstd="t" o:hr="t" fillcolor="#a0a0a0" stroked="f"/>
         </w:pict>
       </w:r>
     </w:p>
@@ -6326,7 +6311,7 @@
     <w:p>
       <w:r>
         <w:pict w14:anchorId="289E5C7B">
-          <v:rect id="_x0000_i1683" style="width:0;height:1.5pt" o:hralign="center" o:hrstd="t" o:hr="t" fillcolor="#a0a0a0" stroked="f"/>
+          <v:rect id="_x0000_i1093" style="width:0;height:1.5pt" o:hralign="center" o:hrstd="t" o:hr="t" fillcolor="#a0a0a0" stroked="f"/>
         </w:pict>
       </w:r>
     </w:p>
@@ -6363,7 +6348,7 @@
     <w:p>
       <w:r>
         <w:pict w14:anchorId="5E4E9CC5">
-          <v:rect id="_x0000_i1684" style="width:0;height:1.5pt" o:hralign="center" o:hrstd="t" o:hr="t" fillcolor="#a0a0a0" stroked="f"/>
+          <v:rect id="_x0000_i1094" style="width:0;height:1.5pt" o:hralign="center" o:hrstd="t" o:hr="t" fillcolor="#a0a0a0" stroked="f"/>
         </w:pict>
       </w:r>
     </w:p>
@@ -6390,7 +6375,7 @@
     <w:p>
       <w:r>
         <w:pict w14:anchorId="08E1135A">
-          <v:rect id="_x0000_i1685" style="width:0;height:1.5pt" o:hralign="center" o:hrstd="t" o:hr="t" fillcolor="#a0a0a0" stroked="f"/>
+          <v:rect id="_x0000_i1095" style="width:0;height:1.5pt" o:hralign="center" o:hrstd="t" o:hr="t" fillcolor="#a0a0a0" stroked="f"/>
         </w:pict>
       </w:r>
     </w:p>
@@ -6461,7 +6446,7 @@
     <w:p>
       <w:r>
         <w:pict w14:anchorId="3DB018BF">
-          <v:rect id="_x0000_i1686" style="width:0;height:1.5pt" o:hralign="center" o:hrstd="t" o:hr="t" fillcolor="#a0a0a0" stroked="f"/>
+          <v:rect id="_x0000_i1096" style="width:0;height:1.5pt" o:hralign="center" o:hrstd="t" o:hr="t" fillcolor="#a0a0a0" stroked="f"/>
         </w:pict>
       </w:r>
     </w:p>
@@ -6502,7 +6487,6 @@
     </w:p>
     <w:p>
       <w:r>
-        <w:lastRenderedPageBreak/>
         <w:t xml:space="preserve">Event A = drawing a </w:t>
       </w:r>
       <w:r>
@@ -6531,6 +6515,7 @@
     </w:p>
     <w:p>
       <w:r>
+        <w:lastRenderedPageBreak/>
         <w:t>J, Q, K</w:t>
       </w:r>
     </w:p>
@@ -6561,7 +6546,7 @@
     <w:p>
       <w:r>
         <w:pict w14:anchorId="27B221F1">
-          <v:rect id="_x0000_i1687" style="width:0;height:1.5pt" o:hralign="center" o:hrstd="t" o:hr="t" fillcolor="#a0a0a0" stroked="f"/>
+          <v:rect id="_x0000_i1097" style="width:0;height:1.5pt" o:hralign="center" o:hrstd="t" o:hr="t" fillcolor="#a0a0a0" stroked="f"/>
         </w:pict>
       </w:r>
     </w:p>
@@ -6642,7 +6627,7 @@
     <w:p>
       <w:r>
         <w:pict w14:anchorId="77CCEA1F">
-          <v:rect id="_x0000_i1688" style="width:0;height:1.5pt" o:hralign="center" o:hrstd="t" o:hr="t" fillcolor="#a0a0a0" stroked="f"/>
+          <v:rect id="_x0000_i1098" style="width:0;height:1.5pt" o:hralign="center" o:hrstd="t" o:hr="t" fillcolor="#a0a0a0" stroked="f"/>
         </w:pict>
       </w:r>
     </w:p>
@@ -6736,7 +6721,7 @@
     <w:p>
       <w:r>
         <w:pict w14:anchorId="0B3EA3B9">
-          <v:rect id="_x0000_i1689" style="width:0;height:1.5pt" o:hralign="center" o:hrstd="t" o:hr="t" fillcolor="#a0a0a0" stroked="f"/>
+          <v:rect id="_x0000_i1099" style="width:0;height:1.5pt" o:hralign="center" o:hrstd="t" o:hr="t" fillcolor="#a0a0a0" stroked="f"/>
         </w:pict>
       </w:r>
     </w:p>
@@ -6803,7 +6788,7 @@
     <w:p>
       <w:r>
         <w:pict w14:anchorId="7D1B9871">
-          <v:rect id="_x0000_i1690" style="width:0;height:1.5pt" o:hralign="center" o:hrstd="t" o:hr="t" fillcolor="#a0a0a0" stroked="f"/>
+          <v:rect id="_x0000_i1100" style="width:0;height:1.5pt" o:hralign="center" o:hrstd="t" o:hr="t" fillcolor="#a0a0a0" stroked="f"/>
         </w:pict>
       </w:r>
     </w:p>
@@ -6819,17 +6804,17 @@
           <w:b/>
           <w:bCs/>
         </w:rPr>
+        <w:t>8. Example Using Multiplication Rule</w:t>
+      </w:r>
+    </w:p>
+    <w:p>
+      <w:r>
+        <w:t>Suppose:</w:t>
+      </w:r>
+    </w:p>
+    <w:p>
+      <w:r>
         <w:lastRenderedPageBreak/>
-        <w:t>8. Example Using Multiplication Rule</w:t>
-      </w:r>
-    </w:p>
-    <w:p>
-      <w:r>
-        <w:t>Suppose:</w:t>
-      </w:r>
-    </w:p>
-    <w:p>
-      <w:r>
         <w:t>P(A | B) = 0.4</w:t>
       </w:r>
       <w:r>
@@ -6854,7 +6839,7 @@
     <w:p>
       <w:r>
         <w:pict w14:anchorId="26B415A6">
-          <v:rect id="_x0000_i1691" style="width:0;height:1.5pt" o:hralign="center" o:hrstd="t" o:hr="t" fillcolor="#a0a0a0" stroked="f"/>
+          <v:rect id="_x0000_i1101" style="width:0;height:1.5pt" o:hralign="center" o:hrstd="t" o:hr="t" fillcolor="#a0a0a0" stroked="f"/>
         </w:pict>
       </w:r>
     </w:p>
@@ -7096,7 +7081,7 @@
     <w:p>
       <w:r>
         <w:pict w14:anchorId="65AF38AD">
-          <v:rect id="_x0000_i1692" style="width:0;height:1.5pt" o:hralign="center" o:hrstd="t" o:hr="t" fillcolor="#a0a0a0" stroked="f"/>
+          <v:rect id="_x0000_i1102" style="width:0;height:1.5pt" o:hralign="center" o:hrstd="t" o:hr="t" fillcolor="#a0a0a0" stroked="f"/>
         </w:pict>
       </w:r>
     </w:p>
@@ -7164,7 +7149,7 @@
     <w:p>
       <w:r>
         <w:pict w14:anchorId="0E1E279B">
-          <v:rect id="_x0000_i1693" style="width:0;height:1.5pt" o:hralign="center" o:hrstd="t" o:hr="t" fillcolor="#a0a0a0" stroked="f"/>
+          <v:rect id="_x0000_i1103" style="width:0;height:1.5pt" o:hralign="center" o:hrstd="t" o:hr="t" fillcolor="#a0a0a0" stroked="f"/>
         </w:pict>
       </w:r>
     </w:p>
@@ -7225,211 +7210,8 @@
     </w:p>
     <w:p>
       <w:r>
-        <w:pict w14:anchorId="35E22838">
-          <v:rect id="_x0000_i1694" style="width:0;height:1.5pt" o:hralign="center" o:hrstd="t" o:hr="t" fillcolor="#a0a0a0" stroked="f"/>
-        </w:pict>
-      </w:r>
-    </w:p>
-    <w:p>
-      <w:pPr>
-        <w:rPr>
-          <w:b/>
-          <w:bCs/>
-        </w:rPr>
-      </w:pPr>
-      <w:r>
-        <w:rPr>
-          <w:b/>
-          <w:bCs/>
-        </w:rPr>
-        <w:t>Final Summary</w:t>
-      </w:r>
-    </w:p>
-    <w:tbl>
-      <w:tblPr>
-        <w:tblStyle w:val="PlainTable1"/>
-        <w:tblW w:w="0" w:type="auto"/>
-        <w:tblLook w:val="04A0" w:firstRow="1" w:lastRow="0" w:firstColumn="1" w:lastColumn="0" w:noHBand="0" w:noVBand="1"/>
-      </w:tblPr>
-      <w:tblGrid>
-        <w:gridCol w:w="2317"/>
-        <w:gridCol w:w="2288"/>
-      </w:tblGrid>
-      <w:tr>
-        <w:trPr>
-          <w:cnfStyle w:val="100000000000" w:firstRow="1" w:lastRow="0" w:firstColumn="0" w:lastColumn="0" w:oddVBand="0" w:evenVBand="0" w:oddHBand="0" w:evenHBand="0" w:firstRowFirstColumn="0" w:firstRowLastColumn="0" w:lastRowFirstColumn="0" w:lastRowLastColumn="0"/>
-        </w:trPr>
-        <w:tc>
-          <w:tcPr>
-            <w:cnfStyle w:val="001000000000" w:firstRow="0" w:lastRow="0" w:firstColumn="1" w:lastColumn="0" w:oddVBand="0" w:evenVBand="0" w:oddHBand="0" w:evenHBand="0" w:firstRowFirstColumn="0" w:firstRowLastColumn="0" w:lastRowFirstColumn="0" w:lastRowLastColumn="0"/>
-            <w:tcW w:w="0" w:type="auto"/>
-            <w:hideMark/>
-          </w:tcPr>
-          <w:p>
-            <w:pPr>
-              <w:spacing w:after="160" w:line="259" w:lineRule="auto"/>
-            </w:pPr>
-            <w:r>
-              <w:t>Concept</w:t>
-            </w:r>
-          </w:p>
-        </w:tc>
-        <w:tc>
-          <w:tcPr>
-            <w:tcW w:w="0" w:type="auto"/>
-            <w:hideMark/>
-          </w:tcPr>
-          <w:p>
-            <w:pPr>
-              <w:spacing w:after="160" w:line="259" w:lineRule="auto"/>
-              <w:cnfStyle w:val="100000000000" w:firstRow="1" w:lastRow="0" w:firstColumn="0" w:lastColumn="0" w:oddVBand="0" w:evenVBand="0" w:oddHBand="0" w:evenHBand="0" w:firstRowFirstColumn="0" w:firstRowLastColumn="0" w:lastRowFirstColumn="0" w:lastRowLastColumn="0"/>
-            </w:pPr>
-            <w:r>
-              <w:t>Meaning</w:t>
-            </w:r>
-          </w:p>
-        </w:tc>
-      </w:tr>
-      <w:tr>
-        <w:trPr>
-          <w:cnfStyle w:val="000000100000" w:firstRow="0" w:lastRow="0" w:firstColumn="0" w:lastColumn="0" w:oddVBand="0" w:evenVBand="0" w:oddHBand="1" w:evenHBand="0" w:firstRowFirstColumn="0" w:firstRowLastColumn="0" w:lastRowFirstColumn="0" w:lastRowLastColumn="0"/>
-        </w:trPr>
-        <w:tc>
-          <w:tcPr>
-            <w:cnfStyle w:val="001000000000" w:firstRow="0" w:lastRow="0" w:firstColumn="1" w:lastColumn="0" w:oddVBand="0" w:evenVBand="0" w:oddHBand="0" w:evenHBand="0" w:firstRowFirstColumn="0" w:firstRowLastColumn="0" w:lastRowFirstColumn="0" w:lastRowLastColumn="0"/>
-            <w:tcW w:w="0" w:type="auto"/>
-            <w:hideMark/>
-          </w:tcPr>
-          <w:p>
-            <w:pPr>
-              <w:spacing w:after="160" w:line="259" w:lineRule="auto"/>
-            </w:pPr>
-            <w:r>
-              <w:lastRenderedPageBreak/>
-              <w:t>Conditional Probability</w:t>
-            </w:r>
-          </w:p>
-        </w:tc>
-        <w:tc>
-          <w:tcPr>
-            <w:tcW w:w="0" w:type="auto"/>
-            <w:hideMark/>
-          </w:tcPr>
-          <w:p>
-            <w:pPr>
-              <w:spacing w:after="160" w:line="259" w:lineRule="auto"/>
-              <w:cnfStyle w:val="000000100000" w:firstRow="0" w:lastRow="0" w:firstColumn="0" w:lastColumn="0" w:oddVBand="0" w:evenVBand="0" w:oddHBand="1" w:evenHBand="0" w:firstRowFirstColumn="0" w:firstRowLastColumn="0" w:lastRowFirstColumn="0" w:lastRowLastColumn="0"/>
-            </w:pPr>
-            <w:r>
-              <w:t>probability of A given B</w:t>
-            </w:r>
-          </w:p>
-        </w:tc>
-      </w:tr>
-      <w:tr>
-        <w:tc>
-          <w:tcPr>
-            <w:cnfStyle w:val="001000000000" w:firstRow="0" w:lastRow="0" w:firstColumn="1" w:lastColumn="0" w:oddVBand="0" w:evenVBand="0" w:oddHBand="0" w:evenHBand="0" w:firstRowFirstColumn="0" w:firstRowLastColumn="0" w:lastRowFirstColumn="0" w:lastRowLastColumn="0"/>
-            <w:tcW w:w="0" w:type="auto"/>
-            <w:hideMark/>
-          </w:tcPr>
-          <w:p>
-            <w:pPr>
-              <w:spacing w:after="160" w:line="259" w:lineRule="auto"/>
-            </w:pPr>
-            <w:r>
-              <w:t>Formula</w:t>
-            </w:r>
-          </w:p>
-        </w:tc>
-        <w:tc>
-          <w:tcPr>
-            <w:tcW w:w="0" w:type="auto"/>
-            <w:hideMark/>
-          </w:tcPr>
-          <w:p>
-            <w:pPr>
-              <w:spacing w:after="160" w:line="259" w:lineRule="auto"/>
-              <w:cnfStyle w:val="000000000000" w:firstRow="0" w:lastRow="0" w:firstColumn="0" w:lastColumn="0" w:oddVBand="0" w:evenVBand="0" w:oddHBand="0" w:evenHBand="0" w:firstRowFirstColumn="0" w:firstRowLastColumn="0" w:lastRowFirstColumn="0" w:lastRowLastColumn="0"/>
-            </w:pPr>
-            <w:r>
-              <w:t>P(A</w:t>
-            </w:r>
-          </w:p>
-        </w:tc>
-      </w:tr>
-      <w:tr>
-        <w:trPr>
-          <w:cnfStyle w:val="000000100000" w:firstRow="0" w:lastRow="0" w:firstColumn="0" w:lastColumn="0" w:oddVBand="0" w:evenVBand="0" w:oddHBand="1" w:evenHBand="0" w:firstRowFirstColumn="0" w:firstRowLastColumn="0" w:lastRowFirstColumn="0" w:lastRowLastColumn="0"/>
-        </w:trPr>
-        <w:tc>
-          <w:tcPr>
-            <w:cnfStyle w:val="001000000000" w:firstRow="0" w:lastRow="0" w:firstColumn="1" w:lastColumn="0" w:oddVBand="0" w:evenVBand="0" w:oddHBand="0" w:evenHBand="0" w:firstRowFirstColumn="0" w:firstRowLastColumn="0" w:lastRowFirstColumn="0" w:lastRowLastColumn="0"/>
-            <w:tcW w:w="0" w:type="auto"/>
-            <w:hideMark/>
-          </w:tcPr>
-          <w:p>
-            <w:pPr>
-              <w:spacing w:after="160" w:line="259" w:lineRule="auto"/>
-            </w:pPr>
-            <w:r>
-              <w:t>Multiplication Rule</w:t>
-            </w:r>
-          </w:p>
-        </w:tc>
-        <w:tc>
-          <w:tcPr>
-            <w:tcW w:w="0" w:type="auto"/>
-            <w:hideMark/>
-          </w:tcPr>
-          <w:p>
-            <w:pPr>
-              <w:spacing w:after="160" w:line="259" w:lineRule="auto"/>
-              <w:cnfStyle w:val="000000100000" w:firstRow="0" w:lastRow="0" w:firstColumn="0" w:lastColumn="0" w:oddVBand="0" w:evenVBand="0" w:oddHBand="1" w:evenHBand="0" w:firstRowFirstColumn="0" w:firstRowLastColumn="0" w:lastRowFirstColumn="0" w:lastRowLastColumn="0"/>
-            </w:pPr>
-            <w:r>
-              <w:t>P(A∩B) = P(A</w:t>
-            </w:r>
-          </w:p>
-        </w:tc>
-      </w:tr>
-      <w:tr>
-        <w:tc>
-          <w:tcPr>
-            <w:cnfStyle w:val="001000000000" w:firstRow="0" w:lastRow="0" w:firstColumn="1" w:lastColumn="0" w:oddVBand="0" w:evenVBand="0" w:oddHBand="0" w:evenHBand="0" w:firstRowFirstColumn="0" w:firstRowLastColumn="0" w:lastRowFirstColumn="0" w:lastRowLastColumn="0"/>
-            <w:tcW w:w="0" w:type="auto"/>
-            <w:hideMark/>
-          </w:tcPr>
-          <w:p>
-            <w:pPr>
-              <w:spacing w:after="160" w:line="259" w:lineRule="auto"/>
-            </w:pPr>
-            <w:r>
-              <w:t>Independence</w:t>
-            </w:r>
-          </w:p>
-        </w:tc>
-        <w:tc>
-          <w:tcPr>
-            <w:tcW w:w="0" w:type="auto"/>
-            <w:hideMark/>
-          </w:tcPr>
-          <w:p>
-            <w:pPr>
-              <w:spacing w:after="160" w:line="259" w:lineRule="auto"/>
-              <w:cnfStyle w:val="000000000000" w:firstRow="0" w:lastRow="0" w:firstColumn="0" w:lastColumn="0" w:oddVBand="0" w:evenVBand="0" w:oddHBand="0" w:evenHBand="0" w:firstRowFirstColumn="0" w:firstRowLastColumn="0" w:lastRowFirstColumn="0" w:lastRowLastColumn="0"/>
-            </w:pPr>
-            <w:r>
-              <w:t>P(A</w:t>
-            </w:r>
-          </w:p>
-        </w:tc>
-      </w:tr>
-    </w:tbl>
-    <w:p>
-      <w:r>
         <w:pict w14:anchorId="402DCE0D">
-          <v:rect id="_x0000_i1695" style="width:0;height:1.5pt" o:hralign="center" o:hrstd="t" o:hr="t" fillcolor="#a0a0a0" stroked="f"/>
+          <v:rect id="_x0000_i1105" style="width:0;height:1.5pt" o:hralign="center" o:hrstd="t" o:hr="t" fillcolor="#a0a0a0" stroked="f"/>
         </w:pict>
       </w:r>
     </w:p>
@@ -7471,6 +7253,7 @@
     </w:p>
     <w:p>
       <w:r>
+        <w:lastRenderedPageBreak/>
         <w:t xml:space="preserve">Conditional probability allows us to </w:t>
       </w:r>
       <w:r>
@@ -7487,7 +7270,7 @@
     <w:p>
       <w:r>
         <w:pict w14:anchorId="38469D2B">
-          <v:rect id="_x0000_i1696" style="width:0;height:1.5pt" o:hralign="center" o:hrstd="t" o:hr="t" fillcolor="#a0a0a0" stroked="f"/>
+          <v:rect id="_x0000_i1106" style="width:0;height:1.5pt" o:hralign="center" o:hrstd="t" o:hr="t" fillcolor="#a0a0a0" stroked="f"/>
         </w:pict>
       </w:r>
     </w:p>
@@ -7554,7 +7337,7 @@
     <w:p>
       <w:r>
         <w:pict w14:anchorId="2E149518">
-          <v:rect id="_x0000_i2044" style="width:0;height:1.5pt" o:hralign="center" o:hrstd="t" o:hr="t" fillcolor="#a0a0a0" stroked="f"/>
+          <v:rect id="_x0000_i1107" style="width:0;height:1.5pt" o:hralign="center" o:hrstd="t" o:hr="t" fillcolor="#a0a0a0" stroked="f"/>
         </w:pict>
       </w:r>
     </w:p>
@@ -7615,7 +7398,7 @@
     <w:p>
       <w:r>
         <w:pict w14:anchorId="66A88312">
-          <v:rect id="_x0000_i2045" style="width:0;height:1.5pt" o:hralign="center" o:hrstd="t" o:hr="t" fillcolor="#a0a0a0" stroked="f"/>
+          <v:rect id="_x0000_i1108" style="width:0;height:1.5pt" o:hralign="center" o:hrstd="t" o:hr="t" fillcolor="#a0a0a0" stroked="f"/>
         </w:pict>
       </w:r>
     </w:p>
@@ -7646,194 +7429,113 @@
     </w:p>
     <w:p>
       <w:r>
+        <w:pict w14:anchorId="69B94312">
+          <v:rect id="_x0000_i1109" style="width:0;height:1.5pt" o:hralign="center" o:hrstd="t" o:hr="t" fillcolor="#a0a0a0" stroked="f"/>
+        </w:pict>
+      </w:r>
+    </w:p>
+    <w:p>
+      <w:pPr>
+        <w:rPr>
+          <w:b/>
+          <w:bCs/>
+        </w:rPr>
+      </w:pPr>
+      <w:r>
+        <w:rPr>
+          <w:b/>
+          <w:bCs/>
+        </w:rPr>
+        <w:t>3. Components of Bayes’ Theorem</w:t>
+      </w:r>
+    </w:p>
+    <w:p>
+      <w:pPr>
+        <w:rPr>
+          <w:b/>
+          <w:bCs/>
+        </w:rPr>
+      </w:pPr>
+      <w:r>
+        <w:rPr>
+          <w:b/>
+          <w:bCs/>
+        </w:rPr>
+        <w:t>1. Prior Probability</w:t>
+      </w:r>
+    </w:p>
+    <w:p>
+      <w:r>
+        <w:t xml:space="preserve">The </w:t>
+      </w:r>
+      <w:r>
+        <w:rPr>
+          <w:b/>
+          <w:bCs/>
+        </w:rPr>
+        <w:t>prior probability</w:t>
+      </w:r>
+      <w:r>
+        <w:t xml:space="preserve"> is the probability of an event before observing new data.</w:t>
+      </w:r>
+    </w:p>
+    <w:p>
+      <w:r>
+        <w:t>Example:</w:t>
+      </w:r>
+    </w:p>
+    <w:p>
+      <w:r>
+        <w:t>P(Disease)</w:t>
+      </w:r>
+    </w:p>
+    <w:p>
+      <w:r>
+        <w:t>Probability that a person has a disease before seeing test results.</w:t>
+      </w:r>
+    </w:p>
+    <w:p>
+      <w:r>
+        <w:pict w14:anchorId="034EFB36">
+          <v:rect id="_x0000_i1110" style="width:0;height:1.5pt" o:hralign="center" o:hrstd="t" o:hr="t" fillcolor="#a0a0a0" stroked="f"/>
+        </w:pict>
+      </w:r>
+    </w:p>
+    <w:p>
+      <w:pPr>
+        <w:rPr>
+          <w:b/>
+          <w:bCs/>
+        </w:rPr>
+      </w:pPr>
+      <w:r>
+        <w:rPr>
+          <w:b/>
+          <w:bCs/>
+        </w:rPr>
+        <w:t>2. Likelihood</w:t>
+      </w:r>
+    </w:p>
+    <w:p>
+      <w:r>
+        <w:t>Likelihood represents the probability of observing the evidence given the hypothesis.</w:t>
+      </w:r>
+    </w:p>
+    <w:p>
+      <w:r>
         <w:lastRenderedPageBreak/>
-        <w:t>Where:</w:t>
-      </w:r>
-    </w:p>
-    <w:tbl>
-      <w:tblPr>
-        <w:tblStyle w:val="PlainTable1"/>
-        <w:tblW w:w="0" w:type="auto"/>
-        <w:tblLook w:val="04A0" w:firstRow="1" w:lastRow="0" w:firstColumn="1" w:lastColumn="0" w:noHBand="0" w:noVBand="1"/>
-      </w:tblPr>
-      <w:tblGrid>
-        <w:gridCol w:w="674"/>
-        <w:gridCol w:w="1666"/>
-      </w:tblGrid>
-      <w:tr>
-        <w:trPr>
-          <w:cnfStyle w:val="100000000000" w:firstRow="1" w:lastRow="0" w:firstColumn="0" w:lastColumn="0" w:oddVBand="0" w:evenVBand="0" w:oddHBand="0" w:evenHBand="0" w:firstRowFirstColumn="0" w:firstRowLastColumn="0" w:lastRowFirstColumn="0" w:lastRowLastColumn="0"/>
-        </w:trPr>
-        <w:tc>
-          <w:tcPr>
-            <w:cnfStyle w:val="001000000000" w:firstRow="0" w:lastRow="0" w:firstColumn="1" w:lastColumn="0" w:oddVBand="0" w:evenVBand="0" w:oddHBand="0" w:evenHBand="0" w:firstRowFirstColumn="0" w:firstRowLastColumn="0" w:lastRowFirstColumn="0" w:lastRowLastColumn="0"/>
-            <w:tcW w:w="0" w:type="auto"/>
-            <w:hideMark/>
-          </w:tcPr>
-          <w:p>
-            <w:pPr>
-              <w:spacing w:after="160" w:line="259" w:lineRule="auto"/>
-            </w:pPr>
-            <w:r>
-              <w:t>Term</w:t>
-            </w:r>
-          </w:p>
-        </w:tc>
-        <w:tc>
-          <w:tcPr>
-            <w:tcW w:w="0" w:type="auto"/>
-            <w:hideMark/>
-          </w:tcPr>
-          <w:p>
-            <w:pPr>
-              <w:spacing w:after="160" w:line="259" w:lineRule="auto"/>
-              <w:cnfStyle w:val="100000000000" w:firstRow="1" w:lastRow="0" w:firstColumn="0" w:lastColumn="0" w:oddVBand="0" w:evenVBand="0" w:oddHBand="0" w:evenHBand="0" w:firstRowFirstColumn="0" w:firstRowLastColumn="0" w:lastRowFirstColumn="0" w:lastRowLastColumn="0"/>
-            </w:pPr>
-            <w:r>
-              <w:t>Meaning</w:t>
-            </w:r>
-          </w:p>
-        </w:tc>
-      </w:tr>
-      <w:tr>
-        <w:trPr>
-          <w:cnfStyle w:val="000000100000" w:firstRow="0" w:lastRow="0" w:firstColumn="0" w:lastColumn="0" w:oddVBand="0" w:evenVBand="0" w:oddHBand="1" w:evenHBand="0" w:firstRowFirstColumn="0" w:firstRowLastColumn="0" w:lastRowFirstColumn="0" w:lastRowLastColumn="0"/>
-        </w:trPr>
-        <w:tc>
-          <w:tcPr>
-            <w:cnfStyle w:val="001000000000" w:firstRow="0" w:lastRow="0" w:firstColumn="1" w:lastColumn="0" w:oddVBand="0" w:evenVBand="0" w:oddHBand="0" w:evenHBand="0" w:firstRowFirstColumn="0" w:firstRowLastColumn="0" w:lastRowFirstColumn="0" w:lastRowLastColumn="0"/>
-            <w:tcW w:w="0" w:type="auto"/>
-            <w:hideMark/>
-          </w:tcPr>
-          <w:p>
-            <w:pPr>
-              <w:spacing w:after="160" w:line="259" w:lineRule="auto"/>
-            </w:pPr>
-            <w:r>
-              <w:t>P(A</w:t>
-            </w:r>
-          </w:p>
-        </w:tc>
-        <w:tc>
-          <w:tcPr>
-            <w:tcW w:w="0" w:type="auto"/>
-            <w:hideMark/>
-          </w:tcPr>
-          <w:p>
-            <w:pPr>
-              <w:spacing w:after="160" w:line="259" w:lineRule="auto"/>
-              <w:cnfStyle w:val="000000100000" w:firstRow="0" w:lastRow="0" w:firstColumn="0" w:lastColumn="0" w:oddVBand="0" w:evenVBand="0" w:oddHBand="1" w:evenHBand="0" w:firstRowFirstColumn="0" w:firstRowLastColumn="0" w:lastRowFirstColumn="0" w:lastRowLastColumn="0"/>
-            </w:pPr>
-            <w:r>
-              <w:t>B)</w:t>
-            </w:r>
-          </w:p>
-        </w:tc>
-      </w:tr>
-      <w:tr>
-        <w:tc>
-          <w:tcPr>
-            <w:cnfStyle w:val="001000000000" w:firstRow="0" w:lastRow="0" w:firstColumn="1" w:lastColumn="0" w:oddVBand="0" w:evenVBand="0" w:oddHBand="0" w:evenHBand="0" w:firstRowFirstColumn="0" w:firstRowLastColumn="0" w:lastRowFirstColumn="0" w:lastRowLastColumn="0"/>
-            <w:tcW w:w="0" w:type="auto"/>
-            <w:hideMark/>
-          </w:tcPr>
-          <w:p>
-            <w:pPr>
-              <w:spacing w:after="160" w:line="259" w:lineRule="auto"/>
-            </w:pPr>
-            <w:r>
-              <w:t>P(B</w:t>
-            </w:r>
-          </w:p>
-        </w:tc>
-        <w:tc>
-          <w:tcPr>
-            <w:tcW w:w="0" w:type="auto"/>
-            <w:hideMark/>
-          </w:tcPr>
-          <w:p>
-            <w:pPr>
-              <w:spacing w:after="160" w:line="259" w:lineRule="auto"/>
-              <w:cnfStyle w:val="000000000000" w:firstRow="0" w:lastRow="0" w:firstColumn="0" w:lastColumn="0" w:oddVBand="0" w:evenVBand="0" w:oddHBand="0" w:evenHBand="0" w:firstRowFirstColumn="0" w:firstRowLastColumn="0" w:lastRowFirstColumn="0" w:lastRowLastColumn="0"/>
-            </w:pPr>
-            <w:r>
-              <w:t>A)</w:t>
-            </w:r>
-          </w:p>
-        </w:tc>
-      </w:tr>
-      <w:tr>
-        <w:trPr>
-          <w:cnfStyle w:val="000000100000" w:firstRow="0" w:lastRow="0" w:firstColumn="0" w:lastColumn="0" w:oddVBand="0" w:evenVBand="0" w:oddHBand="1" w:evenHBand="0" w:firstRowFirstColumn="0" w:firstRowLastColumn="0" w:lastRowFirstColumn="0" w:lastRowLastColumn="0"/>
-        </w:trPr>
-        <w:tc>
-          <w:tcPr>
-            <w:cnfStyle w:val="001000000000" w:firstRow="0" w:lastRow="0" w:firstColumn="1" w:lastColumn="0" w:oddVBand="0" w:evenVBand="0" w:oddHBand="0" w:evenHBand="0" w:firstRowFirstColumn="0" w:firstRowLastColumn="0" w:lastRowFirstColumn="0" w:lastRowLastColumn="0"/>
-            <w:tcW w:w="0" w:type="auto"/>
-            <w:hideMark/>
-          </w:tcPr>
-          <w:p>
-            <w:pPr>
-              <w:spacing w:after="160" w:line="259" w:lineRule="auto"/>
-            </w:pPr>
-            <w:r>
-              <w:t>P(A)</w:t>
-            </w:r>
-          </w:p>
-        </w:tc>
-        <w:tc>
-          <w:tcPr>
-            <w:tcW w:w="0" w:type="auto"/>
-            <w:hideMark/>
-          </w:tcPr>
-          <w:p>
-            <w:pPr>
-              <w:spacing w:after="160" w:line="259" w:lineRule="auto"/>
-              <w:cnfStyle w:val="000000100000" w:firstRow="0" w:lastRow="0" w:firstColumn="0" w:lastColumn="0" w:oddVBand="0" w:evenVBand="0" w:oddHBand="1" w:evenHBand="0" w:firstRowFirstColumn="0" w:firstRowLastColumn="0" w:lastRowFirstColumn="0" w:lastRowLastColumn="0"/>
-            </w:pPr>
-            <w:r>
-              <w:t>Prior probability</w:t>
-            </w:r>
-          </w:p>
-        </w:tc>
-      </w:tr>
-      <w:tr>
-        <w:tc>
-          <w:tcPr>
-            <w:cnfStyle w:val="001000000000" w:firstRow="0" w:lastRow="0" w:firstColumn="1" w:lastColumn="0" w:oddVBand="0" w:evenVBand="0" w:oddHBand="0" w:evenHBand="0" w:firstRowFirstColumn="0" w:firstRowLastColumn="0" w:lastRowFirstColumn="0" w:lastRowLastColumn="0"/>
-            <w:tcW w:w="0" w:type="auto"/>
-            <w:hideMark/>
-          </w:tcPr>
-          <w:p>
-            <w:pPr>
-              <w:spacing w:after="160" w:line="259" w:lineRule="auto"/>
-            </w:pPr>
-            <w:r>
-              <w:t>P(B)</w:t>
-            </w:r>
-          </w:p>
-        </w:tc>
-        <w:tc>
-          <w:tcPr>
-            <w:tcW w:w="0" w:type="auto"/>
-            <w:hideMark/>
-          </w:tcPr>
-          <w:p>
-            <w:pPr>
-              <w:spacing w:after="160" w:line="259" w:lineRule="auto"/>
-              <w:cnfStyle w:val="000000000000" w:firstRow="0" w:lastRow="0" w:firstColumn="0" w:lastColumn="0" w:oddVBand="0" w:evenVBand="0" w:oddHBand="0" w:evenHBand="0" w:firstRowFirstColumn="0" w:firstRowLastColumn="0" w:lastRowFirstColumn="0" w:lastRowLastColumn="0"/>
-            </w:pPr>
-            <w:r>
-              <w:t>Evidence</w:t>
-            </w:r>
-          </w:p>
-        </w:tc>
-      </w:tr>
-    </w:tbl>
-    <w:p>
-      <w:r>
-        <w:pict w14:anchorId="69B94312">
-          <v:rect id="_x0000_i2046" style="width:0;height:1.5pt" o:hralign="center" o:hrstd="t" o:hr="t" fillcolor="#a0a0a0" stroked="f"/>
+        <w:t>Example:</w:t>
+      </w:r>
+    </w:p>
+    <w:p>
+      <w:r>
+        <w:t>P(Test positive | Disease)</w:t>
+      </w:r>
+    </w:p>
+    <w:p>
+      <w:r>
+        <w:pict w14:anchorId="0807E8CA">
+          <v:rect id="_x0000_i1111" style="width:0;height:1.5pt" o:hralign="center" o:hrstd="t" o:hr="t" fillcolor="#a0a0a0" stroked="f"/>
         </w:pict>
       </w:r>
     </w:p>
@@ -7849,37 +7551,12 @@
           <w:b/>
           <w:bCs/>
         </w:rPr>
-        <w:t>3. Components of Bayes’ Theorem</w:t>
-      </w:r>
-    </w:p>
-    <w:p>
-      <w:pPr>
-        <w:rPr>
-          <w:b/>
-          <w:bCs/>
-        </w:rPr>
-      </w:pPr>
-      <w:r>
-        <w:rPr>
-          <w:b/>
-          <w:bCs/>
-        </w:rPr>
-        <w:t>1. Prior Probability</w:t>
-      </w:r>
-    </w:p>
-    <w:p>
-      <w:r>
-        <w:t xml:space="preserve">The </w:t>
-      </w:r>
-      <w:r>
-        <w:rPr>
-          <w:b/>
-          <w:bCs/>
-        </w:rPr>
-        <w:t>prior probability</w:t>
-      </w:r>
-      <w:r>
-        <w:t xml:space="preserve"> is the probability of an event before observing new data.</w:t>
+        <w:t>3. Evidence</w:t>
+      </w:r>
+    </w:p>
+    <w:p>
+      <w:r>
+        <w:t>Evidence is the total probability of observing the data.</w:t>
       </w:r>
     </w:p>
     <w:p>
@@ -7889,18 +7566,13 @@
     </w:p>
     <w:p>
       <w:r>
-        <w:t>P(Disease)</w:t>
-      </w:r>
-    </w:p>
-    <w:p>
-      <w:r>
-        <w:t>Probability that a person has a disease before seeing test results.</w:t>
-      </w:r>
-    </w:p>
-    <w:p>
-      <w:r>
-        <w:pict w14:anchorId="034EFB36">
-          <v:rect id="_x0000_i2047" style="width:0;height:1.5pt" o:hralign="center" o:hrstd="t" o:hr="t" fillcolor="#a0a0a0" stroked="f"/>
+        <w:t>P(Test positive)</w:t>
+      </w:r>
+    </w:p>
+    <w:p>
+      <w:r>
+        <w:pict w14:anchorId="327A3A45">
+          <v:rect id="_x0000_i1112" style="width:0;height:1.5pt" o:hralign="center" o:hrstd="t" o:hr="t" fillcolor="#a0a0a0" stroked="f"/>
         </w:pict>
       </w:r>
     </w:p>
@@ -7916,12 +7588,22 @@
           <w:b/>
           <w:bCs/>
         </w:rPr>
-        <w:t>2. Likelihood</w:t>
-      </w:r>
-    </w:p>
-    <w:p>
-      <w:r>
-        <w:t>Likelihood represents the probability of observing the evidence given the hypothesis.</w:t>
+        <w:t>4. Posterior Probability</w:t>
+      </w:r>
+    </w:p>
+    <w:p>
+      <w:r>
+        <w:t xml:space="preserve">Posterior probability is the </w:t>
+      </w:r>
+      <w:r>
+        <w:rPr>
+          <w:b/>
+          <w:bCs/>
+        </w:rPr>
+        <w:t>updated probability after observing evidence</w:t>
+      </w:r>
+      <w:r>
+        <w:t>.</w:t>
       </w:r>
     </w:p>
     <w:p>
@@ -7931,97 +7613,13 @@
     </w:p>
     <w:p>
       <w:r>
-        <w:t>P(Test positive | Disease)</w:t>
-      </w:r>
-    </w:p>
-    <w:p>
-      <w:r>
-        <w:pict w14:anchorId="0807E8CA">
-          <v:rect id="_x0000_i2048" style="width:0;height:1.5pt" o:hralign="center" o:hrstd="t" o:hr="t" fillcolor="#a0a0a0" stroked="f"/>
-        </w:pict>
-      </w:r>
-    </w:p>
-    <w:p>
-      <w:pPr>
-        <w:rPr>
-          <w:b/>
-          <w:bCs/>
-        </w:rPr>
-      </w:pPr>
-      <w:r>
-        <w:rPr>
-          <w:b/>
-          <w:bCs/>
-        </w:rPr>
-        <w:t>3. Evidence</w:t>
-      </w:r>
-    </w:p>
-    <w:p>
-      <w:r>
-        <w:t>Evidence is the total probability of observing the data.</w:t>
-      </w:r>
-    </w:p>
-    <w:p>
-      <w:r>
-        <w:t>Example:</w:t>
-      </w:r>
-    </w:p>
-    <w:p>
-      <w:r>
-        <w:t>P(Test positive)</w:t>
-      </w:r>
-    </w:p>
-    <w:p>
-      <w:r>
-        <w:pict w14:anchorId="327A3A45">
-          <v:rect id="_x0000_i2049" style="width:0;height:1.5pt" o:hralign="center" o:hrstd="t" o:hr="t" fillcolor="#a0a0a0" stroked="f"/>
-        </w:pict>
-      </w:r>
-    </w:p>
-    <w:p>
-      <w:pPr>
-        <w:rPr>
-          <w:b/>
-          <w:bCs/>
-        </w:rPr>
-      </w:pPr>
-      <w:r>
-        <w:rPr>
-          <w:b/>
-          <w:bCs/>
-        </w:rPr>
-        <w:t>4. Posterior Probability</w:t>
-      </w:r>
-    </w:p>
-    <w:p>
-      <w:r>
-        <w:t xml:space="preserve">Posterior probability is the </w:t>
-      </w:r>
-      <w:r>
-        <w:rPr>
-          <w:b/>
-          <w:bCs/>
-        </w:rPr>
-        <w:t>updated probability after observing evidence</w:t>
-      </w:r>
-      <w:r>
-        <w:t>.</w:t>
-      </w:r>
-    </w:p>
-    <w:p>
-      <w:r>
-        <w:t>Example:</w:t>
-      </w:r>
-    </w:p>
-    <w:p>
-      <w:r>
         <w:t>P(Disease | Test positive)</w:t>
       </w:r>
     </w:p>
     <w:p>
       <w:r>
         <w:pict w14:anchorId="161A2BF9">
-          <v:rect id="_x0000_i2050" style="width:0;height:1.5pt" o:hralign="center" o:hrstd="t" o:hr="t" fillcolor="#a0a0a0" stroked="f"/>
+          <v:rect id="_x0000_i1113" style="width:0;height:1.5pt" o:hralign="center" o:hrstd="t" o:hr="t" fillcolor="#a0a0a0" stroked="f"/>
         </w:pict>
       </w:r>
     </w:p>
@@ -8053,7 +7651,6 @@
         </w:numPr>
       </w:pPr>
       <w:r>
-        <w:lastRenderedPageBreak/>
         <w:t>1% of people have a disease</w:t>
       </w:r>
     </w:p>
@@ -8144,6 +7741,7 @@
     </w:p>
     <w:p>
       <w:r>
+        <w:lastRenderedPageBreak/>
         <w:t>Now apply Bayes formula:</w:t>
       </w:r>
     </w:p>
@@ -8189,7 +7787,7 @@
     <w:p>
       <w:r>
         <w:pict w14:anchorId="05159B8E">
-          <v:rect id="_x0000_i2051" style="width:0;height:1.5pt" o:hralign="center" o:hrstd="t" o:hr="t" fillcolor="#a0a0a0" stroked="f"/>
+          <v:rect id="_x0000_i1114" style="width:0;height:1.5pt" o:hralign="center" o:hrstd="t" o:hr="t" fillcolor="#a0a0a0" stroked="f"/>
         </w:pict>
       </w:r>
     </w:p>
@@ -8260,7 +7858,7 @@
     <w:p>
       <w:r>
         <w:pict w14:anchorId="28FD593D">
-          <v:rect id="_x0000_i2052" style="width:0;height:1.5pt" o:hralign="center" o:hrstd="t" o:hr="t" fillcolor="#a0a0a0" stroked="f"/>
+          <v:rect id="_x0000_i1115" style="width:0;height:1.5pt" o:hralign="center" o:hrstd="t" o:hr="t" fillcolor="#a0a0a0" stroked="f"/>
         </w:pict>
       </w:r>
     </w:p>
@@ -8281,7 +7879,6 @@
     </w:p>
     <w:p>
       <w:r>
-        <w:lastRenderedPageBreak/>
         <w:t>Suppose we want to calculate:</w:t>
       </w:r>
     </w:p>
@@ -8322,7 +7919,7 @@
     <w:p>
       <w:r>
         <w:pict w14:anchorId="1A552F4C">
-          <v:rect id="_x0000_i2053" style="width:0;height:1.5pt" o:hralign="center" o:hrstd="t" o:hr="t" fillcolor="#a0a0a0" stroked="f"/>
+          <v:rect id="_x0000_i1116" style="width:0;height:1.5pt" o:hralign="center" o:hrstd="t" o:hr="t" fillcolor="#a0a0a0" stroked="f"/>
         </w:pict>
       </w:r>
     </w:p>
@@ -8559,7 +8156,7 @@
     <w:p>
       <w:r>
         <w:pict w14:anchorId="5104464B">
-          <v:rect id="_x0000_i2054" style="width:0;height:1.5pt" o:hralign="center" o:hrstd="t" o:hr="t" fillcolor="#a0a0a0" stroked="f"/>
+          <v:rect id="_x0000_i1117" style="width:0;height:1.5pt" o:hralign="center" o:hrstd="t" o:hr="t" fillcolor="#a0a0a0" stroked="f"/>
         </w:pict>
       </w:r>
     </w:p>
@@ -8580,6 +8177,7 @@
     </w:p>
     <w:p>
       <w:r>
+        <w:lastRenderedPageBreak/>
         <w:t>Bayes’ theorem is important because it allows:</w:t>
       </w:r>
     </w:p>
@@ -8634,7 +8232,7 @@
     <w:p>
       <w:r>
         <w:pict w14:anchorId="2C099EF9">
-          <v:rect id="_x0000_i2055" style="width:0;height:1.5pt" o:hralign="center" o:hrstd="t" o:hr="t" fillcolor="#a0a0a0" stroked="f"/>
+          <v:rect id="_x0000_i1118" style="width:0;height:1.5pt" o:hralign="center" o:hrstd="t" o:hr="t" fillcolor="#a0a0a0" stroked="f"/>
         </w:pict>
       </w:r>
     </w:p>
@@ -8836,7 +8434,7 @@
     <w:p>
       <w:r>
         <w:pict w14:anchorId="08249206">
-          <v:rect id="_x0000_i2056" style="width:0;height:1.5pt" o:hralign="center" o:hrstd="t" o:hr="t" fillcolor="#a0a0a0" stroked="f"/>
+          <v:rect id="_x0000_i1119" style="width:0;height:1.5pt" o:hralign="center" o:hrstd="t" o:hr="t" fillcolor="#a0a0a0" stroked="f"/>
         </w:pict>
       </w:r>
     </w:p>
@@ -8862,194 +8460,194 @@
     </w:p>
     <w:p>
       <w:r>
+        <w:pict w14:anchorId="7E02A24E">
+          <v:rect id="_x0000_i1120" style="width:0;height:1.5pt" o:hralign="center" o:hrstd="t" o:hr="t" fillcolor="#a0a0a0" stroked="f"/>
+        </w:pict>
+      </w:r>
+    </w:p>
+    <w:p>
+      <w:pPr>
+        <w:rPr>
+          <w:b/>
+          <w:bCs/>
+        </w:rPr>
+      </w:pPr>
+      <w:r>
+        <w:rPr>
+          <w:b/>
+          <w:bCs/>
+        </w:rPr>
+        <w:t>Unit-3: Introduction to Probability</w:t>
+      </w:r>
+    </w:p>
+    <w:p>
+      <w:pPr>
+        <w:rPr>
+          <w:b/>
+          <w:bCs/>
+        </w:rPr>
+      </w:pPr>
+      <w:r>
+        <w:rPr>
+          <w:b/>
+          <w:bCs/>
+        </w:rPr>
+        <w:t>Random Variables</w:t>
+      </w:r>
+    </w:p>
+    <w:p>
+      <w:r>
+        <w:t xml:space="preserve">Random variables are the </w:t>
+      </w:r>
+      <w:r>
+        <w:rPr>
+          <w:b/>
+          <w:bCs/>
+        </w:rPr>
+        <w:t>bridge between probability theory and numerical data</w:t>
+      </w:r>
+      <w:r>
+        <w:t xml:space="preserve">. They convert outcomes of random experiments into </w:t>
+      </w:r>
+      <w:r>
+        <w:rPr>
+          <w:b/>
+          <w:bCs/>
+        </w:rPr>
+        <w:t xml:space="preserve">numerical values that can be </w:t>
+      </w:r>
+      <w:proofErr w:type="spellStart"/>
+      <w:r>
+        <w:rPr>
+          <w:b/>
+          <w:bCs/>
+        </w:rPr>
+        <w:t>analyzed</w:t>
+      </w:r>
+      <w:proofErr w:type="spellEnd"/>
+      <w:r>
+        <w:rPr>
+          <w:b/>
+          <w:bCs/>
+        </w:rPr>
+        <w:t xml:space="preserve"> mathematically</w:t>
+      </w:r>
+      <w:r>
+        <w:t>.</w:t>
+      </w:r>
+    </w:p>
+    <w:p>
+      <w:r>
+        <w:t xml:space="preserve">This concept is extremely important because </w:t>
+      </w:r>
+      <w:r>
+        <w:rPr>
+          <w:b/>
+          <w:bCs/>
+        </w:rPr>
+        <w:t>probability distributions and machine learning models use random variables</w:t>
+      </w:r>
+      <w:r>
+        <w:t>.</w:t>
+      </w:r>
+    </w:p>
+    <w:p>
+      <w:r>
+        <w:pict w14:anchorId="02C9F3B1">
+          <v:rect id="_x0000_i1121" style="width:0;height:1.5pt" o:hralign="center" o:hrstd="t" o:hr="t" fillcolor="#a0a0a0" stroked="f"/>
+        </w:pict>
+      </w:r>
+    </w:p>
+    <w:p>
+      <w:pPr>
+        <w:rPr>
+          <w:b/>
+          <w:bCs/>
+        </w:rPr>
+      </w:pPr>
+      <w:r>
+        <w:rPr>
+          <w:b/>
+          <w:bCs/>
+        </w:rPr>
+        <w:t>1. Definition of Random Variable</w:t>
+      </w:r>
+    </w:p>
+    <w:p>
+      <w:r>
+        <w:t xml:space="preserve">A </w:t>
+      </w:r>
+      <w:r>
+        <w:rPr>
+          <w:b/>
+          <w:bCs/>
+        </w:rPr>
+        <w:t>random variable</w:t>
+      </w:r>
+      <w:r>
+        <w:t xml:space="preserve"> is a variable whose value is determined by the outcome of a random experiment.</w:t>
+      </w:r>
+    </w:p>
+    <w:p>
+      <w:r>
+        <w:t>In simple terms:</w:t>
+      </w:r>
+    </w:p>
+    <w:p>
+      <w:r>
+        <w:rPr>
+          <w:b/>
+          <w:bCs/>
+        </w:rPr>
+        <w:t>Random Variable = Numerical representation of outcomes of a random experiment</w:t>
+      </w:r>
+    </w:p>
+    <w:p>
+      <w:r>
+        <w:t>Symbol commonly used:</w:t>
+      </w:r>
+      <w:r>
+        <w:t xml:space="preserve"> </w:t>
+      </w:r>
+      <w:r>
+        <w:t>X</w:t>
+      </w:r>
+    </w:p>
+    <w:p>
+      <w:r>
+        <w:pict w14:anchorId="18969130">
+          <v:rect id="_x0000_i1122" style="width:0;height:1.5pt" o:hralign="center" o:hrstd="t" o:hr="t" fillcolor="#a0a0a0" stroked="f"/>
+        </w:pict>
+      </w:r>
+    </w:p>
+    <w:p>
+      <w:pPr>
+        <w:rPr>
+          <w:b/>
+          <w:bCs/>
+        </w:rPr>
+      </w:pPr>
+      <w:r>
+        <w:rPr>
+          <w:b/>
+          <w:bCs/>
+        </w:rPr>
+        <w:t>2. Example: Coin Toss</w:t>
+      </w:r>
+    </w:p>
+    <w:p>
+      <w:r>
+        <w:t>Experiment: Toss a coin</w:t>
+      </w:r>
+    </w:p>
+    <w:p>
+      <w:r>
+        <w:t>Sample space:</w:t>
+      </w:r>
+    </w:p>
+    <w:p>
+      <w:r>
         <w:lastRenderedPageBreak/>
-        <w:pict w14:anchorId="7E02A24E">
-          <v:rect id="_x0000_i2057" style="width:0;height:1.5pt" o:hralign="center" o:hrstd="t" o:hr="t" fillcolor="#a0a0a0" stroked="f"/>
-        </w:pict>
-      </w:r>
-    </w:p>
-    <w:p>
-      <w:pPr>
-        <w:rPr>
-          <w:b/>
-          <w:bCs/>
-        </w:rPr>
-      </w:pPr>
-      <w:r>
-        <w:rPr>
-          <w:b/>
-          <w:bCs/>
-        </w:rPr>
-        <w:t>Unit-3: Introduction to Probability</w:t>
-      </w:r>
-    </w:p>
-    <w:p>
-      <w:pPr>
-        <w:rPr>
-          <w:b/>
-          <w:bCs/>
-        </w:rPr>
-      </w:pPr>
-      <w:r>
-        <w:rPr>
-          <w:b/>
-          <w:bCs/>
-        </w:rPr>
-        <w:t>Random Variables</w:t>
-      </w:r>
-    </w:p>
-    <w:p>
-      <w:r>
-        <w:t xml:space="preserve">Random variables are the </w:t>
-      </w:r>
-      <w:r>
-        <w:rPr>
-          <w:b/>
-          <w:bCs/>
-        </w:rPr>
-        <w:t>bridge between probability theory and numerical data</w:t>
-      </w:r>
-      <w:r>
-        <w:t xml:space="preserve">. They convert outcomes of random experiments into </w:t>
-      </w:r>
-      <w:r>
-        <w:rPr>
-          <w:b/>
-          <w:bCs/>
-        </w:rPr>
-        <w:t xml:space="preserve">numerical values that can be </w:t>
-      </w:r>
-      <w:proofErr w:type="spellStart"/>
-      <w:r>
-        <w:rPr>
-          <w:b/>
-          <w:bCs/>
-        </w:rPr>
-        <w:t>analyzed</w:t>
-      </w:r>
-      <w:proofErr w:type="spellEnd"/>
-      <w:r>
-        <w:rPr>
-          <w:b/>
-          <w:bCs/>
-        </w:rPr>
-        <w:t xml:space="preserve"> mathematically</w:t>
-      </w:r>
-      <w:r>
-        <w:t>.</w:t>
-      </w:r>
-    </w:p>
-    <w:p>
-      <w:r>
-        <w:t xml:space="preserve">This concept is extremely important because </w:t>
-      </w:r>
-      <w:r>
-        <w:rPr>
-          <w:b/>
-          <w:bCs/>
-        </w:rPr>
-        <w:t>probability distributions and machine learning models use random variables</w:t>
-      </w:r>
-      <w:r>
-        <w:t>.</w:t>
-      </w:r>
-    </w:p>
-    <w:p>
-      <w:r>
-        <w:pict w14:anchorId="02C9F3B1">
-          <v:rect id="_x0000_i1908" style="width:0;height:1.5pt" o:hralign="center" o:hrstd="t" o:hr="t" fillcolor="#a0a0a0" stroked="f"/>
-        </w:pict>
-      </w:r>
-    </w:p>
-    <w:p>
-      <w:pPr>
-        <w:rPr>
-          <w:b/>
-          <w:bCs/>
-        </w:rPr>
-      </w:pPr>
-      <w:r>
-        <w:rPr>
-          <w:b/>
-          <w:bCs/>
-        </w:rPr>
-        <w:t>1. Definition of Random Variable</w:t>
-      </w:r>
-    </w:p>
-    <w:p>
-      <w:r>
-        <w:t xml:space="preserve">A </w:t>
-      </w:r>
-      <w:r>
-        <w:rPr>
-          <w:b/>
-          <w:bCs/>
-        </w:rPr>
-        <w:t>random variable</w:t>
-      </w:r>
-      <w:r>
-        <w:t xml:space="preserve"> is a variable whose value is determined by the outcome of a random experiment.</w:t>
-      </w:r>
-    </w:p>
-    <w:p>
-      <w:r>
-        <w:t>In simple terms:</w:t>
-      </w:r>
-    </w:p>
-    <w:p>
-      <w:r>
-        <w:rPr>
-          <w:b/>
-          <w:bCs/>
-        </w:rPr>
-        <w:t>Random Variable = Numerical representation of outcomes of a random experiment</w:t>
-      </w:r>
-    </w:p>
-    <w:p>
-      <w:r>
-        <w:t>Symbol commonly used:</w:t>
-      </w:r>
-      <w:r>
-        <w:t xml:space="preserve"> </w:t>
-      </w:r>
-      <w:r>
-        <w:t>X</w:t>
-      </w:r>
-    </w:p>
-    <w:p>
-      <w:r>
-        <w:pict w14:anchorId="18969130">
-          <v:rect id="_x0000_i1909" style="width:0;height:1.5pt" o:hralign="center" o:hrstd="t" o:hr="t" fillcolor="#a0a0a0" stroked="f"/>
-        </w:pict>
-      </w:r>
-    </w:p>
-    <w:p>
-      <w:pPr>
-        <w:rPr>
-          <w:b/>
-          <w:bCs/>
-        </w:rPr>
-      </w:pPr>
-      <w:r>
-        <w:rPr>
-          <w:b/>
-          <w:bCs/>
-        </w:rPr>
-        <w:t>2. Example: Coin Toss</w:t>
-      </w:r>
-    </w:p>
-    <w:p>
-      <w:r>
-        <w:t>Experiment: Toss a coin</w:t>
-      </w:r>
-    </w:p>
-    <w:p>
-      <w:r>
-        <w:t>Sample space:</w:t>
-      </w:r>
-    </w:p>
-    <w:p>
-      <w:r>
         <w:t>S = {Head, Tail}</w:t>
       </w:r>
     </w:p>
@@ -9199,7 +8797,7 @@
     <w:p>
       <w:r>
         <w:pict w14:anchorId="634CA7A5">
-          <v:rect id="_x0000_i1910" style="width:0;height:1.5pt" o:hralign="center" o:hrstd="t" o:hr="t" fillcolor="#a0a0a0" stroked="f"/>
+          <v:rect id="_x0000_i1123" style="width:0;height:1.5pt" o:hralign="center" o:hrstd="t" o:hr="t" fillcolor="#a0a0a0" stroked="f"/>
         </w:pict>
       </w:r>
     </w:p>
@@ -9340,7 +8938,6 @@
               <w:spacing w:after="160" w:line="259" w:lineRule="auto"/>
             </w:pPr>
             <w:r>
-              <w:lastRenderedPageBreak/>
               <w:t>2</w:t>
             </w:r>
           </w:p>
@@ -9504,7 +9101,7 @@
     <w:p>
       <w:r>
         <w:pict w14:anchorId="0EC8412E">
-          <v:rect id="_x0000_i1911" style="width:0;height:1.5pt" o:hralign="center" o:hrstd="t" o:hr="t" fillcolor="#a0a0a0" stroked="f"/>
+          <v:rect id="_x0000_i1124" style="width:0;height:1.5pt" o:hralign="center" o:hrstd="t" o:hr="t" fillcolor="#a0a0a0" stroked="f"/>
         </w:pict>
       </w:r>
     </w:p>
@@ -9628,7 +9225,7 @@
     <w:p>
       <w:r>
         <w:pict w14:anchorId="33794C31">
-          <v:rect id="_x0000_i1912" style="width:0;height:1.5pt" o:hralign="center" o:hrstd="t" o:hr="t" fillcolor="#a0a0a0" stroked="f"/>
+          <v:rect id="_x0000_i1125" style="width:0;height:1.5pt" o:hralign="center" o:hrstd="t" o:hr="t" fillcolor="#a0a0a0" stroked="f"/>
         </w:pict>
       </w:r>
     </w:p>
@@ -9687,6 +9284,7 @@
               <w:spacing w:after="160" w:line="259" w:lineRule="auto"/>
             </w:pPr>
             <w:r>
+              <w:lastRenderedPageBreak/>
               <w:t>Type</w:t>
             </w:r>
           </w:p>
@@ -9778,7 +9376,7 @@
     <w:p>
       <w:r>
         <w:pict w14:anchorId="4F6CBC68">
-          <v:rect id="_x0000_i1913" style="width:0;height:1.5pt" o:hralign="center" o:hrstd="t" o:hr="t" fillcolor="#a0a0a0" stroked="f"/>
+          <v:rect id="_x0000_i1126" style="width:0;height:1.5pt" o:hralign="center" o:hrstd="t" o:hr="t" fillcolor="#a0a0a0" stroked="f"/>
         </w:pict>
       </w:r>
     </w:p>
@@ -9860,7 +9458,7 @@
     <w:p>
       <w:r>
         <w:pict w14:anchorId="1984BBFF">
-          <v:rect id="_x0000_i1914" style="width:0;height:1.5pt" o:hralign="center" o:hrstd="t" o:hr="t" fillcolor="#a0a0a0" stroked="f"/>
+          <v:rect id="_x0000_i1127" style="width:0;height:1.5pt" o:hralign="center" o:hrstd="t" o:hr="t" fillcolor="#a0a0a0" stroked="f"/>
         </w:pict>
       </w:r>
     </w:p>
@@ -10038,7 +9636,7 @@
     <w:p>
       <w:r>
         <w:pict w14:anchorId="142CF3CA">
-          <v:rect id="_x0000_i1915" style="width:0;height:1.5pt" o:hralign="center" o:hrstd="t" o:hr="t" fillcolor="#a0a0a0" stroked="f"/>
+          <v:rect id="_x0000_i1128" style="width:0;height:1.5pt" o:hralign="center" o:hrstd="t" o:hr="t" fillcolor="#a0a0a0" stroked="f"/>
         </w:pict>
       </w:r>
     </w:p>
@@ -10054,7 +9652,6 @@
           <w:b/>
           <w:bCs/>
         </w:rPr>
-        <w:lastRenderedPageBreak/>
         <w:t>Example: Tossing 2 Coins</w:t>
       </w:r>
     </w:p>
@@ -10288,7 +9885,7 @@
     <w:p>
       <w:r>
         <w:pict w14:anchorId="1B91512B">
-          <v:rect id="_x0000_i1916" style="width:0;height:1.5pt" o:hralign="center" o:hrstd="t" o:hr="t" fillcolor="#a0a0a0" stroked="f"/>
+          <v:rect id="_x0000_i1129" style="width:0;height:1.5pt" o:hralign="center" o:hrstd="t" o:hr="t" fillcolor="#a0a0a0" stroked="f"/>
         </w:pict>
       </w:r>
     </w:p>
@@ -10370,7 +9967,7 @@
     <w:p>
       <w:r>
         <w:pict w14:anchorId="30E3AEB8">
-          <v:rect id="_x0000_i1917" style="width:0;height:1.5pt" o:hralign="center" o:hrstd="t" o:hr="t" fillcolor="#a0a0a0" stroked="f"/>
+          <v:rect id="_x0000_i1130" style="width:0;height:1.5pt" o:hralign="center" o:hrstd="t" o:hr="t" fillcolor="#a0a0a0" stroked="f"/>
         </w:pict>
       </w:r>
     </w:p>
@@ -10386,6 +9983,7 @@
           <w:b/>
           <w:bCs/>
         </w:rPr>
+        <w:lastRenderedPageBreak/>
         <w:t>Examples</w:t>
       </w:r>
     </w:p>
@@ -10587,7 +10185,7 @@
     <w:p>
       <w:r>
         <w:pict w14:anchorId="29B2A95A">
-          <v:rect id="_x0000_i1918" style="width:0;height:1.5pt" o:hralign="center" o:hrstd="t" o:hr="t" fillcolor="#a0a0a0" stroked="f"/>
+          <v:rect id="_x0000_i1131" style="width:0;height:1.5pt" o:hralign="center" o:hrstd="t" o:hr="t" fillcolor="#a0a0a0" stroked="f"/>
         </w:pict>
       </w:r>
     </w:p>
@@ -10640,7 +10238,6 @@
     </w:p>
     <w:p>
       <w:r>
-        <w:lastRenderedPageBreak/>
         <w:t xml:space="preserve">There are </w:t>
       </w:r>
       <w:r>
@@ -10657,7 +10254,7 @@
     <w:p>
       <w:r>
         <w:pict w14:anchorId="4617B9BC">
-          <v:rect id="_x0000_i1919" style="width:0;height:1.5pt" o:hralign="center" o:hrstd="t" o:hr="t" fillcolor="#a0a0a0" stroked="f"/>
+          <v:rect id="_x0000_i1132" style="width:0;height:1.5pt" o:hralign="center" o:hrstd="t" o:hr="t" fillcolor="#a0a0a0" stroked="f"/>
         </w:pict>
       </w:r>
     </w:p>
@@ -10935,7 +10532,7 @@
     <w:p>
       <w:r>
         <w:pict w14:anchorId="173D4B8C">
-          <v:rect id="_x0000_i1920" style="width:0;height:1.5pt" o:hralign="center" o:hrstd="t" o:hr="t" fillcolor="#a0a0a0" stroked="f"/>
+          <v:rect id="_x0000_i1133" style="width:0;height:1.5pt" o:hralign="center" o:hrstd="t" o:hr="t" fillcolor="#a0a0a0" stroked="f"/>
         </w:pict>
       </w:r>
     </w:p>
@@ -11007,7 +10604,7 @@
     <w:p>
       <w:r>
         <w:pict w14:anchorId="25880311">
-          <v:rect id="_x0000_i1921" style="width:0;height:1.5pt" o:hralign="center" o:hrstd="t" o:hr="t" fillcolor="#a0a0a0" stroked="f"/>
+          <v:rect id="_x0000_i1134" style="width:0;height:1.5pt" o:hralign="center" o:hrstd="t" o:hr="t" fillcolor="#a0a0a0" stroked="f"/>
         </w:pict>
       </w:r>
     </w:p>
@@ -11056,6 +10653,7 @@
               <w:spacing w:after="160" w:line="259" w:lineRule="auto"/>
             </w:pPr>
             <w:r>
+              <w:lastRenderedPageBreak/>
               <w:t>Field</w:t>
             </w:r>
           </w:p>
@@ -11249,7 +10847,7 @@
     <w:p>
       <w:r>
         <w:pict w14:anchorId="6DEA6868">
-          <v:rect id="_x0000_i1922" style="width:0;height:1.5pt" o:hralign="center" o:hrstd="t" o:hr="t" fillcolor="#a0a0a0" stroked="f"/>
+          <v:rect id="_x0000_i1135" style="width:0;height:1.5pt" o:hralign="center" o:hrstd="t" o:hr="t" fillcolor="#a0a0a0" stroked="f"/>
         </w:pict>
       </w:r>
     </w:p>
@@ -11320,9 +10918,8 @@
     </w:p>
     <w:p>
       <w:r>
-        <w:lastRenderedPageBreak/>
         <w:pict w14:anchorId="54B457B0">
-          <v:rect id="_x0000_i1923" style="width:0;height:1.5pt" o:hralign="center" o:hrstd="t" o:hr="t" fillcolor="#a0a0a0" stroked="f"/>
+          <v:rect id="_x0000_i1136" style="width:0;height:1.5pt" o:hralign="center" o:hrstd="t" o:hr="t" fillcolor="#a0a0a0" stroked="f"/>
         </w:pict>
       </w:r>
     </w:p>
@@ -11422,7 +11019,7 @@
     <w:p>
       <w:r>
         <w:pict w14:anchorId="2594E929">
-          <v:rect id="_x0000_i1924" style="width:0;height:1.5pt" o:hralign="center" o:hrstd="t" o:hr="t" fillcolor="#a0a0a0" stroked="f"/>
+          <v:rect id="_x0000_i1137" style="width:0;height:1.5pt" o:hralign="center" o:hrstd="t" o:hr="t" fillcolor="#a0a0a0" stroked="f"/>
         </w:pict>
       </w:r>
     </w:p>
@@ -11592,7 +11189,7 @@
     <w:p>
       <w:r>
         <w:pict w14:anchorId="5CC184C9">
-          <v:rect id="_x0000_i1925" style="width:0;height:1.5pt" o:hralign="center" o:hrstd="t" o:hr="t" fillcolor="#a0a0a0" stroked="f"/>
+          <v:rect id="_x0000_i1138" style="width:0;height:1.5pt" o:hralign="center" o:hrstd="t" o:hr="t" fillcolor="#a0a0a0" stroked="f"/>
         </w:pict>
       </w:r>
     </w:p>
@@ -11608,6 +11205,7 @@
           <w:b/>
           <w:bCs/>
         </w:rPr>
+        <w:lastRenderedPageBreak/>
         <w:t>Concept Flow</w:t>
       </w:r>
     </w:p>
@@ -11738,7 +11336,6 @@
           <w:b/>
           <w:bCs/>
         </w:rPr>
-        <w:lastRenderedPageBreak/>
         <w:t>Probability Density Function (PDF)</w:t>
       </w:r>
     </w:p>
@@ -11775,7 +11372,7 @@
     <w:p>
       <w:r>
         <w:pict w14:anchorId="455977F4">
-          <v:rect id="_x0000_i2192" style="width:0;height:1.5pt" o:hralign="center" o:hrstd="t" o:hr="t" fillcolor="#a0a0a0" stroked="f"/>
+          <v:rect id="_x0000_i1139" style="width:0;height:1.5pt" o:hralign="center" o:hrstd="t" o:hr="t" fillcolor="#a0a0a0" stroked="f"/>
         </w:pict>
       </w:r>
     </w:p>
@@ -11857,7 +11454,7 @@
     <w:p>
       <w:r>
         <w:pict w14:anchorId="145BAF00">
-          <v:rect id="_x0000_i2193" style="width:0;height:1.5pt" o:hralign="center" o:hrstd="t" o:hr="t" fillcolor="#a0a0a0" stroked="f"/>
+          <v:rect id="_x0000_i1140" style="width:0;height:1.5pt" o:hralign="center" o:hrstd="t" o:hr="t" fillcolor="#a0a0a0" stroked="f"/>
         </w:pict>
       </w:r>
     </w:p>
@@ -11899,7 +11496,7 @@
     <w:p>
       <w:r>
         <w:pict w14:anchorId="1C5540EF">
-          <v:rect id="_x0000_i2194" style="width:0;height:1.5pt" o:hralign="center" o:hrstd="t" o:hr="t" fillcolor="#a0a0a0" stroked="f"/>
+          <v:rect id="_x0000_i1141" style="width:0;height:1.5pt" o:hralign="center" o:hrstd="t" o:hr="t" fillcolor="#a0a0a0" stroked="f"/>
         </w:pict>
       </w:r>
     </w:p>
@@ -12045,6 +11642,7 @@
               <w:spacing w:after="160" w:line="259" w:lineRule="auto"/>
             </w:pPr>
             <w:r>
+              <w:lastRenderedPageBreak/>
               <w:t>Probability between two values = area under curve between those values</w:t>
             </w:r>
           </w:p>
@@ -12069,7 +11667,7 @@
     <w:p>
       <w:r>
         <w:pict w14:anchorId="0DA8D191">
-          <v:rect id="_x0000_i2195" style="width:0;height:1.5pt" o:hralign="center" o:hrstd="t" o:hr="t" fillcolor="#a0a0a0" stroked="f"/>
+          <v:rect id="_x0000_i1142" style="width:0;height:1.5pt" o:hralign="center" o:hrstd="t" o:hr="t" fillcolor="#a0a0a0" stroked="f"/>
         </w:pict>
       </w:r>
     </w:p>
@@ -12111,7 +11709,7 @@
     <w:p>
       <w:r>
         <w:pict w14:anchorId="207C58C2">
-          <v:rect id="_x0000_i2196" style="width:0;height:1.5pt" o:hralign="center" o:hrstd="t" o:hr="t" fillcolor="#a0a0a0" stroked="f"/>
+          <v:rect id="_x0000_i1143" style="width:0;height:1.5pt" o:hralign="center" o:hrstd="t" o:hr="t" fillcolor="#a0a0a0" stroked="f"/>
         </w:pict>
       </w:r>
     </w:p>
@@ -12183,7 +11781,7 @@
     <w:p>
       <w:r>
         <w:pict w14:anchorId="5D65BCFA">
-          <v:rect id="_x0000_i2197" style="width:0;height:1.5pt" o:hralign="center" o:hrstd="t" o:hr="t" fillcolor="#a0a0a0" stroked="f"/>
+          <v:rect id="_x0000_i1144" style="width:0;height:1.5pt" o:hralign="center" o:hrstd="t" o:hr="t" fillcolor="#a0a0a0" stroked="f"/>
         </w:pict>
       </w:r>
     </w:p>
@@ -12204,25 +11802,223 @@
     </w:p>
     <w:p>
       <w:r>
+        <w:t>For continuous random variables:</w:t>
+      </w:r>
+    </w:p>
+    <w:p>
+      <w:r>
+        <w:t>P(X = x) = 0</w:t>
+      </w:r>
+    </w:p>
+    <w:p>
+      <w:r>
+        <w:t xml:space="preserve">Because a continuous variable can take </w:t>
+      </w:r>
+      <w:r>
+        <w:rPr>
+          <w:b/>
+          <w:bCs/>
+        </w:rPr>
+        <w:t>infinitely many values</w:t>
+      </w:r>
+      <w:r>
+        <w:t>.</w:t>
+      </w:r>
+    </w:p>
+    <w:p>
+      <w:r>
+        <w:t xml:space="preserve">Instead we calculate probability over an </w:t>
+      </w:r>
+      <w:r>
+        <w:rPr>
+          <w:b/>
+          <w:bCs/>
+        </w:rPr>
+        <w:t>interval</w:t>
+      </w:r>
+      <w:r>
+        <w:t>.</w:t>
+      </w:r>
+    </w:p>
+    <w:p>
+      <w:r>
+        <w:t>Example:</w:t>
+      </w:r>
+    </w:p>
+    <w:p>
+      <w:r>
+        <w:t>P(160 &lt; X &lt; 170)</w:t>
+      </w:r>
+    </w:p>
+    <w:p>
+      <w:r>
+        <w:pict w14:anchorId="230FACFF">
+          <v:rect id="_x0000_i1145" style="width:0;height:1.5pt" o:hralign="center" o:hrstd="t" o:hr="t" fillcolor="#a0a0a0" stroked="f"/>
+        </w:pict>
+      </w:r>
+    </w:p>
+    <w:p>
+      <w:pPr>
+        <w:rPr>
+          <w:b/>
+          <w:bCs/>
+        </w:rPr>
+      </w:pPr>
+      <w:r>
+        <w:rPr>
+          <w:b/>
+          <w:bCs/>
+        </w:rPr>
+        <w:t>3. Cumulative Distribution Function (CDF)</w:t>
+      </w:r>
+    </w:p>
+    <w:p>
+      <w:pPr>
+        <w:rPr>
+          <w:b/>
+          <w:bCs/>
+        </w:rPr>
+      </w:pPr>
+      <w:r>
+        <w:rPr>
+          <w:b/>
+          <w:bCs/>
+        </w:rPr>
+        <w:t>Definition</w:t>
+      </w:r>
+      <w:r>
+        <w:rPr>
+          <w:b/>
+          <w:bCs/>
+        </w:rPr>
+        <w:t xml:space="preserve">: </w:t>
+      </w:r>
+      <w:r>
+        <w:t xml:space="preserve">The </w:t>
+      </w:r>
+      <w:r>
+        <w:rPr>
+          <w:b/>
+          <w:bCs/>
+        </w:rPr>
+        <w:t>Cumulative Distribution Function (CDF)</w:t>
+      </w:r>
+      <w:r>
+        <w:t xml:space="preserve"> gives the probability that a random variable </w:t>
+      </w:r>
+      <w:r>
+        <w:rPr>
+          <w:b/>
+          <w:bCs/>
+        </w:rPr>
+        <w:t>X is less than or equal to a particular value</w:t>
+      </w:r>
+      <w:r>
+        <w:t>.</w:t>
+      </w:r>
+    </w:p>
+    <w:p>
+      <w:r>
+        <w:pict w14:anchorId="2B6C74E0">
+          <v:rect id="_x0000_i1146" style="width:0;height:1.5pt" o:hralign="center" o:hrstd="t" o:hr="t" fillcolor="#a0a0a0" stroked="f"/>
+        </w:pict>
+      </w:r>
+    </w:p>
+    <w:p>
+      <w:pPr>
+        <w:rPr>
+          <w:b/>
+          <w:bCs/>
+        </w:rPr>
+      </w:pPr>
+      <w:r>
+        <w:rPr>
+          <w:b/>
+          <w:bCs/>
+        </w:rPr>
+        <w:t>Notation</w:t>
+      </w:r>
+      <w:r>
+        <w:rPr>
+          <w:b/>
+          <w:bCs/>
+        </w:rPr>
+        <w:t xml:space="preserve"> : </w:t>
+      </w:r>
+      <w:r>
+        <w:t>F(x)</w:t>
+      </w:r>
+    </w:p>
+    <w:p>
+      <w:r>
+        <w:t>Meaning:</w:t>
+      </w:r>
+      <w:r>
+        <w:t xml:space="preserve"> </w:t>
+      </w:r>
+      <w:r>
+        <w:t>F(x) = P(X ≤ x)</w:t>
+      </w:r>
+    </w:p>
+    <w:p>
+      <w:r>
+        <w:pict w14:anchorId="7ACC7EBA">
+          <v:rect id="_x0000_i1147" style="width:0;height:1.5pt" o:hralign="center" o:hrstd="t" o:hr="t" fillcolor="#a0a0a0" stroked="f"/>
+        </w:pict>
+      </w:r>
+    </w:p>
+    <w:p>
+      <w:pPr>
+        <w:rPr>
+          <w:b/>
+          <w:bCs/>
+        </w:rPr>
+      </w:pPr>
+      <w:r>
+        <w:rPr>
+          <w:b/>
+          <w:bCs/>
+        </w:rPr>
+        <w:t>Interpretation</w:t>
+      </w:r>
+    </w:p>
+    <w:p>
+      <w:r>
+        <w:t xml:space="preserve">CDF tells us the </w:t>
+      </w:r>
+      <w:r>
+        <w:rPr>
+          <w:b/>
+          <w:bCs/>
+        </w:rPr>
+        <w:t>cumulative probability up to a certain value</w:t>
+      </w:r>
+      <w:r>
+        <w:t>.</w:t>
+      </w:r>
+    </w:p>
+    <w:p>
+      <w:r>
+        <w:t>Example:</w:t>
+      </w:r>
+      <w:r>
+        <w:t xml:space="preserve"> </w:t>
+      </w:r>
+      <w:r>
+        <w:t>F(10) = P(X ≤ 10)</w:t>
+      </w:r>
+    </w:p>
+    <w:p>
+      <w:r>
         <w:lastRenderedPageBreak/>
-        <w:t>For continuous random variables:</w:t>
-      </w:r>
-    </w:p>
-    <w:p>
-      <w:r>
-        <w:t>P(X = x) = 0</w:t>
-      </w:r>
-    </w:p>
-    <w:p>
-      <w:r>
-        <w:t xml:space="preserve">Because a continuous variable can take </w:t>
-      </w:r>
-      <w:r>
-        <w:rPr>
-          <w:b/>
-          <w:bCs/>
-        </w:rPr>
-        <w:t>infinitely many values</w:t>
+        <w:t xml:space="preserve">This means probability that X is </w:t>
+      </w:r>
+      <w:r>
+        <w:rPr>
+          <w:b/>
+          <w:bCs/>
+        </w:rPr>
+        <w:t>less than or equal to 10</w:t>
       </w:r>
       <w:r>
         <w:t>.</w:t>
@@ -12230,14 +12026,67 @@
     </w:p>
     <w:p>
       <w:r>
-        <w:t xml:space="preserve">Instead we calculate probability over an </w:t>
-      </w:r>
-      <w:r>
-        <w:rPr>
-          <w:b/>
-          <w:bCs/>
-        </w:rPr>
-        <w:t>interval</w:t>
+        <w:pict w14:anchorId="12269F1B">
+          <v:rect id="_x0000_i1148" style="width:0;height:1.5pt" o:hralign="center" o:hrstd="t" o:hr="t" fillcolor="#a0a0a0" stroked="f"/>
+        </w:pict>
+      </w:r>
+    </w:p>
+    <w:p>
+      <w:pPr>
+        <w:rPr>
+          <w:b/>
+          <w:bCs/>
+        </w:rPr>
+      </w:pPr>
+      <w:r>
+        <w:rPr>
+          <w:b/>
+          <w:bCs/>
+        </w:rPr>
+        <w:t>4. Relationship Between PDF and CDF</w:t>
+      </w:r>
+    </w:p>
+    <w:p>
+      <w:r>
+        <w:t>The PDF and CDF are mathematically related.</w:t>
+      </w:r>
+    </w:p>
+    <w:p>
+      <w:pPr>
+        <w:rPr>
+          <w:b/>
+          <w:bCs/>
+        </w:rPr>
+      </w:pPr>
+      <w:r>
+        <w:rPr>
+          <w:b/>
+          <w:bCs/>
+        </w:rPr>
+        <w:t>CDF from PDF</w:t>
+      </w:r>
+    </w:p>
+    <w:p>
+      <w:r>
+        <w:t>F(x) = ∫ f(t) dt</w:t>
+      </w:r>
+    </w:p>
+    <w:p>
+      <w:r>
+        <w:t>Meaning:</w:t>
+      </w:r>
+      <w:r>
+        <w:t xml:space="preserve"> </w:t>
+      </w:r>
+      <w:r>
+        <w:t xml:space="preserve">CDF is the </w:t>
+      </w:r>
+      <w:r>
+        <w:rPr>
+          <w:b/>
+          <w:bCs/>
+        </w:rPr>
+        <w:t>integral of the PDF</w:t>
       </w:r>
       <w:r>
         <w:t>.</w:t>
@@ -12245,18 +12094,8 @@
     </w:p>
     <w:p>
       <w:r>
-        <w:t>Example:</w:t>
-      </w:r>
-    </w:p>
-    <w:p>
-      <w:r>
-        <w:t>P(160 &lt; X &lt; 170)</w:t>
-      </w:r>
-    </w:p>
-    <w:p>
-      <w:r>
-        <w:pict w14:anchorId="230FACFF">
-          <v:rect id="_x0000_i2198" style="width:0;height:1.5pt" o:hralign="center" o:hrstd="t" o:hr="t" fillcolor="#a0a0a0" stroked="f"/>
+        <w:pict w14:anchorId="6EB29A42">
+          <v:rect id="_x0000_i1149" style="width:0;height:1.5pt" o:hralign="center" o:hrstd="t" o:hr="t" fillcolor="#a0a0a0" stroked="f"/>
         </w:pict>
       </w:r>
     </w:p>
@@ -12272,49 +12111,30 @@
           <w:b/>
           <w:bCs/>
         </w:rPr>
-        <w:t>3. Cumulative Distribution Function (CDF)</w:t>
-      </w:r>
-    </w:p>
-    <w:p>
-      <w:pPr>
-        <w:rPr>
-          <w:b/>
-          <w:bCs/>
-        </w:rPr>
-      </w:pPr>
-      <w:r>
-        <w:rPr>
-          <w:b/>
-          <w:bCs/>
-        </w:rPr>
-        <w:t>Definition</w:t>
-      </w:r>
-      <w:r>
-        <w:rPr>
-          <w:b/>
-          <w:bCs/>
-        </w:rPr>
-        <w:t xml:space="preserve">: </w:t>
-      </w:r>
-      <w:r>
-        <w:t xml:space="preserve">The </w:t>
-      </w:r>
-      <w:r>
-        <w:rPr>
-          <w:b/>
-          <w:bCs/>
-        </w:rPr>
-        <w:t>Cumulative Distribution Function (CDF)</w:t>
-      </w:r>
-      <w:r>
-        <w:t xml:space="preserve"> gives the probability that a random variable </w:t>
-      </w:r>
-      <w:r>
-        <w:rPr>
-          <w:b/>
-          <w:bCs/>
-        </w:rPr>
-        <w:t>X is less than or equal to a particular value</w:t>
+        <w:t>PDF from CDF</w:t>
+      </w:r>
+    </w:p>
+    <w:p>
+      <w:r>
+        <w:t>f(x) = d/dx [F(x)]</w:t>
+      </w:r>
+    </w:p>
+    <w:p>
+      <w:r>
+        <w:t>Meaning:</w:t>
+      </w:r>
+      <w:r>
+        <w:t xml:space="preserve"> </w:t>
+      </w:r>
+      <w:r>
+        <w:t xml:space="preserve">PDF is the </w:t>
+      </w:r>
+      <w:r>
+        <w:rPr>
+          <w:b/>
+          <w:bCs/>
+        </w:rPr>
+        <w:t>derivative of the CDF</w:t>
       </w:r>
       <w:r>
         <w:t>.</w:t>
@@ -12322,8 +12142,8 @@
     </w:p>
     <w:p>
       <w:r>
-        <w:pict w14:anchorId="2B6C74E0">
-          <v:rect id="_x0000_i2199" style="width:0;height:1.5pt" o:hralign="center" o:hrstd="t" o:hr="t" fillcolor="#a0a0a0" stroked="f"/>
+        <w:pict w14:anchorId="54D4D2CE">
+          <v:rect id="_x0000_i1150" style="width:0;height:1.5pt" o:hralign="center" o:hrstd="t" o:hr="t" fillcolor="#a0a0a0" stroked="f"/>
         </w:pict>
       </w:r>
     </w:p>
@@ -12339,228 +12159,6 @@
           <w:b/>
           <w:bCs/>
         </w:rPr>
-        <w:t>Notation</w:t>
-      </w:r>
-      <w:r>
-        <w:rPr>
-          <w:b/>
-          <w:bCs/>
-        </w:rPr>
-        <w:t xml:space="preserve"> : </w:t>
-      </w:r>
-      <w:r>
-        <w:t>F(x)</w:t>
-      </w:r>
-    </w:p>
-    <w:p>
-      <w:r>
-        <w:t>Meaning:</w:t>
-      </w:r>
-      <w:r>
-        <w:t xml:space="preserve"> </w:t>
-      </w:r>
-      <w:r>
-        <w:t>F(x) = P(X ≤ x)</w:t>
-      </w:r>
-    </w:p>
-    <w:p>
-      <w:r>
-        <w:pict w14:anchorId="7ACC7EBA">
-          <v:rect id="_x0000_i2200" style="width:0;height:1.5pt" o:hralign="center" o:hrstd="t" o:hr="t" fillcolor="#a0a0a0" stroked="f"/>
-        </w:pict>
-      </w:r>
-    </w:p>
-    <w:p>
-      <w:pPr>
-        <w:rPr>
-          <w:b/>
-          <w:bCs/>
-        </w:rPr>
-      </w:pPr>
-      <w:r>
-        <w:rPr>
-          <w:b/>
-          <w:bCs/>
-        </w:rPr>
-        <w:t>Interpretation</w:t>
-      </w:r>
-    </w:p>
-    <w:p>
-      <w:r>
-        <w:t xml:space="preserve">CDF tells us the </w:t>
-      </w:r>
-      <w:r>
-        <w:rPr>
-          <w:b/>
-          <w:bCs/>
-        </w:rPr>
-        <w:t>cumulative probability up to a certain value</w:t>
-      </w:r>
-      <w:r>
-        <w:t>.</w:t>
-      </w:r>
-    </w:p>
-    <w:p>
-      <w:r>
-        <w:t>Example:</w:t>
-      </w:r>
-      <w:r>
-        <w:t xml:space="preserve"> </w:t>
-      </w:r>
-      <w:r>
-        <w:t>F(10) = P(X ≤ 10)</w:t>
-      </w:r>
-    </w:p>
-    <w:p>
-      <w:r>
-        <w:t xml:space="preserve">This means probability that X is </w:t>
-      </w:r>
-      <w:r>
-        <w:rPr>
-          <w:b/>
-          <w:bCs/>
-        </w:rPr>
-        <w:t>less than or equal to 10</w:t>
-      </w:r>
-      <w:r>
-        <w:t>.</w:t>
-      </w:r>
-    </w:p>
-    <w:p>
-      <w:r>
-        <w:pict w14:anchorId="12269F1B">
-          <v:rect id="_x0000_i2201" style="width:0;height:1.5pt" o:hralign="center" o:hrstd="t" o:hr="t" fillcolor="#a0a0a0" stroked="f"/>
-        </w:pict>
-      </w:r>
-    </w:p>
-    <w:p>
-      <w:pPr>
-        <w:rPr>
-          <w:b/>
-          <w:bCs/>
-        </w:rPr>
-      </w:pPr>
-      <w:r>
-        <w:rPr>
-          <w:b/>
-          <w:bCs/>
-        </w:rPr>
-        <w:t>4. Relationship Between PDF and CDF</w:t>
-      </w:r>
-    </w:p>
-    <w:p>
-      <w:r>
-        <w:t>The PDF and CDF are mathematically related.</w:t>
-      </w:r>
-    </w:p>
-    <w:p>
-      <w:pPr>
-        <w:rPr>
-          <w:b/>
-          <w:bCs/>
-        </w:rPr>
-      </w:pPr>
-      <w:r>
-        <w:rPr>
-          <w:b/>
-          <w:bCs/>
-        </w:rPr>
-        <w:t>CDF from PDF</w:t>
-      </w:r>
-    </w:p>
-    <w:p>
-      <w:r>
-        <w:t>F(x) = ∫ f(t) dt</w:t>
-      </w:r>
-    </w:p>
-    <w:p>
-      <w:r>
-        <w:t>Meaning:</w:t>
-      </w:r>
-      <w:r>
-        <w:t xml:space="preserve"> </w:t>
-      </w:r>
-      <w:r>
-        <w:t xml:space="preserve">CDF is the </w:t>
-      </w:r>
-      <w:r>
-        <w:rPr>
-          <w:b/>
-          <w:bCs/>
-        </w:rPr>
-        <w:t>integral of the PDF</w:t>
-      </w:r>
-      <w:r>
-        <w:t>.</w:t>
-      </w:r>
-    </w:p>
-    <w:p>
-      <w:r>
-        <w:pict w14:anchorId="6EB29A42">
-          <v:rect id="_x0000_i2202" style="width:0;height:1.5pt" o:hralign="center" o:hrstd="t" o:hr="t" fillcolor="#a0a0a0" stroked="f"/>
-        </w:pict>
-      </w:r>
-    </w:p>
-    <w:p>
-      <w:pPr>
-        <w:rPr>
-          <w:b/>
-          <w:bCs/>
-        </w:rPr>
-      </w:pPr>
-      <w:r>
-        <w:rPr>
-          <w:b/>
-          <w:bCs/>
-        </w:rPr>
-        <w:t>PDF from CDF</w:t>
-      </w:r>
-    </w:p>
-    <w:p>
-      <w:r>
-        <w:t>f(x) = d/dx [F(x)]</w:t>
-      </w:r>
-    </w:p>
-    <w:p>
-      <w:r>
-        <w:t>Meaning:</w:t>
-      </w:r>
-      <w:r>
-        <w:t xml:space="preserve"> </w:t>
-      </w:r>
-      <w:r>
-        <w:t xml:space="preserve">PDF is the </w:t>
-      </w:r>
-      <w:r>
-        <w:rPr>
-          <w:b/>
-          <w:bCs/>
-        </w:rPr>
-        <w:t>derivative of the CDF</w:t>
-      </w:r>
-      <w:r>
-        <w:t>.</w:t>
-      </w:r>
-    </w:p>
-    <w:p>
-      <w:r>
-        <w:pict w14:anchorId="54D4D2CE">
-          <v:rect id="_x0000_i2203" style="width:0;height:1.5pt" o:hralign="center" o:hrstd="t" o:hr="t" fillcolor="#a0a0a0" stroked="f"/>
-        </w:pict>
-      </w:r>
-    </w:p>
-    <w:p>
-      <w:pPr>
-        <w:rPr>
-          <w:b/>
-          <w:bCs/>
-        </w:rPr>
-      </w:pPr>
-      <w:r>
-        <w:rPr>
-          <w:b/>
-          <w:bCs/>
-        </w:rPr>
         <w:t>5. Graphical Understanding</w:t>
       </w:r>
     </w:p>
@@ -12581,7 +12179,6 @@
     </w:p>
     <w:p>
       <w:r>
-        <w:lastRenderedPageBreak/>
         <w:t xml:space="preserve">PDF shows the </w:t>
       </w:r>
       <w:r>
@@ -12701,7 +12298,7 @@
     <w:p>
       <w:r>
         <w:pict w14:anchorId="03A81A5B">
-          <v:rect id="_x0000_i2204" style="width:0;height:1.5pt" o:hralign="center" o:hrstd="t" o:hr="t" fillcolor="#a0a0a0" stroked="f"/>
+          <v:rect id="_x0000_i1151" style="width:0;height:1.5pt" o:hralign="center" o:hrstd="t" o:hr="t" fillcolor="#a0a0a0" stroked="f"/>
         </w:pict>
       </w:r>
     </w:p>
@@ -12850,6 +12447,7 @@
         </w:numPr>
       </w:pPr>
       <w:r>
+        <w:lastRenderedPageBreak/>
         <w:t xml:space="preserve">ends at </w:t>
       </w:r>
       <w:r>
@@ -12863,7 +12461,7 @@
     <w:p>
       <w:r>
         <w:pict w14:anchorId="6307CFA7">
-          <v:rect id="_x0000_i2205" style="width:0;height:1.5pt" o:hralign="center" o:hrstd="t" o:hr="t" fillcolor="#a0a0a0" stroked="f"/>
+          <v:rect id="_x0000_i1152" style="width:0;height:1.5pt" o:hralign="center" o:hrstd="t" o:hr="t" fillcolor="#a0a0a0" stroked="f"/>
         </w:pict>
       </w:r>
     </w:p>
@@ -13091,7 +12689,7 @@
     <w:p>
       <w:r>
         <w:pict w14:anchorId="3DB61528">
-          <v:rect id="_x0000_i2206" style="width:0;height:1.5pt" o:hralign="center" o:hrstd="t" o:hr="t" fillcolor="#a0a0a0" stroked="f"/>
+          <v:rect id="_x0000_i1153" style="width:0;height:1.5pt" o:hralign="center" o:hrstd="t" o:hr="t" fillcolor="#a0a0a0" stroked="f"/>
         </w:pict>
       </w:r>
     </w:p>
@@ -13107,7 +12705,6 @@
           <w:b/>
           <w:bCs/>
         </w:rPr>
-        <w:lastRenderedPageBreak/>
         <w:t>7. Difference Between PDF and CDF</w:t>
       </w:r>
     </w:p>
@@ -13370,7 +12967,7 @@
     <w:p>
       <w:r>
         <w:pict w14:anchorId="0D56710F">
-          <v:rect id="_x0000_i2207" style="width:0;height:1.5pt" o:hralign="center" o:hrstd="t" o:hr="t" fillcolor="#a0a0a0" stroked="f"/>
+          <v:rect id="_x0000_i1154" style="width:0;height:1.5pt" o:hralign="center" o:hrstd="t" o:hr="t" fillcolor="#a0a0a0" stroked="f"/>
         </w:pict>
       </w:r>
     </w:p>
@@ -13577,7 +13174,7 @@
     <w:p>
       <w:r>
         <w:pict w14:anchorId="483BF18A">
-          <v:rect id="_x0000_i2208" style="width:0;height:1.5pt" o:hralign="center" o:hrstd="t" o:hr="t" fillcolor="#a0a0a0" stroked="f"/>
+          <v:rect id="_x0000_i1155" style="width:0;height:1.5pt" o:hralign="center" o:hrstd="t" o:hr="t" fillcolor="#a0a0a0" stroked="f"/>
         </w:pict>
       </w:r>
     </w:p>
@@ -13608,6 +13205,7 @@
     </w:p>
     <w:p>
       <w:r>
+        <w:lastRenderedPageBreak/>
         <w:t>PDF shows:</w:t>
       </w:r>
     </w:p>
@@ -13650,7 +13248,7 @@
     <w:p>
       <w:r>
         <w:pict w14:anchorId="3EAE119A">
-          <v:rect id="_x0000_i2209" style="width:0;height:1.5pt" o:hralign="center" o:hrstd="t" o:hr="t" fillcolor="#a0a0a0" stroked="f"/>
+          <v:rect id="_x0000_i1156" style="width:0;height:1.5pt" o:hralign="center" o:hrstd="t" o:hr="t" fillcolor="#a0a0a0" stroked="f"/>
         </w:pict>
       </w:r>
     </w:p>
@@ -13820,7 +13418,7 @@
     <w:p>
       <w:r>
         <w:pict w14:anchorId="36E60BF3">
-          <v:rect id="_x0000_i2210" style="width:0;height:1.5pt" o:hralign="center" o:hrstd="t" o:hr="t" fillcolor="#a0a0a0" stroked="f"/>
+          <v:rect id="_x0000_i1157" style="width:0;height:1.5pt" o:hralign="center" o:hrstd="t" o:hr="t" fillcolor="#a0a0a0" stroked="f"/>
         </w:pict>
       </w:r>
     </w:p>
@@ -13841,7 +13439,6 @@
     </w:p>
     <w:p>
       <w:r>
-        <w:lastRenderedPageBreak/>
         <w:t>Random Variable</w:t>
       </w:r>
       <w:r>
@@ -13994,7 +13591,7 @@
     <w:p>
       <w:r>
         <w:pict w14:anchorId="1250AE02">
-          <v:rect id="_x0000_i2341" style="width:0;height:1.5pt" o:hralign="center" o:hrstd="t" o:hr="t" fillcolor="#a0a0a0" stroked="f"/>
+          <v:rect id="_x0000_i1158" style="width:0;height:1.5pt" o:hralign="center" o:hrstd="t" o:hr="t" fillcolor="#a0a0a0" stroked="f"/>
         </w:pict>
       </w:r>
     </w:p>
@@ -14041,7 +13638,7 @@
     <w:p>
       <w:r>
         <w:pict w14:anchorId="3C303108">
-          <v:rect id="_x0000_i2342" style="width:0;height:1.5pt" o:hralign="center" o:hrstd="t" o:hr="t" fillcolor="#a0a0a0" stroked="f"/>
+          <v:rect id="_x0000_i1159" style="width:0;height:1.5pt" o:hralign="center" o:hrstd="t" o:hr="t" fillcolor="#a0a0a0" stroked="f"/>
         </w:pict>
       </w:r>
     </w:p>
@@ -14057,6 +13654,7 @@
           <w:b/>
           <w:bCs/>
         </w:rPr>
+        <w:lastRenderedPageBreak/>
         <w:t>2. Conditions for Binomial Distribution</w:t>
       </w:r>
     </w:p>
@@ -14255,7 +13853,7 @@
     <w:p>
       <w:r>
         <w:pict w14:anchorId="1FD5E37D">
-          <v:rect id="_x0000_i2343" style="width:0;height:1.5pt" o:hralign="center" o:hrstd="t" o:hr="t" fillcolor="#a0a0a0" stroked="f"/>
+          <v:rect id="_x0000_i1160" style="width:0;height:1.5pt" o:hralign="center" o:hrstd="t" o:hr="t" fillcolor="#a0a0a0" stroked="f"/>
         </w:pict>
       </w:r>
     </w:p>
@@ -14401,7 +13999,6 @@
               <w:spacing w:after="160" w:line="259" w:lineRule="auto"/>
             </w:pPr>
             <w:r>
-              <w:lastRenderedPageBreak/>
               <w:t>Product quality check</w:t>
             </w:r>
           </w:p>
@@ -14473,7 +14070,7 @@
     <w:p>
       <w:r>
         <w:pict w14:anchorId="6B84F53E">
-          <v:rect id="_x0000_i2344" style="width:0;height:1.5pt" o:hralign="center" o:hrstd="t" o:hr="t" fillcolor="#a0a0a0" stroked="f"/>
+          <v:rect id="_x0000_i1161" style="width:0;height:1.5pt" o:hralign="center" o:hrstd="t" o:hr="t" fillcolor="#a0a0a0" stroked="f"/>
         </w:pict>
       </w:r>
     </w:p>
@@ -14505,6 +14102,11 @@
       </w:r>
       <w:r>
         <w:t xml:space="preserve"> is:</w:t>
+      </w:r>
+    </w:p>
+    <w:p>
+      <w:r>
+        <w:t>p = probability of success , q =(1- p) failure</w:t>
       </w:r>
     </w:p>
     <w:p>
@@ -14530,7 +14132,13 @@
                 <w:rPr>
                   <w:rFonts w:ascii="Cambria Math" w:hAnsi="Cambria Math"/>
                 </w:rPr>
-                <m:t>X=x</m:t>
+                <m:t>X=</m:t>
+              </m:r>
+              <m:r>
+                <w:rPr>
+                  <w:rFonts w:ascii="Cambria Math" w:hAnsi="Cambria Math"/>
+                </w:rPr>
+                <m:t>r</m:t>
               </m:r>
             </m:e>
           </m:d>
@@ -14538,7 +14146,19 @@
             <w:rPr>
               <w:rFonts w:ascii="Cambria Math" w:hAnsi="Cambria Math"/>
             </w:rPr>
-            <m:t>=nCx*</m:t>
+            <m:t>=nC</m:t>
+          </m:r>
+          <m:r>
+            <w:rPr>
+              <w:rFonts w:ascii="Cambria Math" w:hAnsi="Cambria Math"/>
+            </w:rPr>
+            <m:t>r</m:t>
+          </m:r>
+          <m:r>
+            <w:rPr>
+              <w:rFonts w:ascii="Cambria Math" w:hAnsi="Cambria Math"/>
+            </w:rPr>
+            <m:t>*</m:t>
           </m:r>
           <m:sSup>
             <m:sSupPr>
@@ -14562,7 +14182,7 @@
                 <w:rPr>
                   <w:rFonts w:ascii="Cambria Math" w:hAnsi="Cambria Math"/>
                 </w:rPr>
-                <m:t>x</m:t>
+                <m:t>r</m:t>
               </m:r>
             </m:sup>
           </m:sSup>
@@ -14596,7 +14216,7 @@
                     <w:rPr>
                       <w:rFonts w:ascii="Cambria Math" w:hAnsi="Cambria Math"/>
                     </w:rPr>
-                    <m:t>1-p</m:t>
+                    <m:t>q</m:t>
                   </m:r>
                 </m:e>
               </m:d>
@@ -14616,7 +14236,13 @@
                     <w:rPr>
                       <w:rFonts w:ascii="Cambria Math" w:hAnsi="Cambria Math"/>
                     </w:rPr>
-                    <m:t>n-x</m:t>
+                    <m:t>n-</m:t>
+                  </m:r>
+                  <m:r>
+                    <w:rPr>
+                      <w:rFonts w:ascii="Cambria Math" w:hAnsi="Cambria Math"/>
+                    </w:rPr>
+                    <m:t>r</m:t>
                   </m:r>
                 </m:e>
               </m:d>
@@ -14722,7 +14348,7 @@
               <w:spacing w:after="160" w:line="259" w:lineRule="auto"/>
             </w:pPr>
             <w:r>
-              <w:t>x</w:t>
+              <w:t>r</w:t>
             </w:r>
           </w:p>
         </w:tc>
@@ -14789,7 +14415,7 @@
               <w:spacing w:after="160" w:line="259" w:lineRule="auto"/>
             </w:pPr>
             <w:r>
-              <w:t>1-p</w:t>
+              <w:t>q</w:t>
             </w:r>
           </w:p>
         </w:tc>
@@ -14858,7 +14484,7 @@
     <w:p>
       <w:r>
         <w:pict w14:anchorId="66C14C9F">
-          <v:rect id="_x0000_i2345" style="width:0;height:1.5pt" o:hralign="center" o:hrstd="t" o:hr="t" fillcolor="#a0a0a0" stroked="f"/>
+          <v:rect id="_x0000_i1162" style="width:0;height:1.5pt" o:hralign="center" o:hrstd="t" o:hr="t" fillcolor="#a0a0a0" stroked="f"/>
         </w:pict>
       </w:r>
     </w:p>
@@ -14892,7 +14518,16 @@
             <w:rPr>
               <w:rFonts w:ascii="Cambria Math" w:hAnsi="Cambria Math"/>
             </w:rPr>
-            <m:t>nCx</m:t>
+            <m:t>nC</m:t>
+          </m:r>
+          <m:r>
+            <m:rPr>
+              <m:sty m:val="p"/>
+            </m:rPr>
+            <w:rPr>
+              <w:rFonts w:ascii="Cambria Math" w:hAnsi="Cambria Math"/>
+            </w:rPr>
+            <m:t>r</m:t>
           </m:r>
           <m:r>
             <w:rPr>
@@ -14939,7 +14574,13 @@
                 <w:rPr>
                   <w:rFonts w:ascii="Cambria Math" w:hAnsi="Cambria Math"/>
                 </w:rPr>
-                <m:t>x!</m:t>
+                <m:t>r</m:t>
+              </m:r>
+              <m:r>
+                <w:rPr>
+                  <w:rFonts w:ascii="Cambria Math" w:hAnsi="Cambria Math"/>
+                </w:rPr>
+                <m:t>!</m:t>
               </m:r>
               <m:d>
                 <m:dPr>
@@ -14954,7 +14595,13 @@
                     <w:rPr>
                       <w:rFonts w:ascii="Cambria Math" w:hAnsi="Cambria Math"/>
                     </w:rPr>
-                    <m:t>n-x</m:t>
+                    <m:t>n-</m:t>
+                  </m:r>
+                  <m:r>
+                    <w:rPr>
+                      <w:rFonts w:ascii="Cambria Math" w:hAnsi="Cambria Math"/>
+                    </w:rPr>
+                    <m:t>r</m:t>
                   </m:r>
                   <m:ctrlPr>
                     <w:rPr>
@@ -14984,6 +14631,7 @@
     <w:p>
       <w:proofErr w:type="gramStart"/>
       <w:r>
+        <w:lastRenderedPageBreak/>
         <w:t>Where</w:t>
       </w:r>
       <w:proofErr w:type="gramEnd"/>
@@ -15014,7 +14662,7 @@
     <w:p>
       <w:r>
         <w:pict w14:anchorId="20A56EC4">
-          <v:rect id="_x0000_i2346" style="width:0;height:1.5pt" o:hralign="center" o:hrstd="t" o:hr="t" fillcolor="#a0a0a0" stroked="f"/>
+          <v:rect id="_x0000_i1163" style="width:0;height:1.5pt" o:hralign="center" o:hrstd="t" o:hr="t" fillcolor="#a0a0a0" stroked="f"/>
         </w:pict>
       </w:r>
     </w:p>
@@ -15219,7 +14867,7 @@
     <w:p>
       <w:r>
         <w:pict w14:anchorId="05972A7A">
-          <v:rect id="_x0000_i2347" style="width:0;height:1.5pt" o:hralign="center" o:hrstd="t" o:hr="t" fillcolor="#a0a0a0" stroked="f"/>
+          <v:rect id="_x0000_i1164" style="width:0;height:1.5pt" o:hralign="center" o:hrstd="t" o:hr="t" fillcolor="#a0a0a0" stroked="f"/>
         </w:pict>
       </w:r>
     </w:p>
@@ -15235,7 +14883,6 @@
           <w:b/>
           <w:bCs/>
         </w:rPr>
-        <w:lastRenderedPageBreak/>
         <w:t>Step 1: Apply formula</w:t>
       </w:r>
     </w:p>
@@ -15372,7 +15019,7 @@
               <w:i/>
             </w:rPr>
             <w:pict w14:anchorId="1345328F">
-              <v:rect id="_x0000_i2348" style="width:0;height:1.5pt" o:hralign="center" o:hrstd="t" o:hr="t" fillcolor="#a0a0a0" stroked="f"/>
+              <v:rect id="_x0000_i1165" style="width:0;height:1.5pt" o:hralign="center" o:hrstd="t" o:hr="t" fillcolor="#a0a0a0" stroked="f"/>
             </w:pict>
           </m:r>
         </m:oMath>
@@ -15404,7 +15051,7 @@
     <w:p>
       <w:r>
         <w:pict w14:anchorId="60B1602E">
-          <v:rect id="_x0000_i2349" style="width:0;height:1.5pt" o:hralign="center" o:hrstd="t" o:hr="t" fillcolor="#a0a0a0" stroked="f"/>
+          <v:rect id="_x0000_i1166" style="width:0;height:1.5pt" o:hralign="center" o:hrstd="t" o:hr="t" fillcolor="#a0a0a0" stroked="f"/>
         </w:pict>
       </w:r>
     </w:p>
@@ -15467,7 +15114,7 @@
     <w:p>
       <w:r>
         <w:pict w14:anchorId="0FC3A273">
-          <v:rect id="_x0000_i2350" style="width:0;height:1.5pt" o:hralign="center" o:hrstd="t" o:hr="t" fillcolor="#a0a0a0" stroked="f"/>
+          <v:rect id="_x0000_i1167" style="width:0;height:1.5pt" o:hralign="center" o:hrstd="t" o:hr="t" fillcolor="#a0a0a0" stroked="f"/>
         </w:pict>
       </w:r>
     </w:p>
@@ -15657,6 +15304,7 @@
               <w:spacing w:after="160" w:line="259" w:lineRule="auto"/>
             </w:pPr>
             <w:r>
+              <w:lastRenderedPageBreak/>
               <w:t>3</w:t>
             </w:r>
           </w:p>
@@ -15696,7 +15344,7 @@
     <w:p>
       <w:r>
         <w:pict w14:anchorId="5F3BD22B">
-          <v:rect id="_x0000_i2351" style="width:0;height:1.5pt" o:hralign="center" o:hrstd="t" o:hr="t" fillcolor="#a0a0a0" stroked="f"/>
+          <v:rect id="_x0000_i1168" style="width:0;height:1.5pt" o:hralign="center" o:hrstd="t" o:hr="t" fillcolor="#a0a0a0" stroked="f"/>
         </w:pict>
       </w:r>
     </w:p>
@@ -15728,7 +15376,7 @@
       </w:tblPr>
       <w:tblGrid>
         <w:gridCol w:w="1969"/>
-        <w:gridCol w:w="1311"/>
+        <w:gridCol w:w="971"/>
       </w:tblGrid>
       <w:tr>
         <w:trPr>
@@ -15827,8 +15475,16 @@
               <w:cnfStyle w:val="000000000000" w:firstRow="0" w:lastRow="0" w:firstColumn="0" w:lastColumn="0" w:oddVBand="0" w:evenVBand="0" w:oddHBand="0" w:evenHBand="0" w:firstRowFirstColumn="0" w:firstRowLastColumn="0" w:lastRowFirstColumn="0" w:lastRowLastColumn="0"/>
             </w:pPr>
             <w:r>
-              <w:t>σ² = np(1-p)</w:t>
-            </w:r>
+              <w:t xml:space="preserve">σ² = </w:t>
+            </w:r>
+            <w:proofErr w:type="spellStart"/>
+            <w:r>
+              <w:t>np</w:t>
+            </w:r>
+            <w:r>
+              <w:t>q</w:t>
+            </w:r>
+            <w:proofErr w:type="spellEnd"/>
           </w:p>
         </w:tc>
       </w:tr>
@@ -15862,7 +15518,7 @@
               <w:cnfStyle w:val="000000100000" w:firstRow="0" w:lastRow="0" w:firstColumn="0" w:lastColumn="0" w:oddVBand="0" w:evenVBand="0" w:oddHBand="1" w:evenHBand="0" w:firstRowFirstColumn="0" w:firstRowLastColumn="0" w:lastRowFirstColumn="0" w:lastRowLastColumn="0"/>
             </w:pPr>
             <w:r>
-              <w:t>σ = √np(1-p)</w:t>
+              <w:t>σ = √np</w:t>
             </w:r>
           </w:p>
         </w:tc>
@@ -15871,7 +15527,7 @@
     <w:p>
       <w:r>
         <w:pict w14:anchorId="14FAA4E6">
-          <v:rect id="_x0000_i2352" style="width:0;height:1.5pt" o:hralign="center" o:hrstd="t" o:hr="t" fillcolor="#a0a0a0" stroked="f"/>
+          <v:rect id="_x0000_i1169" style="width:0;height:1.5pt" o:hralign="center" o:hrstd="t" o:hr="t" fillcolor="#a0a0a0" stroked="f"/>
         </w:pict>
       </w:r>
     </w:p>
@@ -15906,7 +15562,6 @@
     </w:p>
     <w:p>
       <w:r>
-        <w:lastRenderedPageBreak/>
         <w:t>Mean:</w:t>
       </w:r>
     </w:p>
@@ -15922,8 +15577,16 @@
     </w:p>
     <w:p>
       <w:r>
-        <w:t>σ² = np(1-p)</w:t>
-      </w:r>
+        <w:t xml:space="preserve">σ² = </w:t>
+      </w:r>
+      <w:proofErr w:type="spellStart"/>
+      <w:r>
+        <w:t>np</w:t>
+      </w:r>
+      <w:r>
+        <w:t>q</w:t>
+      </w:r>
+      <w:proofErr w:type="spellEnd"/>
     </w:p>
     <w:p>
       <w:r>
@@ -15938,7 +15601,7 @@
     <w:p>
       <w:r>
         <w:pict w14:anchorId="6E94C6E5">
-          <v:rect id="_x0000_i2353" style="width:0;height:1.5pt" o:hralign="center" o:hrstd="t" o:hr="t" fillcolor="#a0a0a0" stroked="f"/>
+          <v:rect id="_x0000_i1170" style="width:0;height:1.5pt" o:hralign="center" o:hrstd="t" o:hr="t" fillcolor="#a0a0a0" stroked="f"/>
         </w:pict>
       </w:r>
     </w:p>
@@ -16148,7 +15811,7 @@
     <w:p>
       <w:r>
         <w:pict w14:anchorId="5C9F39FF">
-          <v:rect id="_x0000_i2354" style="width:0;height:1.5pt" o:hralign="center" o:hrstd="t" o:hr="t" fillcolor="#a0a0a0" stroked="f"/>
+          <v:rect id="_x0000_i1171" style="width:0;height:1.5pt" o:hralign="center" o:hrstd="t" o:hr="t" fillcolor="#a0a0a0" stroked="f"/>
         </w:pict>
       </w:r>
     </w:p>
@@ -16227,6 +15890,7 @@
               <w:spacing w:after="160" w:line="259" w:lineRule="auto"/>
             </w:pPr>
             <w:r>
+              <w:lastRenderedPageBreak/>
               <w:t>Quality control</w:t>
             </w:r>
           </w:p>
@@ -16385,7 +16049,7 @@
     <w:p>
       <w:r>
         <w:pict w14:anchorId="6380E0BF">
-          <v:rect id="_x0000_i2355" style="width:0;height:1.5pt" o:hralign="center" o:hrstd="t" o:hr="t" fillcolor="#a0a0a0" stroked="f"/>
+          <v:rect id="_x0000_i1172" style="width:0;height:1.5pt" o:hralign="center" o:hrstd="t" o:hr="t" fillcolor="#a0a0a0" stroked="f"/>
         </w:pict>
       </w:r>
     </w:p>
@@ -16459,7 +16123,7 @@
     <w:p>
       <w:r>
         <w:pict w14:anchorId="623AFBEA">
-          <v:rect id="_x0000_i2356" style="width:0;height:1.5pt" o:hralign="center" o:hrstd="t" o:hr="t" fillcolor="#a0a0a0" stroked="f"/>
+          <v:rect id="_x0000_i1173" style="width:0;height:1.5pt" o:hralign="center" o:hrstd="t" o:hr="t" fillcolor="#a0a0a0" stroked="f"/>
         </w:pict>
       </w:r>
     </w:p>
@@ -16475,7 +16139,6 @@
           <w:b/>
           <w:bCs/>
         </w:rPr>
-        <w:lastRenderedPageBreak/>
         <w:t>Final Summary</w:t>
       </w:r>
     </w:p>
@@ -16697,7 +16360,7 @@
     <w:p>
       <w:r>
         <w:pict w14:anchorId="0BDF3BDE">
-          <v:rect id="_x0000_i2357" style="width:0;height:1.5pt" o:hralign="center" o:hrstd="t" o:hr="t" fillcolor="#a0a0a0" stroked="f"/>
+          <v:rect id="_x0000_i1174" style="width:0;height:1.5pt" o:hralign="center" o:hrstd="t" o:hr="t" fillcolor="#a0a0a0" stroked="f"/>
         </w:pict>
       </w:r>
     </w:p>
@@ -16748,7 +16411,7 @@
     <w:p>
       <w:r>
         <w:pict w14:anchorId="0E0870CB">
-          <v:rect id="_x0000_i2358" style="width:0;height:1.5pt" o:hralign="center" o:hrstd="t" o:hr="t" fillcolor="#a0a0a0" stroked="f"/>
+          <v:rect id="_x0000_i1175" style="width:0;height:1.5pt" o:hralign="center" o:hrstd="t" o:hr="t" fillcolor="#a0a0a0" stroked="f"/>
         </w:pict>
       </w:r>
     </w:p>
@@ -16764,6 +16427,7 @@
           <w:b/>
           <w:bCs/>
         </w:rPr>
+        <w:lastRenderedPageBreak/>
         <w:t>Poisson Distribution</w:t>
       </w:r>
       <w:r>
@@ -16835,7 +16499,7 @@
     <w:p>
       <w:r>
         <w:pict w14:anchorId="789B21EA">
-          <v:rect id="_x0000_i2486" style="width:0;height:1.5pt" o:hralign="center" o:hrstd="t" o:hr="t" fillcolor="#a0a0a0" stroked="f"/>
+          <v:rect id="_x0000_i1176" style="width:0;height:1.5pt" o:hralign="center" o:hrstd="t" o:hr="t" fillcolor="#a0a0a0" stroked="f"/>
         </w:pict>
       </w:r>
     </w:p>
@@ -16944,7 +16608,7 @@
     <w:p>
       <w:r>
         <w:pict w14:anchorId="72710B83">
-          <v:rect id="_x0000_i2487" style="width:0;height:1.5pt" o:hralign="center" o:hrstd="t" o:hr="t" fillcolor="#a0a0a0" stroked="f"/>
+          <v:rect id="_x0000_i1177" style="width:0;height:1.5pt" o:hralign="center" o:hrstd="t" o:hr="t" fillcolor="#a0a0a0" stroked="f"/>
         </w:pict>
       </w:r>
     </w:p>
@@ -17060,7 +16724,6 @@
               <w:spacing w:after="160" w:line="259" w:lineRule="auto"/>
             </w:pPr>
             <w:r>
-              <w:lastRenderedPageBreak/>
               <w:t>Events are independent</w:t>
             </w:r>
           </w:p>
@@ -17152,7 +16815,7 @@
     <w:p>
       <w:r>
         <w:pict w14:anchorId="75D38404">
-          <v:rect id="_x0000_i2488" style="width:0;height:1.5pt" o:hralign="center" o:hrstd="t" o:hr="t" fillcolor="#a0a0a0" stroked="f"/>
+          <v:rect id="_x0000_i1178" style="width:0;height:1.5pt" o:hralign="center" o:hrstd="t" o:hr="t" fillcolor="#a0a0a0" stroked="f"/>
         </w:pict>
       </w:r>
     </w:p>
@@ -17180,7 +16843,14 @@
           <w:b/>
           <w:bCs/>
         </w:rPr>
-        <w:t>x events</w:t>
+        <w:t>r</w:t>
+      </w:r>
+      <w:r>
+        <w:rPr>
+          <w:b/>
+          <w:bCs/>
+        </w:rPr>
+        <w:t xml:space="preserve"> events</w:t>
       </w:r>
       <w:r>
         <w:t xml:space="preserve"> is:</w:t>
@@ -17209,7 +16879,13 @@
                 <w:rPr>
                   <w:rFonts w:ascii="Cambria Math" w:hAnsi="Cambria Math"/>
                 </w:rPr>
-                <m:t>X=x</m:t>
+                <m:t>X=</m:t>
+              </m:r>
+              <m:r>
+                <w:rPr>
+                  <w:rFonts w:ascii="Cambria Math" w:hAnsi="Cambria Math"/>
+                </w:rPr>
+                <m:t>r</m:t>
               </m:r>
             </m:e>
           </m:d>
@@ -17295,7 +16971,7 @@
                     <w:rPr>
                       <w:rFonts w:ascii="Cambria Math" w:hAnsi="Cambria Math"/>
                     </w:rPr>
-                    <m:t>x</m:t>
+                    <m:t>r</m:t>
                   </m:r>
                 </m:sup>
               </m:sSup>
@@ -17314,7 +16990,13 @@
             <w:rPr>
               <w:rFonts w:ascii="Cambria Math" w:hAnsi="Cambria Math"/>
             </w:rPr>
-            <m:t>x!</m:t>
+            <m:t>r</m:t>
+          </m:r>
+          <m:r>
+            <w:rPr>
+              <w:rFonts w:ascii="Cambria Math" w:hAnsi="Cambria Math"/>
+            </w:rPr>
+            <m:t>!</m:t>
           </m:r>
         </m:oMath>
       </m:oMathPara>
@@ -17483,7 +17165,10 @@
               <w:spacing w:after="160" w:line="259" w:lineRule="auto"/>
             </w:pPr>
             <w:r>
-              <w:t>x!</w:t>
+              <w:t>r</w:t>
+            </w:r>
+            <w:r>
+              <w:t>!</w:t>
             </w:r>
           </w:p>
         </w:tc>
@@ -17498,7 +17183,10 @@
               <w:cnfStyle w:val="000000000000" w:firstRow="0" w:lastRow="0" w:firstColumn="0" w:lastColumn="0" w:oddVBand="0" w:evenVBand="0" w:oddHBand="0" w:evenHBand="0" w:firstRowFirstColumn="0" w:firstRowLastColumn="0" w:lastRowFirstColumn="0" w:lastRowLastColumn="0"/>
             </w:pPr>
             <w:r>
-              <w:t>factorial of x</w:t>
+              <w:t xml:space="preserve">factorial of </w:t>
+            </w:r>
+            <w:r>
+              <w:t>r</w:t>
             </w:r>
           </w:p>
         </w:tc>
@@ -17507,7 +17195,7 @@
     <w:p>
       <w:r>
         <w:pict w14:anchorId="4E7C8F27">
-          <v:rect id="_x0000_i2489" style="width:0;height:1.5pt" o:hralign="center" o:hrstd="t" o:hr="t" fillcolor="#a0a0a0" stroked="f"/>
+          <v:rect id="_x0000_i1179" style="width:0;height:1.5pt" o:hralign="center" o:hrstd="t" o:hr="t" fillcolor="#a0a0a0" stroked="f"/>
         </w:pict>
       </w:r>
     </w:p>
@@ -17528,6 +17216,7 @@
     </w:p>
     <w:p>
       <w:r>
+        <w:lastRenderedPageBreak/>
         <w:t xml:space="preserve">Suppose the </w:t>
       </w:r>
       <w:r>
@@ -17570,7 +17259,7 @@
     <w:p>
       <w:r>
         <w:pict w14:anchorId="1B8CB532">
-          <v:rect id="_x0000_i2490" style="width:0;height:1.5pt" o:hralign="center" o:hrstd="t" o:hr="t" fillcolor="#a0a0a0" stroked="f"/>
+          <v:rect id="_x0000_i1180" style="width:0;height:1.5pt" o:hralign="center" o:hrstd="t" o:hr="t" fillcolor="#a0a0a0" stroked="f"/>
         </w:pict>
       </w:r>
     </w:p>
@@ -17725,7 +17414,7 @@
     <w:p>
       <w:r>
         <w:pict w14:anchorId="000FF378">
-          <v:rect id="_x0000_i2491" style="width:0;height:1.5pt" o:hralign="center" o:hrstd="t" o:hr="t" fillcolor="#a0a0a0" stroked="f"/>
+          <v:rect id="_x0000_i1181" style="width:0;height:1.5pt" o:hralign="center" o:hrstd="t" o:hr="t" fillcolor="#a0a0a0" stroked="f"/>
         </w:pict>
       </w:r>
     </w:p>
@@ -17789,6 +17478,9 @@
             <m:t>2≈0.1353</m:t>
           </m:r>
           <m:r>
+            <m:rPr>
+              <m:sty m:val="p"/>
+            </m:rPr>
             <w:rPr>
               <w:rFonts w:ascii="Cambria Math" w:hAnsi="Cambria Math"/>
             </w:rPr>
@@ -17808,7 +17500,7 @@
     <w:p>
       <w:r>
         <w:pict w14:anchorId="7EFBEDD3">
-          <v:rect id="_x0000_i2492" style="width:0;height:1.5pt" o:hralign="center" o:hrstd="t" o:hr="t" fillcolor="#a0a0a0" stroked="f"/>
+          <v:rect id="_x0000_i1182" style="width:0;height:1.5pt" o:hralign="center" o:hrstd="t" o:hr="t" fillcolor="#a0a0a0" stroked="f"/>
         </w:pict>
       </w:r>
     </w:p>
@@ -17850,7 +17542,7 @@
     <w:p>
       <w:r>
         <w:pict w14:anchorId="21DFB071">
-          <v:rect id="_x0000_i2493" style="width:0;height:1.5pt" o:hralign="center" o:hrstd="t" o:hr="t" fillcolor="#a0a0a0" stroked="f"/>
+          <v:rect id="_x0000_i1183" style="width:0;height:1.5pt" o:hralign="center" o:hrstd="t" o:hr="t" fillcolor="#a0a0a0" stroked="f"/>
         </w:pict>
       </w:r>
     </w:p>
@@ -17866,7 +17558,6 @@
           <w:b/>
           <w:bCs/>
         </w:rPr>
-        <w:lastRenderedPageBreak/>
         <w:t>5. Mean and Variance of Poisson Distribution</w:t>
       </w:r>
     </w:p>
@@ -18026,7 +17717,7 @@
     <w:p>
       <w:r>
         <w:pict w14:anchorId="1D8098D3">
-          <v:rect id="_x0000_i2494" style="width:0;height:1.5pt" o:hralign="center" o:hrstd="t" o:hr="t" fillcolor="#a0a0a0" stroked="f"/>
+          <v:rect id="_x0000_i1184" style="width:0;height:1.5pt" o:hralign="center" o:hrstd="t" o:hr="t" fillcolor="#a0a0a0" stroked="f"/>
         </w:pict>
       </w:r>
     </w:p>
@@ -18212,7 +17903,7 @@
     <w:p>
       <w:r>
         <w:pict w14:anchorId="69738BD9">
-          <v:rect id="_x0000_i2495" style="width:0;height:1.5pt" o:hralign="center" o:hrstd="t" o:hr="t" fillcolor="#a0a0a0" stroked="f"/>
+          <v:rect id="_x0000_i1185" style="width:0;height:1.5pt" o:hralign="center" o:hrstd="t" o:hr="t" fillcolor="#a0a0a0" stroked="f"/>
         </w:pict>
       </w:r>
     </w:p>
@@ -18228,6 +17919,7 @@
           <w:b/>
           <w:bCs/>
         </w:rPr>
+        <w:lastRenderedPageBreak/>
         <w:t>6. Poisson Distribution Table Example</w:t>
       </w:r>
     </w:p>
@@ -18459,7 +18151,7 @@
     <w:p>
       <w:r>
         <w:pict w14:anchorId="10C902B0">
-          <v:rect id="_x0000_i2496" style="width:0;height:1.5pt" o:hralign="center" o:hrstd="t" o:hr="t" fillcolor="#a0a0a0" stroked="f"/>
+          <v:rect id="_x0000_i1186" style="width:0;height:1.5pt" o:hralign="center" o:hrstd="t" o:hr="t" fillcolor="#a0a0a0" stroked="f"/>
         </w:pict>
       </w:r>
     </w:p>
@@ -18620,7 +18312,6 @@
               <w:spacing w:after="160" w:line="259" w:lineRule="auto"/>
             </w:pPr>
             <w:r>
-              <w:lastRenderedPageBreak/>
               <w:t>λ = np</w:t>
             </w:r>
           </w:p>
@@ -18660,7 +18351,7 @@
     <w:p>
       <w:r>
         <w:pict w14:anchorId="0A78E146">
-          <v:rect id="_x0000_i2497" style="width:0;height:1.5pt" o:hralign="center" o:hrstd="t" o:hr="t" fillcolor="#a0a0a0" stroked="f"/>
+          <v:rect id="_x0000_i1187" style="width:0;height:1.5pt" o:hralign="center" o:hrstd="t" o:hr="t" fillcolor="#a0a0a0" stroked="f"/>
         </w:pict>
       </w:r>
     </w:p>
@@ -18712,7 +18403,7 @@
     <w:p>
       <w:r>
         <w:pict w14:anchorId="5A66EAE8">
-          <v:rect id="_x0000_i2498" style="width:0;height:1.5pt" o:hralign="center" o:hrstd="t" o:hr="t" fillcolor="#a0a0a0" stroked="f"/>
+          <v:rect id="_x0000_i1188" style="width:0;height:1.5pt" o:hralign="center" o:hrstd="t" o:hr="t" fillcolor="#a0a0a0" stroked="f"/>
         </w:pict>
       </w:r>
     </w:p>
@@ -18949,7 +18640,7 @@
     <w:p>
       <w:r>
         <w:pict w14:anchorId="394EB420">
-          <v:rect id="_x0000_i2499" style="width:0;height:1.5pt" o:hralign="center" o:hrstd="t" o:hr="t" fillcolor="#a0a0a0" stroked="f"/>
+          <v:rect id="_x0000_i1189" style="width:0;height:1.5pt" o:hralign="center" o:hrstd="t" o:hr="t" fillcolor="#a0a0a0" stroked="f"/>
         </w:pict>
       </w:r>
     </w:p>
@@ -18970,6 +18661,7 @@
     </w:p>
     <w:p>
       <w:r>
+        <w:lastRenderedPageBreak/>
         <w:t>Suppose:</w:t>
       </w:r>
       <w:r>
@@ -19022,7 +18714,7 @@
     <w:p>
       <w:r>
         <w:pict w14:anchorId="1B611468">
-          <v:rect id="_x0000_i2500" style="width:0;height:1.5pt" o:hralign="center" o:hrstd="t" o:hr="t" fillcolor="#a0a0a0" stroked="f"/>
+          <v:rect id="_x0000_i1190" style="width:0;height:1.5pt" o:hralign="center" o:hrstd="t" o:hr="t" fillcolor="#a0a0a0" stroked="f"/>
         </w:pict>
       </w:r>
     </w:p>
@@ -19300,7 +18992,7 @@
     <w:p>
       <w:r>
         <w:pict w14:anchorId="76589905">
-          <v:rect id="_x0000_i2501" style="width:0;height:1.5pt" o:hralign="center" o:hrstd="t" o:hr="t" fillcolor="#a0a0a0" stroked="f"/>
+          <v:rect id="_x0000_i1191" style="width:0;height:1.5pt" o:hralign="center" o:hrstd="t" o:hr="t" fillcolor="#a0a0a0" stroked="f"/>
         </w:pict>
       </w:r>
     </w:p>
@@ -19379,7 +19071,6 @@
               <w:spacing w:after="160" w:line="259" w:lineRule="auto"/>
             </w:pPr>
             <w:r>
-              <w:lastRenderedPageBreak/>
               <w:t>Poisson Distribution</w:t>
             </w:r>
           </w:p>
@@ -19503,7 +19194,7 @@
     <w:p>
       <w:r>
         <w:pict w14:anchorId="3FF33A58">
-          <v:rect id="_x0000_i2502" style="width:0;height:1.5pt" o:hralign="center" o:hrstd="t" o:hr="t" fillcolor="#a0a0a0" stroked="f"/>
+          <v:rect id="_x0000_i1192" style="width:0;height:1.5pt" o:hralign="center" o:hrstd="t" o:hr="t" fillcolor="#a0a0a0" stroked="f"/>
         </w:pict>
       </w:r>
     </w:p>
@@ -19554,7 +19245,7 @@
     <w:p>
       <w:r>
         <w:pict w14:anchorId="7112209A">
-          <v:rect id="_x0000_i2503" style="width:0;height:1.5pt" o:hralign="center" o:hrstd="t" o:hr="t" fillcolor="#a0a0a0" stroked="f"/>
+          <v:rect id="_x0000_i1193" style="width:0;height:1.5pt" o:hralign="center" o:hrstd="t" o:hr="t" fillcolor="#a0a0a0" stroked="f"/>
         </w:pict>
       </w:r>
     </w:p>
@@ -19647,8 +19338,9 @@
     </w:p>
     <w:p>
       <w:r>
+        <w:lastRenderedPageBreak/>
         <w:pict w14:anchorId="1AB136AB">
-          <v:rect id="_x0000_i2624" style="width:0;height:1.5pt" o:hralign="center" o:hrstd="t" o:hr="t" fillcolor="#a0a0a0" stroked="f"/>
+          <v:rect id="_x0000_i1194" style="width:0;height:1.5pt" o:hralign="center" o:hrstd="t" o:hr="t" fillcolor="#a0a0a0" stroked="f"/>
         </w:pict>
       </w:r>
     </w:p>
@@ -19735,7 +19427,7 @@
     <w:p>
       <w:r>
         <w:pict w14:anchorId="1B8AF499">
-          <v:rect id="_x0000_i2625" style="width:0;height:1.5pt" o:hralign="center" o:hrstd="t" o:hr="t" fillcolor="#a0a0a0" stroked="f"/>
+          <v:rect id="_x0000_i1195" style="width:0;height:1.5pt" o:hralign="center" o:hrstd="t" o:hr="t" fillcolor="#a0a0a0" stroked="f"/>
         </w:pict>
       </w:r>
     </w:p>
@@ -19918,7 +19610,6 @@
               <w:spacing w:after="160" w:line="259" w:lineRule="auto"/>
             </w:pPr>
             <w:r>
-              <w:lastRenderedPageBreak/>
               <w:t>First success measurement</w:t>
             </w:r>
           </w:p>
@@ -19943,7 +19634,7 @@
     <w:p>
       <w:r>
         <w:pict w14:anchorId="3CD65E16">
-          <v:rect id="_x0000_i2626" style="width:0;height:1.5pt" o:hralign="center" o:hrstd="t" o:hr="t" fillcolor="#a0a0a0" stroked="f"/>
+          <v:rect id="_x0000_i1196" style="width:0;height:1.5pt" o:hralign="center" o:hrstd="t" o:hr="t" fillcolor="#a0a0a0" stroked="f"/>
         </w:pict>
       </w:r>
     </w:p>
@@ -20145,7 +19836,7 @@
     <w:p>
       <w:r>
         <w:pict w14:anchorId="06E436EE">
-          <v:rect id="_x0000_i2627" style="width:0;height:1.5pt" o:hralign="center" o:hrstd="t" o:hr="t" fillcolor="#a0a0a0" stroked="f"/>
+          <v:rect id="_x0000_i1197" style="width:0;height:1.5pt" o:hralign="center" o:hrstd="t" o:hr="t" fillcolor="#a0a0a0" stroked="f"/>
         </w:pict>
       </w:r>
     </w:p>
@@ -20210,24 +19901,12 @@
             </m:ctrlPr>
           </m:sSupPr>
           <m:e>
-            <m:d>
-              <m:dPr>
-                <m:ctrlPr>
-                  <w:rPr>
-                    <w:rFonts w:ascii="Cambria Math" w:hAnsi="Cambria Math"/>
-                    <w:i/>
-                  </w:rPr>
-                </m:ctrlPr>
-              </m:dPr>
-              <m:e>
-                <m:r>
-                  <w:rPr>
-                    <w:rFonts w:ascii="Cambria Math" w:hAnsi="Cambria Math"/>
-                  </w:rPr>
-                  <m:t>1-p</m:t>
-                </m:r>
-              </m:e>
-            </m:d>
+            <m:r>
+              <w:rPr>
+                <w:rFonts w:ascii="Cambria Math" w:hAnsi="Cambria Math"/>
+              </w:rPr>
+              <m:t>q</m:t>
+            </m:r>
           </m:e>
           <m:sup>
             <m:d>
@@ -20390,7 +20069,7 @@
               <w:spacing w:after="160" w:line="259" w:lineRule="auto"/>
             </w:pPr>
             <w:r>
-              <w:t>(1 − p)</w:t>
+              <w:t>q</w:t>
             </w:r>
           </w:p>
         </w:tc>
@@ -20422,6 +20101,7 @@
               <w:spacing w:after="160" w:line="259" w:lineRule="auto"/>
             </w:pPr>
             <w:r>
+              <w:lastRenderedPageBreak/>
               <w:t>x</w:t>
             </w:r>
           </w:p>
@@ -20446,7 +20126,7 @@
     <w:p>
       <w:r>
         <w:pict w14:anchorId="7C1C0021">
-          <v:rect id="_x0000_i2628" style="width:0;height:1.5pt" o:hralign="center" o:hrstd="t" o:hr="t" fillcolor="#a0a0a0" stroked="f"/>
+          <v:rect id="_x0000_i1198" style="width:0;height:1.5pt" o:hralign="center" o:hrstd="t" o:hr="t" fillcolor="#a0a0a0" stroked="f"/>
         </w:pict>
       </w:r>
     </w:p>
@@ -20493,7 +20173,7 @@
     <w:p>
       <w:r>
         <w:pict w14:anchorId="593DF09E">
-          <v:rect id="_x0000_i2629" style="width:0;height:1.5pt" o:hralign="center" o:hrstd="t" o:hr="t" fillcolor="#a0a0a0" stroked="f"/>
+          <v:rect id="_x0000_i1199" style="width:0;height:1.5pt" o:hralign="center" o:hrstd="t" o:hr="t" fillcolor="#a0a0a0" stroked="f"/>
         </w:pict>
       </w:r>
     </w:p>
@@ -20578,7 +20258,7 @@
     <w:p>
       <w:r>
         <w:pict w14:anchorId="3844B657">
-          <v:rect id="_x0000_i2630" style="width:0;height:1.5pt" o:hralign="center" o:hrstd="t" o:hr="t" fillcolor="#a0a0a0" stroked="f"/>
+          <v:rect id="_x0000_i1200" style="width:0;height:1.5pt" o:hralign="center" o:hrstd="t" o:hr="t" fillcolor="#a0a0a0" stroked="f"/>
         </w:pict>
       </w:r>
     </w:p>
@@ -20643,7 +20323,6 @@
           <w:b/>
           <w:bCs/>
         </w:rPr>
-        <w:lastRenderedPageBreak/>
         <w:t>6. Probability Table Example</w:t>
       </w:r>
     </w:p>
@@ -20845,7 +20524,7 @@
     <w:p>
       <w:r>
         <w:pict w14:anchorId="7B467E14">
-          <v:rect id="_x0000_i2632" style="width:0;height:1.5pt" o:hralign="center" o:hrstd="t" o:hr="t" fillcolor="#a0a0a0" stroked="f"/>
+          <v:rect id="_x0000_i1201" style="width:0;height:1.5pt" o:hralign="center" o:hrstd="t" o:hr="t" fillcolor="#a0a0a0" stroked="f"/>
         </w:pict>
       </w:r>
     </w:p>
@@ -21020,7 +20699,7 @@
     <w:p>
       <w:r>
         <w:pict w14:anchorId="5A5FB55B">
-          <v:rect id="_x0000_i2633" style="width:0;height:1.5pt" o:hralign="center" o:hrstd="t" o:hr="t" fillcolor="#a0a0a0" stroked="f"/>
+          <v:rect id="_x0000_i1202" style="width:0;height:1.5pt" o:hralign="center" o:hrstd="t" o:hr="t" fillcolor="#a0a0a0" stroked="f"/>
         </w:pict>
       </w:r>
     </w:p>
@@ -21036,6 +20715,7 @@
           <w:b/>
           <w:bCs/>
         </w:rPr>
+        <w:lastRenderedPageBreak/>
         <w:t>Example</w:t>
       </w:r>
     </w:p>
@@ -21078,7 +20758,7 @@
     <w:p>
       <w:r>
         <w:pict w14:anchorId="24BD5A13">
-          <v:rect id="_x0000_i2634" style="width:0;height:1.5pt" o:hralign="center" o:hrstd="t" o:hr="t" fillcolor="#a0a0a0" stroked="f"/>
+          <v:rect id="_x0000_i1203" style="width:0;height:1.5pt" o:hralign="center" o:hrstd="t" o:hr="t" fillcolor="#a0a0a0" stroked="f"/>
         </w:pict>
       </w:r>
     </w:p>
@@ -21149,7 +20829,7 @@
     <w:p>
       <w:r>
         <w:pict w14:anchorId="0F35419A">
-          <v:rect id="_x0000_i2635" style="width:0;height:1.5pt" o:hralign="center" o:hrstd="t" o:hr="t" fillcolor="#a0a0a0" stroked="f"/>
+          <v:rect id="_x0000_i1204" style="width:0;height:1.5pt" o:hralign="center" o:hrstd="t" o:hr="t" fillcolor="#a0a0a0" stroked="f"/>
         </w:pict>
       </w:r>
     </w:p>
@@ -21193,7 +20873,6 @@
               <w:spacing w:after="160" w:line="259" w:lineRule="auto"/>
             </w:pPr>
             <w:r>
-              <w:lastRenderedPageBreak/>
               <w:t>Field</w:t>
             </w:r>
           </w:p>
@@ -21352,7 +21031,7 @@
     <w:p>
       <w:r>
         <w:pict w14:anchorId="09227B5A">
-          <v:rect id="_x0000_i2636" style="width:0;height:1.5pt" o:hralign="center" o:hrstd="t" o:hr="t" fillcolor="#a0a0a0" stroked="f"/>
+          <v:rect id="_x0000_i1205" style="width:0;height:1.5pt" o:hralign="center" o:hrstd="t" o:hr="t" fillcolor="#a0a0a0" stroked="f"/>
         </w:pict>
       </w:r>
     </w:p>
@@ -21404,7 +21083,7 @@
     <w:p>
       <w:r>
         <w:pict w14:anchorId="0AE2ED56">
-          <v:rect id="_x0000_i2637" style="width:0;height:1.5pt" o:hralign="center" o:hrstd="t" o:hr="t" fillcolor="#a0a0a0" stroked="f"/>
+          <v:rect id="_x0000_i1206" style="width:0;height:1.5pt" o:hralign="center" o:hrstd="t" o:hr="t" fillcolor="#a0a0a0" stroked="f"/>
         </w:pict>
       </w:r>
     </w:p>
@@ -21574,7 +21253,7 @@
     <w:p>
       <w:r>
         <w:pict w14:anchorId="3EB7B437">
-          <v:rect id="_x0000_i2638" style="width:0;height:1.5pt" o:hralign="center" o:hrstd="t" o:hr="t" fillcolor="#a0a0a0" stroked="f"/>
+          <v:rect id="_x0000_i1207" style="width:0;height:1.5pt" o:hralign="center" o:hrstd="t" o:hr="t" fillcolor="#a0a0a0" stroked="f"/>
         </w:pict>
       </w:r>
     </w:p>
@@ -21590,6 +21269,7 @@
           <w:b/>
           <w:bCs/>
         </w:rPr>
+        <w:lastRenderedPageBreak/>
         <w:t>Final Summary</w:t>
       </w:r>
     </w:p>
@@ -21776,7 +21456,7 @@
     <w:p>
       <w:r>
         <w:pict w14:anchorId="28896FC2">
-          <v:rect id="_x0000_i2639" style="width:0;height:1.5pt" o:hralign="center" o:hrstd="t" o:hr="t" fillcolor="#a0a0a0" stroked="f"/>
+          <v:rect id="_x0000_i1208" style="width:0;height:1.5pt" o:hralign="center" o:hrstd="t" o:hr="t" fillcolor="#a0a0a0" stroked="f"/>
         </w:pict>
       </w:r>
     </w:p>
@@ -21836,7 +21516,6 @@
           <w:b/>
           <w:bCs/>
         </w:rPr>
-        <w:lastRenderedPageBreak/>
         <w:t>Unit-3: Introduction to Probability</w:t>
       </w:r>
     </w:p>
@@ -21913,7 +21592,7 @@
     <w:p>
       <w:r>
         <w:pict w14:anchorId="1789B9D6">
-          <v:rect id="_x0000_i2762" style="width:0;height:1.5pt" o:hralign="center" o:hrstd="t" o:hr="t" fillcolor="#a0a0a0" stroked="f"/>
+          <v:rect id="_x0000_i1209" style="width:0;height:1.5pt" o:hralign="center" o:hrstd="t" o:hr="t" fillcolor="#a0a0a0" stroked="f"/>
         </w:pict>
       </w:r>
     </w:p>
@@ -21995,7 +21674,7 @@
     <w:p>
       <w:r>
         <w:pict w14:anchorId="19AB0E9A">
-          <v:rect id="_x0000_i2763" style="width:0;height:1.5pt" o:hralign="center" o:hrstd="t" o:hr="t" fillcolor="#a0a0a0" stroked="f"/>
+          <v:rect id="_x0000_i1210" style="width:0;height:1.5pt" o:hralign="center" o:hrstd="t" o:hr="t" fillcolor="#a0a0a0" stroked="f"/>
         </w:pict>
       </w:r>
     </w:p>
@@ -22069,7 +21748,7 @@
     <w:p>
       <w:r>
         <w:pict w14:anchorId="525BE4D7">
-          <v:rect id="_x0000_i2764" style="width:0;height:1.5pt" o:hralign="center" o:hrstd="t" o:hr="t" fillcolor="#a0a0a0" stroked="f"/>
+          <v:rect id="_x0000_i1211" style="width:0;height:1.5pt" o:hralign="center" o:hrstd="t" o:hr="t" fillcolor="#a0a0a0" stroked="f"/>
         </w:pict>
       </w:r>
     </w:p>
@@ -22129,6 +21808,7 @@
               <w:spacing w:after="160" w:line="259" w:lineRule="auto"/>
             </w:pPr>
             <w:r>
+              <w:lastRenderedPageBreak/>
               <w:t>Symbol</w:t>
             </w:r>
           </w:p>
@@ -22255,7 +21935,7 @@
     <w:p>
       <w:r>
         <w:pict w14:anchorId="2A66DD1B">
-          <v:rect id="_x0000_i2765" style="width:0;height:1.5pt" o:hralign="center" o:hrstd="t" o:hr="t" fillcolor="#a0a0a0" stroked="f"/>
+          <v:rect id="_x0000_i1212" style="width:0;height:1.5pt" o:hralign="center" o:hrstd="t" o:hr="t" fillcolor="#a0a0a0" stroked="f"/>
         </w:pict>
       </w:r>
     </w:p>
@@ -22292,7 +21972,7 @@
     <w:p>
       <w:r>
         <w:pict w14:anchorId="473D15D9">
-          <v:rect id="_x0000_i2766" style="width:0;height:1.5pt" o:hralign="center" o:hrstd="t" o:hr="t" fillcolor="#a0a0a0" stroked="f"/>
+          <v:rect id="_x0000_i1213" style="width:0;height:1.5pt" o:hralign="center" o:hrstd="t" o:hr="t" fillcolor="#a0a0a0" stroked="f"/>
         </w:pict>
       </w:r>
     </w:p>
@@ -22323,7 +22003,6 @@
     </w:p>
     <w:p>
       <w:r>
-        <w:lastRenderedPageBreak/>
         <w:t>b = 6</w:t>
       </w:r>
     </w:p>
@@ -22360,7 +22039,7 @@
     <w:p>
       <w:r>
         <w:pict w14:anchorId="0D7BF2C9">
-          <v:rect id="_x0000_i2767" style="width:0;height:1.5pt" o:hralign="center" o:hrstd="t" o:hr="t" fillcolor="#a0a0a0" stroked="f"/>
+          <v:rect id="_x0000_i1214" style="width:0;height:1.5pt" o:hralign="center" o:hrstd="t" o:hr="t" fillcolor="#a0a0a0" stroked="f"/>
         </w:pict>
       </w:r>
     </w:p>
@@ -22510,7 +22189,7 @@
     <w:p>
       <w:r>
         <w:pict w14:anchorId="671DD166">
-          <v:rect id="_x0000_i2768" style="width:0;height:1.5pt" o:hralign="center" o:hrstd="t" o:hr="t" fillcolor="#a0a0a0" stroked="f"/>
+          <v:rect id="_x0000_i1215" style="width:0;height:1.5pt" o:hralign="center" o:hrstd="t" o:hr="t" fillcolor="#a0a0a0" stroked="f"/>
         </w:pict>
       </w:r>
     </w:p>
@@ -22546,6 +22225,7 @@
     </w:p>
     <w:p>
       <w:r>
+        <w:lastRenderedPageBreak/>
         <w:t>P(2 ≤ X ≤ 5)</w:t>
       </w:r>
     </w:p>
@@ -22582,7 +22262,7 @@
     <w:p>
       <w:r>
         <w:pict w14:anchorId="7DF721B9">
-          <v:rect id="_x0000_i2769" style="width:0;height:1.5pt" o:hralign="center" o:hrstd="t" o:hr="t" fillcolor="#a0a0a0" stroked="f"/>
+          <v:rect id="_x0000_i1216" style="width:0;height:1.5pt" o:hralign="center" o:hrstd="t" o:hr="t" fillcolor="#a0a0a0" stroked="f"/>
         </w:pict>
       </w:r>
     </w:p>
@@ -22757,7 +22437,7 @@
     <w:p>
       <w:r>
         <w:pict w14:anchorId="0CD5B716">
-          <v:rect id="_x0000_i2770" style="width:0;height:1.5pt" o:hralign="center" o:hrstd="t" o:hr="t" fillcolor="#a0a0a0" stroked="f"/>
+          <v:rect id="_x0000_i1217" style="width:0;height:1.5pt" o:hralign="center" o:hrstd="t" o:hr="t" fillcolor="#a0a0a0" stroked="f"/>
         </w:pict>
       </w:r>
     </w:p>
@@ -22773,119 +22453,119 @@
           <w:b/>
           <w:bCs/>
         </w:rPr>
+        <w:t>Example</w:t>
+      </w:r>
+    </w:p>
+    <w:p>
+      <w:r>
+        <w:t>If:</w:t>
+      </w:r>
+    </w:p>
+    <w:p>
+      <w:r>
+        <w:t>a = 2</w:t>
+      </w:r>
+    </w:p>
+    <w:p>
+      <w:r>
+        <w:t>b = 10</w:t>
+      </w:r>
+    </w:p>
+    <w:p>
+      <w:r>
+        <w:t>Mean:</w:t>
+      </w:r>
+    </w:p>
+    <w:p>
+      <w:r>
+        <w:t>μ = (2 + 10) / 2 = 6</w:t>
+      </w:r>
+    </w:p>
+    <w:p>
+      <w:r>
+        <w:t>Variance:</w:t>
+      </w:r>
+    </w:p>
+    <w:p>
+      <w:r>
+        <w:t>σ² = (10 − 2)² / 12</w:t>
+      </w:r>
+    </w:p>
+    <w:p>
+      <w:r>
+        <w:t>σ² = 64 / 12 ≈ 5.33</w:t>
+      </w:r>
+    </w:p>
+    <w:p>
+      <w:r>
+        <w:pict w14:anchorId="7DDD8AA6">
+          <v:rect id="_x0000_i1218" style="width:0;height:1.5pt" o:hralign="center" o:hrstd="t" o:hr="t" fillcolor="#a0a0a0" stroked="f"/>
+        </w:pict>
+      </w:r>
+    </w:p>
+    <w:p>
+      <w:pPr>
+        <w:rPr>
+          <w:b/>
+          <w:bCs/>
+        </w:rPr>
+      </w:pPr>
+      <w:r>
+        <w:rPr>
+          <w:b/>
+          <w:bCs/>
+        </w:rPr>
+        <w:t>7. Graph of Uniform Distribution</w:t>
+      </w:r>
+    </w:p>
+    <w:p>
+      <w:r>
+        <w:t xml:space="preserve">The PDF of uniform distribution is a </w:t>
+      </w:r>
+      <w:r>
+        <w:rPr>
+          <w:b/>
+          <w:bCs/>
+        </w:rPr>
+        <w:t>horizontal line</w:t>
+      </w:r>
+      <w:r>
+        <w:t>.</w:t>
+      </w:r>
+    </w:p>
+    <w:p>
+      <w:r>
+        <w:t>f(x)</w:t>
+      </w:r>
+    </w:p>
+    <w:p>
+      <w:r>
+        <w:t xml:space="preserve">  |</w:t>
+      </w:r>
+    </w:p>
+    <w:p>
+      <w:r>
+        <w:t xml:space="preserve">  | _________</w:t>
+      </w:r>
+    </w:p>
+    <w:p>
+      <w:r>
+        <w:t xml:space="preserve">  |</w:t>
+      </w:r>
+    </w:p>
+    <w:p>
+      <w:r>
+        <w:t xml:space="preserve">  |________________</w:t>
+      </w:r>
+    </w:p>
+    <w:p>
+      <w:r>
+        <w:t xml:space="preserve">       a        b</w:t>
+      </w:r>
+    </w:p>
+    <w:p>
+      <w:r>
         <w:lastRenderedPageBreak/>
-        <w:t>Example</w:t>
-      </w:r>
-    </w:p>
-    <w:p>
-      <w:r>
-        <w:t>If:</w:t>
-      </w:r>
-    </w:p>
-    <w:p>
-      <w:r>
-        <w:t>a = 2</w:t>
-      </w:r>
-    </w:p>
-    <w:p>
-      <w:r>
-        <w:t>b = 10</w:t>
-      </w:r>
-    </w:p>
-    <w:p>
-      <w:r>
-        <w:t>Mean:</w:t>
-      </w:r>
-    </w:p>
-    <w:p>
-      <w:r>
-        <w:t>μ = (2 + 10) / 2 = 6</w:t>
-      </w:r>
-    </w:p>
-    <w:p>
-      <w:r>
-        <w:t>Variance:</w:t>
-      </w:r>
-    </w:p>
-    <w:p>
-      <w:r>
-        <w:t>σ² = (10 − 2)² / 12</w:t>
-      </w:r>
-    </w:p>
-    <w:p>
-      <w:r>
-        <w:t>σ² = 64 / 12 ≈ 5.33</w:t>
-      </w:r>
-    </w:p>
-    <w:p>
-      <w:r>
-        <w:pict w14:anchorId="7DDD8AA6">
-          <v:rect id="_x0000_i2771" style="width:0;height:1.5pt" o:hralign="center" o:hrstd="t" o:hr="t" fillcolor="#a0a0a0" stroked="f"/>
-        </w:pict>
-      </w:r>
-    </w:p>
-    <w:p>
-      <w:pPr>
-        <w:rPr>
-          <w:b/>
-          <w:bCs/>
-        </w:rPr>
-      </w:pPr>
-      <w:r>
-        <w:rPr>
-          <w:b/>
-          <w:bCs/>
-        </w:rPr>
-        <w:t>7. Graph of Uniform Distribution</w:t>
-      </w:r>
-    </w:p>
-    <w:p>
-      <w:r>
-        <w:t xml:space="preserve">The PDF of uniform distribution is a </w:t>
-      </w:r>
-      <w:r>
-        <w:rPr>
-          <w:b/>
-          <w:bCs/>
-        </w:rPr>
-        <w:t>horizontal line</w:t>
-      </w:r>
-      <w:r>
-        <w:t>.</w:t>
-      </w:r>
-    </w:p>
-    <w:p>
-      <w:r>
-        <w:t>f(x)</w:t>
-      </w:r>
-    </w:p>
-    <w:p>
-      <w:r>
-        <w:t xml:space="preserve">  |</w:t>
-      </w:r>
-    </w:p>
-    <w:p>
-      <w:r>
-        <w:t xml:space="preserve">  | _________</w:t>
-      </w:r>
-    </w:p>
-    <w:p>
-      <w:r>
-        <w:t xml:space="preserve">  |</w:t>
-      </w:r>
-    </w:p>
-    <w:p>
-      <w:r>
-        <w:t xml:space="preserve">  |________________</w:t>
-      </w:r>
-    </w:p>
-    <w:p>
-      <w:r>
-        <w:t xml:space="preserve">       a        b</w:t>
-      </w:r>
-    </w:p>
-    <w:p>
-      <w:r>
         <w:t>Meaning:</w:t>
       </w:r>
     </w:p>
@@ -22924,7 +22604,7 @@
     <w:p>
       <w:r>
         <w:pict w14:anchorId="371D0355">
-          <v:rect id="_x0000_i2772" style="width:0;height:1.5pt" o:hralign="center" o:hrstd="t" o:hr="t" fillcolor="#a0a0a0" stroked="f"/>
+          <v:rect id="_x0000_i1219" style="width:0;height:1.5pt" o:hralign="center" o:hrstd="t" o:hr="t" fillcolor="#a0a0a0" stroked="f"/>
         </w:pict>
       </w:r>
     </w:p>
@@ -23083,9 +22763,8 @@
     </w:p>
     <w:p>
       <w:r>
-        <w:lastRenderedPageBreak/>
         <w:pict w14:anchorId="6F15A5A0">
-          <v:rect id="_x0000_i2773" style="width:0;height:1.5pt" o:hralign="center" o:hrstd="t" o:hr="t" fillcolor="#a0a0a0" stroked="f"/>
+          <v:rect id="_x0000_i1220" style="width:0;height:1.5pt" o:hralign="center" o:hrstd="t" o:hr="t" fillcolor="#a0a0a0" stroked="f"/>
         </w:pict>
       </w:r>
     </w:p>
@@ -23292,7 +22971,7 @@
     <w:p>
       <w:r>
         <w:pict w14:anchorId="2C7FCB7C">
-          <v:rect id="_x0000_i2774" style="width:0;height:1.5pt" o:hralign="center" o:hrstd="t" o:hr="t" fillcolor="#a0a0a0" stroked="f"/>
+          <v:rect id="_x0000_i1221" style="width:0;height:1.5pt" o:hralign="center" o:hrstd="t" o:hr="t" fillcolor="#a0a0a0" stroked="f"/>
         </w:pict>
       </w:r>
     </w:p>
@@ -23362,7 +23041,7 @@
     <w:p>
       <w:r>
         <w:pict w14:anchorId="3DAE1E4D">
-          <v:rect id="_x0000_i2775" style="width:0;height:1.5pt" o:hralign="center" o:hrstd="t" o:hr="t" fillcolor="#a0a0a0" stroked="f"/>
+          <v:rect id="_x0000_i1222" style="width:0;height:1.5pt" o:hralign="center" o:hrstd="t" o:hr="t" fillcolor="#a0a0a0" stroked="f"/>
         </w:pict>
       </w:r>
     </w:p>
@@ -23406,6 +23085,7 @@
               <w:spacing w:after="160" w:line="259" w:lineRule="auto"/>
             </w:pPr>
             <w:r>
+              <w:lastRenderedPageBreak/>
               <w:t>Feature</w:t>
             </w:r>
           </w:p>
@@ -23564,7 +23244,7 @@
     <w:p>
       <w:r>
         <w:pict w14:anchorId="5BCD4A09">
-          <v:rect id="_x0000_i2776" style="width:0;height:1.5pt" o:hralign="center" o:hrstd="t" o:hr="t" fillcolor="#a0a0a0" stroked="f"/>
+          <v:rect id="_x0000_i1223" style="width:0;height:1.5pt" o:hralign="center" o:hrstd="t" o:hr="t" fillcolor="#a0a0a0" stroked="f"/>
         </w:pict>
       </w:r>
     </w:p>
@@ -23774,7 +23454,7 @@
     <w:p>
       <w:r>
         <w:pict w14:anchorId="6D9E21D8">
-          <v:rect id="_x0000_i2777" style="width:0;height:1.5pt" o:hralign="center" o:hrstd="t" o:hr="t" fillcolor="#a0a0a0" stroked="f"/>
+          <v:rect id="_x0000_i1224" style="width:0;height:1.5pt" o:hralign="center" o:hrstd="t" o:hr="t" fillcolor="#a0a0a0" stroked="f"/>
         </w:pict>
       </w:r>
     </w:p>
@@ -23795,7 +23475,6 @@
     </w:p>
     <w:p>
       <w:r>
-        <w:lastRenderedPageBreak/>
         <w:t>Random Variable</w:t>
       </w:r>
     </w:p>
@@ -23840,7 +23519,7 @@
     <w:p>
       <w:r>
         <w:pict w14:anchorId="66854EDB">
-          <v:rect id="_x0000_i2778" style="width:0;height:1.5pt" o:hralign="center" o:hrstd="t" o:hr="t" fillcolor="#a0a0a0" stroked="f"/>
+          <v:rect id="_x0000_i1225" style="width:0;height:1.5pt" o:hralign="center" o:hrstd="t" o:hr="t" fillcolor="#a0a0a0" stroked="f"/>
         </w:pict>
       </w:r>
     </w:p>
@@ -23916,7 +23595,7 @@
     <w:p>
       <w:r>
         <w:pict w14:anchorId="345DC2CA">
-          <v:rect id="_x0000_i2904" style="width:0;height:1.5pt" o:hralign="center" o:hrstd="t" o:hr="t" fillcolor="#a0a0a0" stroked="f"/>
+          <v:rect id="_x0000_i1226" style="width:0;height:1.5pt" o:hralign="center" o:hrstd="t" o:hr="t" fillcolor="#a0a0a0" stroked="f"/>
         </w:pict>
       </w:r>
     </w:p>
@@ -23977,6 +23656,7 @@
         </w:numPr>
       </w:pPr>
       <w:r>
+        <w:lastRenderedPageBreak/>
         <w:t xml:space="preserve">where the distribution is </w:t>
       </w:r>
       <w:proofErr w:type="spellStart"/>
@@ -24010,7 +23690,7 @@
     <w:p>
       <w:r>
         <w:pict w14:anchorId="0C069CAC">
-          <v:rect id="_x0000_i2905" style="width:0;height:1.5pt" o:hralign="center" o:hrstd="t" o:hr="t" fillcolor="#a0a0a0" stroked="f"/>
+          <v:rect id="_x0000_i1227" style="width:0;height:1.5pt" o:hralign="center" o:hrstd="t" o:hr="t" fillcolor="#a0a0a0" stroked="f"/>
         </w:pict>
       </w:r>
     </w:p>
@@ -24261,7 +23941,7 @@
     <w:p>
       <w:r>
         <w:pict w14:anchorId="74B52B6D">
-          <v:rect id="_x0000_i2906" style="width:0;height:1.5pt" o:hralign="center" o:hrstd="t" o:hr="t" fillcolor="#a0a0a0" stroked="f"/>
+          <v:rect id="_x0000_i1228" style="width:0;height:1.5pt" o:hralign="center" o:hrstd="t" o:hr="t" fillcolor="#a0a0a0" stroked="f"/>
         </w:pict>
       </w:r>
     </w:p>
@@ -24317,7 +23997,6 @@
     </w:p>
     <w:p>
       <w:r>
-        <w:lastRenderedPageBreak/>
         <w:t xml:space="preserve">It represents the </w:t>
       </w:r>
       <w:proofErr w:type="spellStart"/>
@@ -24343,7 +24022,7 @@
     <w:p>
       <w:r>
         <w:pict w14:anchorId="654FF699">
-          <v:rect id="_x0000_i2907" style="width:0;height:1.5pt" o:hralign="center" o:hrstd="t" o:hr="t" fillcolor="#a0a0a0" stroked="f"/>
+          <v:rect id="_x0000_i1229" style="width:0;height:1.5pt" o:hralign="center" o:hrstd="t" o:hr="t" fillcolor="#a0a0a0" stroked="f"/>
         </w:pict>
       </w:r>
     </w:p>
@@ -24528,7 +24207,7 @@
     <w:p>
       <w:r>
         <w:pict w14:anchorId="47B42B1E">
-          <v:rect id="_x0000_i2908" style="width:0;height:1.5pt" o:hralign="center" o:hrstd="t" o:hr="t" fillcolor="#a0a0a0" stroked="f"/>
+          <v:rect id="_x0000_i1230" style="width:0;height:1.5pt" o:hralign="center" o:hrstd="t" o:hr="t" fillcolor="#a0a0a0" stroked="f"/>
         </w:pict>
       </w:r>
     </w:p>
@@ -24591,7 +24270,7 @@
     <w:p>
       <w:r>
         <w:pict w14:anchorId="65E6E813">
-          <v:rect id="_x0000_i2909" style="width:0;height:1.5pt" o:hralign="center" o:hrstd="t" o:hr="t" fillcolor="#a0a0a0" stroked="f"/>
+          <v:rect id="_x0000_i1231" style="width:0;height:1.5pt" o:hralign="center" o:hrstd="t" o:hr="t" fillcolor="#a0a0a0" stroked="f"/>
         </w:pict>
       </w:r>
     </w:p>
@@ -24662,8 +24341,9 @@
     </w:p>
     <w:p>
       <w:r>
+        <w:lastRenderedPageBreak/>
         <w:pict w14:anchorId="66621A5C">
-          <v:rect id="_x0000_i2910" style="width:0;height:1.5pt" o:hralign="center" o:hrstd="t" o:hr="t" fillcolor="#a0a0a0" stroked="f"/>
+          <v:rect id="_x0000_i1232" style="width:0;height:1.5pt" o:hralign="center" o:hrstd="t" o:hr="t" fillcolor="#a0a0a0" stroked="f"/>
         </w:pict>
       </w:r>
     </w:p>
@@ -24843,7 +24523,7 @@
     <w:p>
       <w:r>
         <w:pict w14:anchorId="5C9A261E">
-          <v:rect id="_x0000_i2911" style="width:0;height:1.5pt" o:hralign="center" o:hrstd="t" o:hr="t" fillcolor="#a0a0a0" stroked="f"/>
+          <v:rect id="_x0000_i1233" style="width:0;height:1.5pt" o:hralign="center" o:hrstd="t" o:hr="t" fillcolor="#a0a0a0" stroked="f"/>
         </w:pict>
       </w:r>
     </w:p>
@@ -24978,7 +24658,7 @@
     <w:p>
       <w:r>
         <w:pict w14:anchorId="20B53FEA">
-          <v:rect id="_x0000_i2912" style="width:0;height:1.5pt" o:hralign="center" o:hrstd="t" o:hr="t" fillcolor="#a0a0a0" stroked="f"/>
+          <v:rect id="_x0000_i1234" style="width:0;height:1.5pt" o:hralign="center" o:hrstd="t" o:hr="t" fillcolor="#a0a0a0" stroked="f"/>
         </w:pict>
       </w:r>
     </w:p>
@@ -24994,7 +24674,6 @@
           <w:b/>
           <w:bCs/>
         </w:rPr>
-        <w:lastRenderedPageBreak/>
         <w:t>5. Standard Deviation</w:t>
       </w:r>
     </w:p>
@@ -25051,7 +24730,7 @@
     <w:p>
       <w:r>
         <w:pict w14:anchorId="6461C6E0">
-          <v:rect id="_x0000_i2913" style="width:0;height:1.5pt" o:hralign="center" o:hrstd="t" o:hr="t" fillcolor="#a0a0a0" stroked="f"/>
+          <v:rect id="_x0000_i1235" style="width:0;height:1.5pt" o:hralign="center" o:hrstd="t" o:hr="t" fillcolor="#a0a0a0" stroked="f"/>
         </w:pict>
       </w:r>
     </w:p>
@@ -25094,7 +24773,7 @@
     <w:p>
       <w:r>
         <w:pict w14:anchorId="16177B89">
-          <v:rect id="_x0000_i2914" style="width:0;height:1.5pt" o:hralign="center" o:hrstd="t" o:hr="t" fillcolor="#a0a0a0" stroked="f"/>
+          <v:rect id="_x0000_i1236" style="width:0;height:1.5pt" o:hralign="center" o:hrstd="t" o:hr="t" fillcolor="#a0a0a0" stroked="f"/>
         </w:pict>
       </w:r>
     </w:p>
@@ -25151,7 +24830,7 @@
     <w:p>
       <w:r>
         <w:pict w14:anchorId="1DEAE96C">
-          <v:rect id="_x0000_i2915" style="width:0;height:1.5pt" o:hralign="center" o:hrstd="t" o:hr="t" fillcolor="#a0a0a0" stroked="f"/>
+          <v:rect id="_x0000_i1237" style="width:0;height:1.5pt" o:hralign="center" o:hrstd="t" o:hr="t" fillcolor="#a0a0a0" stroked="f"/>
         </w:pict>
       </w:r>
     </w:p>
@@ -25312,6 +24991,7 @@
               <w:spacing w:after="160" w:line="259" w:lineRule="auto"/>
             </w:pPr>
             <w:r>
+              <w:lastRenderedPageBreak/>
               <w:t>Standard deviation</w:t>
             </w:r>
           </w:p>
@@ -25356,7 +25036,7 @@
     <w:p>
       <w:r>
         <w:pict w14:anchorId="5809A5FB">
-          <v:rect id="_x0000_i2916" style="width:0;height:1.5pt" o:hralign="center" o:hrstd="t" o:hr="t" fillcolor="#a0a0a0" stroked="f"/>
+          <v:rect id="_x0000_i1238" style="width:0;height:1.5pt" o:hralign="center" o:hrstd="t" o:hr="t" fillcolor="#a0a0a0" stroked="f"/>
         </w:pict>
       </w:r>
     </w:p>
@@ -25577,7 +25257,7 @@
     <w:p>
       <w:r>
         <w:pict w14:anchorId="05316E8C">
-          <v:rect id="_x0000_i2917" style="width:0;height:1.5pt" o:hralign="center" o:hrstd="t" o:hr="t" fillcolor="#a0a0a0" stroked="f"/>
+          <v:rect id="_x0000_i1239" style="width:0;height:1.5pt" o:hralign="center" o:hrstd="t" o:hr="t" fillcolor="#a0a0a0" stroked="f"/>
         </w:pict>
       </w:r>
     </w:p>
@@ -25603,7 +25283,6 @@
     </w:p>
     <w:p>
       <w:r>
-        <w:lastRenderedPageBreak/>
         <w:t>X ~ U(a, b)</w:t>
       </w:r>
     </w:p>
@@ -25743,7 +25422,7 @@
     <w:p>
       <w:r>
         <w:pict w14:anchorId="546A9499">
-          <v:rect id="_x0000_i2918" style="width:0;height:1.5pt" o:hralign="center" o:hrstd="t" o:hr="t" fillcolor="#a0a0a0" stroked="f"/>
+          <v:rect id="_x0000_i1240" style="width:0;height:1.5pt" o:hralign="center" o:hrstd="t" o:hr="t" fillcolor="#a0a0a0" stroked="f"/>
         </w:pict>
       </w:r>
     </w:p>
@@ -25970,7 +25649,7 @@
     <w:p>
       <w:r>
         <w:pict w14:anchorId="17D3A413">
-          <v:rect id="_x0000_i2919" style="width:0;height:1.5pt" o:hralign="center" o:hrstd="t" o:hr="t" fillcolor="#a0a0a0" stroked="f"/>
+          <v:rect id="_x0000_i1241" style="width:0;height:1.5pt" o:hralign="center" o:hrstd="t" o:hr="t" fillcolor="#a0a0a0" stroked="f"/>
         </w:pict>
       </w:r>
     </w:p>
@@ -25986,6 +25665,7 @@
           <w:b/>
           <w:bCs/>
         </w:rPr>
+        <w:lastRenderedPageBreak/>
         <w:t>Final Summary</w:t>
       </w:r>
     </w:p>
@@ -26145,7 +25825,7 @@
     <w:p>
       <w:r>
         <w:pict w14:anchorId="2D4A355C">
-          <v:rect id="_x0000_i2920" style="width:0;height:1.5pt" o:hralign="center" o:hrstd="t" o:hr="t" fillcolor="#a0a0a0" stroked="f"/>
+          <v:rect id="_x0000_i1242" style="width:0;height:1.5pt" o:hralign="center" o:hrstd="t" o:hr="t" fillcolor="#a0a0a0" stroked="f"/>
         </w:pict>
       </w:r>
     </w:p>
@@ -26226,7 +25906,6 @@
           <w:b/>
           <w:bCs/>
         </w:rPr>
-        <w:lastRenderedPageBreak/>
         <w:t>Exponential Distribution</w:t>
       </w:r>
     </w:p>
@@ -26301,7 +25980,7 @@
     <w:p>
       <w:r>
         <w:pict w14:anchorId="67349225">
-          <v:rect id="_x0000_i3025" style="width:0;height:1.5pt" o:hralign="center" o:hrstd="t" o:hr="t" fillcolor="#a0a0a0" stroked="f"/>
+          <v:rect id="_x0000_i1243" style="width:0;height:1.5pt" o:hralign="center" o:hrstd="t" o:hr="t" fillcolor="#a0a0a0" stroked="f"/>
         </w:pict>
       </w:r>
     </w:p>
@@ -26407,7 +26086,7 @@
     <w:p>
       <w:r>
         <w:pict w14:anchorId="66D777E5">
-          <v:rect id="_x0000_i3026" style="width:0;height:1.5pt" o:hralign="center" o:hrstd="t" o:hr="t" fillcolor="#a0a0a0" stroked="f"/>
+          <v:rect id="_x0000_i1244" style="width:0;height:1.5pt" o:hralign="center" o:hrstd="t" o:hr="t" fillcolor="#a0a0a0" stroked="f"/>
         </w:pict>
       </w:r>
     </w:p>
@@ -26467,6 +26146,7 @@
               <w:spacing w:after="160" w:line="259" w:lineRule="auto"/>
             </w:pPr>
             <w:r>
+              <w:lastRenderedPageBreak/>
               <w:t>Parameter</w:t>
             </w:r>
           </w:p>
@@ -26581,7 +26261,7 @@
     <w:p>
       <w:r>
         <w:pict w14:anchorId="731F7FF4">
-          <v:rect id="_x0000_i3027" style="width:0;height:1.5pt" o:hralign="center" o:hrstd="t" o:hr="t" fillcolor="#a0a0a0" stroked="f"/>
+          <v:rect id="_x0000_i1245" style="width:0;height:1.5pt" o:hralign="center" o:hrstd="t" o:hr="t" fillcolor="#a0a0a0" stroked="f"/>
         </w:pict>
       </w:r>
     </w:p>
@@ -26821,9 +26501,8 @@
     </w:p>
     <w:p>
       <w:r>
-        <w:lastRenderedPageBreak/>
         <w:pict w14:anchorId="1A7CA5D5">
-          <v:rect id="_x0000_i3028" style="width:0;height:1.5pt" o:hralign="center" o:hrstd="t" o:hr="t" fillcolor="#a0a0a0" stroked="f"/>
+          <v:rect id="_x0000_i1246" style="width:0;height:1.5pt" o:hralign="center" o:hrstd="t" o:hr="t" fillcolor="#a0a0a0" stroked="f"/>
         </w:pict>
       </w:r>
     </w:p>
@@ -26936,7 +26615,7 @@
     <w:p>
       <w:r>
         <w:pict w14:anchorId="3AF2AF53">
-          <v:rect id="_x0000_i3029" style="width:0;height:1.5pt" o:hralign="center" o:hrstd="t" o:hr="t" fillcolor="#a0a0a0" stroked="f"/>
+          <v:rect id="_x0000_i1247" style="width:0;height:1.5pt" o:hralign="center" o:hrstd="t" o:hr="t" fillcolor="#a0a0a0" stroked="f"/>
         </w:pict>
       </w:r>
     </w:p>
@@ -27111,7 +26790,7 @@
     <w:p>
       <w:r>
         <w:pict w14:anchorId="0B3CDFEB">
-          <v:rect id="_x0000_i3030" style="width:0;height:1.5pt" o:hralign="center" o:hrstd="t" o:hr="t" fillcolor="#a0a0a0" stroked="f"/>
+          <v:rect id="_x0000_i1248" style="width:0;height:1.5pt" o:hralign="center" o:hrstd="t" o:hr="t" fillcolor="#a0a0a0" stroked="f"/>
         </w:pict>
       </w:r>
     </w:p>
@@ -27127,6 +26806,7 @@
           <w:b/>
           <w:bCs/>
         </w:rPr>
+        <w:lastRenderedPageBreak/>
         <w:t>Example</w:t>
       </w:r>
     </w:p>
@@ -27165,7 +26845,7 @@
     <w:p>
       <w:r>
         <w:pict w14:anchorId="3966E8E7">
-          <v:rect id="_x0000_i3031" style="width:0;height:1.5pt" o:hralign="center" o:hrstd="t" o:hr="t" fillcolor="#a0a0a0" stroked="f"/>
+          <v:rect id="_x0000_i1249" style="width:0;height:1.5pt" o:hralign="center" o:hrstd="t" o:hr="t" fillcolor="#a0a0a0" stroked="f"/>
         </w:pict>
       </w:r>
     </w:p>
@@ -27309,7 +26989,6 @@
         </w:numPr>
       </w:pPr>
       <w:r>
-        <w:lastRenderedPageBreak/>
         <w:t xml:space="preserve">probability decreases as </w:t>
       </w:r>
       <w:r>
@@ -27323,7 +27002,7 @@
     <w:p>
       <w:r>
         <w:pict w14:anchorId="3C01B80A">
-          <v:rect id="_x0000_i3032" style="width:0;height:1.5pt" o:hralign="center" o:hrstd="t" o:hr="t" fillcolor="#a0a0a0" stroked="f"/>
+          <v:rect id="_x0000_i1250" style="width:0;height:1.5pt" o:hralign="center" o:hrstd="t" o:hr="t" fillcolor="#a0a0a0" stroked="f"/>
         </w:pict>
       </w:r>
     </w:p>
@@ -27419,7 +27098,7 @@
     <w:p>
       <w:r>
         <w:pict w14:anchorId="28FE3478">
-          <v:rect id="_x0000_i3033" style="width:0;height:1.5pt" o:hralign="center" o:hrstd="t" o:hr="t" fillcolor="#a0a0a0" stroked="f"/>
+          <v:rect id="_x0000_i1251" style="width:0;height:1.5pt" o:hralign="center" o:hrstd="t" o:hr="t" fillcolor="#a0a0a0" stroked="f"/>
         </w:pict>
       </w:r>
     </w:p>
@@ -27513,6 +27192,7 @@
               <w:spacing w:after="160" w:line="259" w:lineRule="auto"/>
             </w:pPr>
             <w:r>
+              <w:lastRenderedPageBreak/>
               <w:t>Poisson Distribution</w:t>
             </w:r>
           </w:p>
@@ -27594,7 +27274,7 @@
     <w:p>
       <w:r>
         <w:pict w14:anchorId="3B2FBB75">
-          <v:rect id="_x0000_i3034" style="width:0;height:1.5pt" o:hralign="center" o:hrstd="t" o:hr="t" fillcolor="#a0a0a0" stroked="f"/>
+          <v:rect id="_x0000_i1252" style="width:0;height:1.5pt" o:hralign="center" o:hrstd="t" o:hr="t" fillcolor="#a0a0a0" stroked="f"/>
         </w:pict>
       </w:r>
     </w:p>
@@ -27836,7 +27516,7 @@
     <w:p>
       <w:r>
         <w:pict w14:anchorId="31374581">
-          <v:rect id="_x0000_i3035" style="width:0;height:1.5pt" o:hralign="center" o:hrstd="t" o:hr="t" fillcolor="#a0a0a0" stroked="f"/>
+          <v:rect id="_x0000_i1253" style="width:0;height:1.5pt" o:hralign="center" o:hrstd="t" o:hr="t" fillcolor="#a0a0a0" stroked="f"/>
         </w:pict>
       </w:r>
     </w:p>
@@ -27872,7 +27552,6 @@
     </w:p>
     <w:p>
       <w:r>
-        <w:lastRenderedPageBreak/>
         <w:t>λ = 5 requests per minute</w:t>
       </w:r>
     </w:p>
@@ -27894,7 +27573,7 @@
     <w:p>
       <w:r>
         <w:pict w14:anchorId="30724313">
-          <v:rect id="_x0000_i3036" style="width:0;height:1.5pt" o:hralign="center" o:hrstd="t" o:hr="t" fillcolor="#a0a0a0" stroked="f"/>
+          <v:rect id="_x0000_i1254" style="width:0;height:1.5pt" o:hralign="center" o:hrstd="t" o:hr="t" fillcolor="#a0a0a0" stroked="f"/>
         </w:pict>
       </w:r>
     </w:p>
@@ -28096,7 +27775,7 @@
     <w:p>
       <w:r>
         <w:pict w14:anchorId="2A84083F">
-          <v:rect id="_x0000_i3037" style="width:0;height:1.5pt" o:hralign="center" o:hrstd="t" o:hr="t" fillcolor="#a0a0a0" stroked="f"/>
+          <v:rect id="_x0000_i1255" style="width:0;height:1.5pt" o:hralign="center" o:hrstd="t" o:hr="t" fillcolor="#a0a0a0" stroked="f"/>
         </w:pict>
       </w:r>
     </w:p>
@@ -28242,6 +27921,7 @@
               <w:spacing w:after="160" w:line="259" w:lineRule="auto"/>
             </w:pPr>
             <w:r>
+              <w:lastRenderedPageBreak/>
               <w:t>Mean</w:t>
             </w:r>
           </w:p>
@@ -28378,7 +28058,7 @@
     <w:p>
       <w:r>
         <w:pict w14:anchorId="263D1249">
-          <v:rect id="_x0000_i3038" style="width:0;height:1.5pt" o:hralign="center" o:hrstd="t" o:hr="t" fillcolor="#a0a0a0" stroked="f"/>
+          <v:rect id="_x0000_i1256" style="width:0;height:1.5pt" o:hralign="center" o:hrstd="t" o:hr="t" fillcolor="#a0a0a0" stroked="f"/>
         </w:pict>
       </w:r>
     </w:p>
@@ -28550,14 +28230,13 @@
           <w:b/>
           <w:bCs/>
         </w:rPr>
-        <w:lastRenderedPageBreak/>
         <w:t>Test of variance</w:t>
       </w:r>
     </w:p>
     <w:p>
       <w:r>
         <w:pict w14:anchorId="1C379D6A">
-          <v:rect id="_x0000_i3143" style="width:0;height:1.5pt" o:hralign="center" o:hrstd="t" o:hr="t" fillcolor="#a0a0a0" stroked="f"/>
+          <v:rect id="_x0000_i1257" style="width:0;height:1.5pt" o:hralign="center" o:hrstd="t" o:hr="t" fillcolor="#a0a0a0" stroked="f"/>
         </w:pict>
       </w:r>
     </w:p>
@@ -28629,7 +28308,7 @@
     <w:p>
       <w:r>
         <w:pict w14:anchorId="1C9EBA2F">
-          <v:rect id="_x0000_i3144" style="width:0;height:1.5pt" o:hralign="center" o:hrstd="t" o:hr="t" fillcolor="#a0a0a0" stroked="f"/>
+          <v:rect id="_x0000_i1258" style="width:0;height:1.5pt" o:hralign="center" o:hrstd="t" o:hr="t" fillcolor="#a0a0a0" stroked="f"/>
         </w:pict>
       </w:r>
     </w:p>
@@ -28662,7 +28341,7 @@
     <w:p>
       <w:r>
         <w:pict w14:anchorId="10596C47">
-          <v:rect id="_x0000_i3145" style="width:0;height:1.5pt" o:hralign="center" o:hrstd="t" o:hr="t" fillcolor="#a0a0a0" stroked="f"/>
+          <v:rect id="_x0000_i1259" style="width:0;height:1.5pt" o:hralign="center" o:hrstd="t" o:hr="t" fillcolor="#a0a0a0" stroked="f"/>
         </w:pict>
       </w:r>
     </w:p>
@@ -28787,8 +28466,9 @@
     </w:tbl>
     <w:p>
       <w:r>
+        <w:lastRenderedPageBreak/>
         <w:pict w14:anchorId="519B930B">
-          <v:rect id="_x0000_i3146" style="width:0;height:1.5pt" o:hralign="center" o:hrstd="t" o:hr="t" fillcolor="#a0a0a0" stroked="f"/>
+          <v:rect id="_x0000_i1260" style="width:0;height:1.5pt" o:hralign="center" o:hrstd="t" o:hr="t" fillcolor="#a0a0a0" stroked="f"/>
         </w:pict>
       </w:r>
     </w:p>
@@ -28929,7 +28609,7 @@
     <w:p>
       <w:r>
         <w:pict w14:anchorId="5864F020">
-          <v:rect id="_x0000_i3147" style="width:0;height:1.5pt" o:hralign="center" o:hrstd="t" o:hr="t" fillcolor="#a0a0a0" stroked="f"/>
+          <v:rect id="_x0000_i1261" style="width:0;height:1.5pt" o:hralign="center" o:hrstd="t" o:hr="t" fillcolor="#a0a0a0" stroked="f"/>
         </w:pict>
       </w:r>
     </w:p>
@@ -29127,7 +28807,6 @@
               <w:spacing w:after="160" w:line="259" w:lineRule="auto"/>
             </w:pPr>
             <w:r>
-              <w:lastRenderedPageBreak/>
               <w:t xml:space="preserve">As </w:t>
             </w:r>
             <w:proofErr w:type="spellStart"/>
@@ -29160,7 +28839,7 @@
     <w:p>
       <w:r>
         <w:pict w14:anchorId="335CE161">
-          <v:rect id="_x0000_i3148" style="width:0;height:1.5pt" o:hralign="center" o:hrstd="t" o:hr="t" fillcolor="#a0a0a0" stroked="f"/>
+          <v:rect id="_x0000_i1262" style="width:0;height:1.5pt" o:hralign="center" o:hrstd="t" o:hr="t" fillcolor="#a0a0a0" stroked="f"/>
         </w:pict>
       </w:r>
     </w:p>
@@ -29266,7 +28945,7 @@
     <w:p>
       <w:r>
         <w:pict w14:anchorId="0D3F1358">
-          <v:rect id="_x0000_i3149" style="width:0;height:1.5pt" o:hralign="center" o:hrstd="t" o:hr="t" fillcolor="#a0a0a0" stroked="f"/>
+          <v:rect id="_x0000_i1263" style="width:0;height:1.5pt" o:hralign="center" o:hrstd="t" o:hr="t" fillcolor="#a0a0a0" stroked="f"/>
         </w:pict>
       </w:r>
     </w:p>
@@ -29384,6 +29063,7 @@
               <w:spacing w:after="160" w:line="259" w:lineRule="auto"/>
             </w:pPr>
             <w:r>
+              <w:lastRenderedPageBreak/>
               <w:t>Variance</w:t>
             </w:r>
           </w:p>
@@ -29456,7 +29136,7 @@
     <w:p>
       <w:r>
         <w:pict w14:anchorId="47D5C6EC">
-          <v:rect id="_x0000_i3150" style="width:0;height:1.5pt" o:hralign="center" o:hrstd="t" o:hr="t" fillcolor="#a0a0a0" stroked="f"/>
+          <v:rect id="_x0000_i1264" style="width:0;height:1.5pt" o:hralign="center" o:hrstd="t" o:hr="t" fillcolor="#a0a0a0" stroked="f"/>
         </w:pict>
       </w:r>
     </w:p>
@@ -29523,7 +29203,7 @@
     <w:p>
       <w:r>
         <w:pict w14:anchorId="6F3D2F29">
-          <v:rect id="_x0000_i3151" style="width:0;height:1.5pt" o:hralign="center" o:hrstd="t" o:hr="t" fillcolor="#a0a0a0" stroked="f"/>
+          <v:rect id="_x0000_i1265" style="width:0;height:1.5pt" o:hralign="center" o:hrstd="t" o:hr="t" fillcolor="#a0a0a0" stroked="f"/>
         </w:pict>
       </w:r>
     </w:p>
@@ -29607,7 +29287,6 @@
               <w:spacing w:after="160" w:line="259" w:lineRule="auto"/>
             </w:pPr>
             <w:r>
-              <w:lastRenderedPageBreak/>
               <w:t>Chi-Square Goodness-of-Fit Test</w:t>
             </w:r>
           </w:p>
@@ -29731,7 +29410,7 @@
     <w:p>
       <w:r>
         <w:pict w14:anchorId="19473986">
-          <v:rect id="_x0000_i3152" style="width:0;height:1.5pt" o:hralign="center" o:hrstd="t" o:hr="t" fillcolor="#a0a0a0" stroked="f"/>
+          <v:rect id="_x0000_i1266" style="width:0;height:1.5pt" o:hralign="center" o:hrstd="t" o:hr="t" fillcolor="#a0a0a0" stroked="f"/>
         </w:pict>
       </w:r>
     </w:p>
@@ -29942,7 +29621,7 @@
     <w:p>
       <w:r>
         <w:pict w14:anchorId="5C768672">
-          <v:rect id="_x0000_i3153" style="width:0;height:1.5pt" o:hralign="center" o:hrstd="t" o:hr="t" fillcolor="#a0a0a0" stroked="f"/>
+          <v:rect id="_x0000_i1267" style="width:0;height:1.5pt" o:hralign="center" o:hrstd="t" o:hr="t" fillcolor="#a0a0a0" stroked="f"/>
         </w:pict>
       </w:r>
     </w:p>
@@ -29963,6 +29642,7 @@
     </w:p>
     <w:p>
       <w:r>
+        <w:lastRenderedPageBreak/>
         <w:t>Chi-Square distribution is useful in:</w:t>
       </w:r>
     </w:p>
@@ -30169,7 +29849,7 @@
     <w:p>
       <w:r>
         <w:pict w14:anchorId="4A10A92B">
-          <v:rect id="_x0000_i3154" style="width:0;height:1.5pt" o:hralign="center" o:hrstd="t" o:hr="t" fillcolor="#a0a0a0" stroked="f"/>
+          <v:rect id="_x0000_i1268" style="width:0;height:1.5pt" o:hralign="center" o:hrstd="t" o:hr="t" fillcolor="#a0a0a0" stroked="f"/>
         </w:pict>
       </w:r>
     </w:p>
@@ -30370,9 +30050,8 @@
     </w:tbl>
     <w:p>
       <w:r>
-        <w:lastRenderedPageBreak/>
         <w:pict w14:anchorId="7C36A3B8">
-          <v:rect id="_x0000_i3155" style="width:0;height:1.5pt" o:hralign="center" o:hrstd="t" o:hr="t" fillcolor="#a0a0a0" stroked="f"/>
+          <v:rect id="_x0000_i1269" style="width:0;height:1.5pt" o:hralign="center" o:hrstd="t" o:hr="t" fillcolor="#a0a0a0" stroked="f"/>
         </w:pict>
       </w:r>
     </w:p>
@@ -30576,7 +30255,7 @@
     <w:p>
       <w:r>
         <w:pict w14:anchorId="5733C686">
-          <v:rect id="_x0000_i3156" style="width:0;height:1.5pt" o:hralign="center" o:hrstd="t" o:hr="t" fillcolor="#a0a0a0" stroked="f"/>
+          <v:rect id="_x0000_i1270" style="width:0;height:1.5pt" o:hralign="center" o:hrstd="t" o:hr="t" fillcolor="#a0a0a0" stroked="f"/>
         </w:pict>
       </w:r>
     </w:p>
@@ -30627,7 +30306,7 @@
     <w:p>
       <w:r>
         <w:pict w14:anchorId="7853E61B">
-          <v:rect id="_x0000_i3157" style="width:0;height:1.5pt" o:hralign="center" o:hrstd="t" o:hr="t" fillcolor="#a0a0a0" stroked="f"/>
+          <v:rect id="_x0000_i1271" style="width:0;height:1.5pt" o:hralign="center" o:hrstd="t" o:hr="t" fillcolor="#a0a0a0" stroked="f"/>
         </w:pict>
       </w:r>
     </w:p>
@@ -30648,6 +30327,7 @@
     </w:p>
     <w:p>
       <w:r>
+        <w:lastRenderedPageBreak/>
         <w:t xml:space="preserve">The </w:t>
       </w:r>
       <w:r>
@@ -30719,7 +30399,7 @@
     <w:p>
       <w:r>
         <w:pict w14:anchorId="1A503A65">
-          <v:rect id="_x0000_i3359" style="width:0;height:1.5pt" o:hralign="center" o:hrstd="t" o:hr="t" fillcolor="#a0a0a0" stroked="f"/>
+          <v:rect id="_x0000_i1272" style="width:0;height:1.5pt" o:hralign="center" o:hrstd="t" o:hr="t" fillcolor="#a0a0a0" stroked="f"/>
         </w:pict>
       </w:r>
     </w:p>
@@ -30796,7 +30476,7 @@
     <w:p>
       <w:r>
         <w:pict w14:anchorId="12DCF522">
-          <v:rect id="_x0000_i3360" style="width:0;height:1.5pt" o:hralign="center" o:hrstd="t" o:hr="t" fillcolor="#a0a0a0" stroked="f"/>
+          <v:rect id="_x0000_i1273" style="width:0;height:1.5pt" o:hralign="center" o:hrstd="t" o:hr="t" fillcolor="#a0a0a0" stroked="f"/>
         </w:pict>
       </w:r>
     </w:p>
@@ -30858,7 +30538,7 @@
     <w:p>
       <w:r>
         <w:pict w14:anchorId="41B4D4EB">
-          <v:rect id="_x0000_i3361" style="width:0;height:1.5pt" o:hralign="center" o:hrstd="t" o:hr="t" fillcolor="#a0a0a0" stroked="f"/>
+          <v:rect id="_x0000_i1274" style="width:0;height:1.5pt" o:hralign="center" o:hrstd="t" o:hr="t" fillcolor="#a0a0a0" stroked="f"/>
         </w:pict>
       </w:r>
     </w:p>
@@ -30942,7 +30622,6 @@
               <w:spacing w:after="160" w:line="259" w:lineRule="auto"/>
             </w:pPr>
             <w:r>
-              <w:lastRenderedPageBreak/>
               <w:t>Sample size is small</w:t>
             </w:r>
           </w:p>
@@ -31034,7 +30713,7 @@
     <w:p>
       <w:r>
         <w:pict w14:anchorId="515924B8">
-          <v:rect id="_x0000_i3362" style="width:0;height:1.5pt" o:hralign="center" o:hrstd="t" o:hr="t" fillcolor="#a0a0a0" stroked="f"/>
+          <v:rect id="_x0000_i1275" style="width:0;height:1.5pt" o:hralign="center" o:hrstd="t" o:hr="t" fillcolor="#a0a0a0" stroked="f"/>
         </w:pict>
       </w:r>
     </w:p>
@@ -31251,7 +30930,7 @@
     <w:p>
       <w:r>
         <w:pict w14:anchorId="63E28F84">
-          <v:rect id="_x0000_i3363" style="width:0;height:1.5pt" o:hralign="center" o:hrstd="t" o:hr="t" fillcolor="#a0a0a0" stroked="f"/>
+          <v:rect id="_x0000_i1276" style="width:0;height:1.5pt" o:hralign="center" o:hrstd="t" o:hr="t" fillcolor="#a0a0a0" stroked="f"/>
         </w:pict>
       </w:r>
     </w:p>
@@ -31304,6 +30983,7 @@
     <w:p>
       <w:proofErr w:type="spellStart"/>
       <w:r>
+        <w:lastRenderedPageBreak/>
         <w:t>df</w:t>
       </w:r>
       <w:proofErr w:type="spellEnd"/>
@@ -31329,7 +31009,7 @@
     <w:p>
       <w:r>
         <w:pict w14:anchorId="05A8B1A5">
-          <v:rect id="_x0000_i3364" style="width:0;height:1.5pt" o:hralign="center" o:hrstd="t" o:hr="t" fillcolor="#a0a0a0" stroked="f"/>
+          <v:rect id="_x0000_i1277" style="width:0;height:1.5pt" o:hralign="center" o:hrstd="t" o:hr="t" fillcolor="#a0a0a0" stroked="f"/>
         </w:pict>
       </w:r>
     </w:p>
@@ -31378,7 +31058,7 @@
     <w:p>
       <w:r>
         <w:pict w14:anchorId="33B3AFA1">
-          <v:rect id="_x0000_i3365" style="width:0;height:1.5pt" o:hralign="center" o:hrstd="t" o:hr="t" fillcolor="#a0a0a0" stroked="f"/>
+          <v:rect id="_x0000_i1278" style="width:0;height:1.5pt" o:hralign="center" o:hrstd="t" o:hr="t" fillcolor="#a0a0a0" stroked="f"/>
         </w:pict>
       </w:r>
     </w:p>
@@ -31569,7 +31249,6 @@
               <w:spacing w:after="160" w:line="259" w:lineRule="auto"/>
             </w:pPr>
             <w:r>
-              <w:lastRenderedPageBreak/>
               <w:t>Tails</w:t>
             </w:r>
           </w:p>
@@ -31626,7 +31305,7 @@
     <w:p>
       <w:r>
         <w:pict w14:anchorId="0F657F2B">
-          <v:rect id="_x0000_i3366" style="width:0;height:1.5pt" o:hralign="center" o:hrstd="t" o:hr="t" fillcolor="#a0a0a0" stroked="f"/>
+          <v:rect id="_x0000_i1279" style="width:0;height:1.5pt" o:hralign="center" o:hrstd="t" o:hr="t" fillcolor="#a0a0a0" stroked="f"/>
         </w:pict>
       </w:r>
     </w:p>
@@ -31754,7 +31433,7 @@
     <w:p>
       <w:r>
         <w:pict w14:anchorId="43CC59A1">
-          <v:rect id="_x0000_i3367" style="width:0;height:1.5pt" o:hralign="center" o:hrstd="t" o:hr="t" fillcolor="#a0a0a0" stroked="f"/>
+          <v:rect id="_x0000_i1280" style="width:0;height:1.5pt" o:hralign="center" o:hrstd="t" o:hr="t" fillcolor="#a0a0a0" stroked="f"/>
         </w:pict>
       </w:r>
     </w:p>
@@ -31915,7 +31594,7 @@
     <w:p>
       <w:r>
         <w:pict w14:anchorId="11975A7F">
-          <v:rect id="_x0000_i3368" style="width:0;height:1.5pt" o:hralign="center" o:hrstd="t" o:hr="t" fillcolor="#a0a0a0" stroked="f"/>
+          <v:rect id="_x0000_i1281" style="width:0;height:1.5pt" o:hralign="center" o:hrstd="t" o:hr="t" fillcolor="#a0a0a0" stroked="f"/>
         </w:pict>
       </w:r>
     </w:p>
@@ -31959,6 +31638,7 @@
               <w:spacing w:after="160" w:line="259" w:lineRule="auto"/>
             </w:pPr>
             <w:r>
+              <w:lastRenderedPageBreak/>
               <w:t>Application</w:t>
             </w:r>
           </w:p>
@@ -32117,7 +31797,7 @@
     <w:p>
       <w:r>
         <w:pict w14:anchorId="767767EA">
-          <v:rect id="_x0000_i3369" style="width:0;height:1.5pt" o:hralign="center" o:hrstd="t" o:hr="t" fillcolor="#a0a0a0" stroked="f"/>
+          <v:rect id="_x0000_i1282" style="width:0;height:1.5pt" o:hralign="center" o:hrstd="t" o:hr="t" fillcolor="#a0a0a0" stroked="f"/>
         </w:pict>
       </w:r>
     </w:p>
@@ -32292,7 +31972,7 @@
     <w:p>
       <w:r>
         <w:pict w14:anchorId="5DDA7B89">
-          <v:rect id="_x0000_i3370" style="width:0;height:1.5pt" o:hralign="center" o:hrstd="t" o:hr="t" fillcolor="#a0a0a0" stroked="f"/>
+          <v:rect id="_x0000_i1283" style="width:0;height:1.5pt" o:hralign="center" o:hrstd="t" o:hr="t" fillcolor="#a0a0a0" stroked="f"/>
         </w:pict>
       </w:r>
     </w:p>
@@ -32313,7 +31993,6 @@
     </w:p>
     <w:p>
       <w:r>
-        <w:lastRenderedPageBreak/>
         <w:t>Suppose:</w:t>
       </w:r>
     </w:p>
@@ -32409,13 +32088,8 @@
               <w:spacing w:after="160" w:line="259" w:lineRule="auto"/>
             </w:pPr>
             <w:r>
-              <w:t xml:space="preserve">Population </w:t>
-            </w:r>
-            <w:proofErr w:type="gramStart"/>
-            <w:r>
-              <w:t>mean</w:t>
-            </w:r>
-            <w:proofErr w:type="gramEnd"/>
+              <w:t>Population mean</w:t>
+            </w:r>
           </w:p>
         </w:tc>
         <w:tc>
@@ -32555,7 +32229,7 @@
     <w:p>
       <w:r>
         <w:pict w14:anchorId="21C2169B">
-          <v:rect id="_x0000_i3371" style="width:0;height:1.5pt" o:hralign="center" o:hrstd="t" o:hr="t" fillcolor="#a0a0a0" stroked="f"/>
+          <v:rect id="_x0000_i1284" style="width:0;height:1.5pt" o:hralign="center" o:hrstd="t" o:hr="t" fillcolor="#a0a0a0" stroked="f"/>
         </w:pict>
       </w:r>
     </w:p>
@@ -32600,6 +32274,7 @@
               <w:spacing w:after="160" w:line="259" w:lineRule="auto"/>
             </w:pPr>
             <w:r>
+              <w:lastRenderedPageBreak/>
               <w:t>Feature</w:t>
             </w:r>
           </w:p>
@@ -32833,7 +32508,7 @@
     <w:p>
       <w:r>
         <w:pict w14:anchorId="2DE9F800">
-          <v:rect id="_x0000_i3372" style="width:0;height:1.5pt" o:hralign="center" o:hrstd="t" o:hr="t" fillcolor="#a0a0a0" stroked="f"/>
+          <v:rect id="_x0000_i1285" style="width:0;height:1.5pt" o:hralign="center" o:hrstd="t" o:hr="t" fillcolor="#a0a0a0" stroked="f"/>
         </w:pict>
       </w:r>
     </w:p>
@@ -33040,7 +32715,7 @@
     <w:p>
       <w:r>
         <w:pict w14:anchorId="03DBDA9E">
-          <v:rect id="_x0000_i3373" style="width:0;height:1.5pt" o:hralign="center" o:hrstd="t" o:hr="t" fillcolor="#a0a0a0" stroked="f"/>
+          <v:rect id="_x0000_i1286" style="width:0;height:1.5pt" o:hralign="center" o:hrstd="t" o:hr="t" fillcolor="#a0a0a0" stroked="f"/>
         </w:pict>
       </w:r>
     </w:p>
@@ -33084,7 +32759,6 @@
               <w:spacing w:after="160" w:line="259" w:lineRule="auto"/>
             </w:pPr>
             <w:r>
-              <w:lastRenderedPageBreak/>
               <w:t>Concept</w:t>
             </w:r>
           </w:p>
@@ -33243,7 +32917,7 @@
     <w:p>
       <w:r>
         <w:pict w14:anchorId="245E7EDF">
-          <v:rect id="_x0000_i3374" style="width:0;height:1.5pt" o:hralign="center" o:hrstd="t" o:hr="t" fillcolor="#a0a0a0" stroked="f"/>
+          <v:rect id="_x0000_i1287" style="width:0;height:1.5pt" o:hralign="center" o:hrstd="t" o:hr="t" fillcolor="#a0a0a0" stroked="f"/>
         </w:pict>
       </w:r>
     </w:p>
@@ -33294,7 +32968,7 @@
     <w:p>
       <w:r>
         <w:pict w14:anchorId="5835EF93">
-          <v:rect id="_x0000_i3375" style="width:0;height:1.5pt" o:hralign="center" o:hrstd="t" o:hr="t" fillcolor="#a0a0a0" stroked="f"/>
+          <v:rect id="_x0000_i1288" style="width:0;height:1.5pt" o:hralign="center" o:hrstd="t" o:hr="t" fillcolor="#a0a0a0" stroked="f"/>
         </w:pict>
       </w:r>
     </w:p>
@@ -33369,6 +33043,9 @@
       </w:r>
       <w:r>
         <w:br/>
+      </w:r>
+      <w:r>
+        <w:lastRenderedPageBreak/>
         <w:t xml:space="preserve">It plays an important role in </w:t>
       </w:r>
       <w:r>
@@ -33395,7 +33072,7 @@
     <w:p>
       <w:r>
         <w:pict w14:anchorId="2834CDF2">
-          <v:rect id="_x0000_i3376" style="width:0;height:1.5pt" o:hralign="center" o:hrstd="t" o:hr="t" fillcolor="#a0a0a0" stroked="f"/>
+          <v:rect id="_x0000_i1289" style="width:0;height:1.5pt" o:hralign="center" o:hrstd="t" o:hr="t" fillcolor="#a0a0a0" stroked="f"/>
         </w:pict>
       </w:r>
     </w:p>
@@ -33468,7 +33145,7 @@
     <w:p>
       <w:r>
         <w:pict w14:anchorId="0CCD73D7">
-          <v:rect id="_x0000_i3377" style="width:0;height:1.5pt" o:hralign="center" o:hrstd="t" o:hr="t" fillcolor="#a0a0a0" stroked="f"/>
+          <v:rect id="_x0000_i1290" style="width:0;height:1.5pt" o:hralign="center" o:hrstd="t" o:hr="t" fillcolor="#a0a0a0" stroked="f"/>
         </w:pict>
       </w:r>
     </w:p>
@@ -33656,7 +33333,6 @@
             </w:pPr>
             <w:proofErr w:type="spellStart"/>
             <w:r>
-              <w:lastRenderedPageBreak/>
               <w:t>df</w:t>
             </w:r>
             <w:proofErr w:type="spellEnd"/>
@@ -33722,7 +33398,7 @@
     <w:p>
       <w:r>
         <w:pict w14:anchorId="40E1B80D">
-          <v:rect id="_x0000_i3378" style="width:0;height:1.5pt" o:hralign="center" o:hrstd="t" o:hr="t" fillcolor="#a0a0a0" stroked="f"/>
+          <v:rect id="_x0000_i1291" style="width:0;height:1.5pt" o:hralign="center" o:hrstd="t" o:hr="t" fillcolor="#a0a0a0" stroked="f"/>
         </w:pict>
       </w:r>
     </w:p>
@@ -33897,7 +33573,7 @@
     <w:p>
       <w:r>
         <w:pict w14:anchorId="2E5EA65D">
-          <v:rect id="_x0000_i3379" style="width:0;height:1.5pt" o:hralign="center" o:hrstd="t" o:hr="t" fillcolor="#a0a0a0" stroked="f"/>
+          <v:rect id="_x0000_i1292" style="width:0;height:1.5pt" o:hralign="center" o:hrstd="t" o:hr="t" fillcolor="#a0a0a0" stroked="f"/>
         </w:pict>
       </w:r>
     </w:p>
@@ -34075,6 +33751,7 @@
               <w:spacing w:after="160" w:line="259" w:lineRule="auto"/>
             </w:pPr>
             <w:r>
+              <w:lastRenderedPageBreak/>
               <w:t>Parameters</w:t>
             </w:r>
           </w:p>
@@ -34124,7 +33801,7 @@
     <w:p>
       <w:r>
         <w:pict w14:anchorId="0020F6E2">
-          <v:rect id="_x0000_i3380" style="width:0;height:1.5pt" o:hralign="center" o:hrstd="t" o:hr="t" fillcolor="#a0a0a0" stroked="f"/>
+          <v:rect id="_x0000_i1293" style="width:0;height:1.5pt" o:hralign="center" o:hrstd="t" o:hr="t" fillcolor="#a0a0a0" stroked="f"/>
         </w:pict>
       </w:r>
     </w:p>
@@ -34279,7 +33956,7 @@
     <w:p>
       <w:r>
         <w:pict w14:anchorId="0BABFF51">
-          <v:rect id="_x0000_i3381" style="width:0;height:1.5pt" o:hralign="center" o:hrstd="t" o:hr="t" fillcolor="#a0a0a0" stroked="f"/>
+          <v:rect id="_x0000_i1294" style="width:0;height:1.5pt" o:hralign="center" o:hrstd="t" o:hr="t" fillcolor="#a0a0a0" stroked="f"/>
         </w:pict>
       </w:r>
     </w:p>
@@ -34315,7 +33992,6 @@
     </w:p>
     <w:p>
       <w:r>
-        <w:lastRenderedPageBreak/>
         <w:t>Formula:</w:t>
       </w:r>
     </w:p>
@@ -34343,7 +34019,7 @@
     <w:p>
       <w:r>
         <w:pict w14:anchorId="606E7747">
-          <v:rect id="_x0000_i3382" style="width:0;height:1.5pt" o:hralign="center" o:hrstd="t" o:hr="t" fillcolor="#a0a0a0" stroked="f"/>
+          <v:rect id="_x0000_i1295" style="width:0;height:1.5pt" o:hralign="center" o:hrstd="t" o:hr="t" fillcolor="#a0a0a0" stroked="f"/>
         </w:pict>
       </w:r>
     </w:p>
@@ -34555,7 +34231,7 @@
     <w:p>
       <w:r>
         <w:pict w14:anchorId="08E2D77F">
-          <v:rect id="_x0000_i3383" style="width:0;height:1.5pt" o:hralign="center" o:hrstd="t" o:hr="t" fillcolor="#a0a0a0" stroked="f"/>
+          <v:rect id="_x0000_i1296" style="width:0;height:1.5pt" o:hralign="center" o:hrstd="t" o:hr="t" fillcolor="#a0a0a0" stroked="f"/>
         </w:pict>
       </w:r>
     </w:p>
@@ -34671,6 +34347,7 @@
               <w:spacing w:after="160" w:line="259" w:lineRule="auto"/>
             </w:pPr>
             <w:r>
+              <w:lastRenderedPageBreak/>
               <w:t>Machine B</w:t>
             </w:r>
           </w:p>
@@ -34726,7 +34403,7 @@
     <w:p>
       <w:r>
         <w:pict w14:anchorId="0171DF3C">
-          <v:rect id="_x0000_i3384" style="width:0;height:1.5pt" o:hralign="center" o:hrstd="t" o:hr="t" fillcolor="#a0a0a0" stroked="f"/>
+          <v:rect id="_x0000_i1297" style="width:0;height:1.5pt" o:hralign="center" o:hrstd="t" o:hr="t" fillcolor="#a0a0a0" stroked="f"/>
         </w:pict>
       </w:r>
     </w:p>
@@ -34798,7 +34475,7 @@
     <w:p>
       <w:r>
         <w:pict w14:anchorId="088DA7D7">
-          <v:rect id="_x0000_i3385" style="width:0;height:1.5pt" o:hralign="center" o:hrstd="t" o:hr="t" fillcolor="#a0a0a0" stroked="f"/>
+          <v:rect id="_x0000_i1298" style="width:0;height:1.5pt" o:hralign="center" o:hrstd="t" o:hr="t" fillcolor="#a0a0a0" stroked="f"/>
         </w:pict>
       </w:r>
     </w:p>
@@ -34847,7 +34524,6 @@
               <w:spacing w:after="160" w:line="259" w:lineRule="auto"/>
             </w:pPr>
             <w:r>
-              <w:lastRenderedPageBreak/>
               <w:t>Distribution</w:t>
             </w:r>
           </w:p>
@@ -34974,7 +34650,7 @@
     <w:p>
       <w:r>
         <w:pict w14:anchorId="3D6C8892">
-          <v:rect id="_x0000_i3386" style="width:0;height:1.5pt" o:hralign="center" o:hrstd="t" o:hr="t" fillcolor="#a0a0a0" stroked="f"/>
+          <v:rect id="_x0000_i1299" style="width:0;height:1.5pt" o:hralign="center" o:hrstd="t" o:hr="t" fillcolor="#a0a0a0" stroked="f"/>
         </w:pict>
       </w:r>
     </w:p>
@@ -35205,7 +34881,7 @@
     <w:p>
       <w:r>
         <w:pict w14:anchorId="07C0277D">
-          <v:rect id="_x0000_i3387" style="width:0;height:1.5pt" o:hralign="center" o:hrstd="t" o:hr="t" fillcolor="#a0a0a0" stroked="f"/>
+          <v:rect id="_x0000_i1300" style="width:0;height:1.5pt" o:hralign="center" o:hrstd="t" o:hr="t" fillcolor="#a0a0a0" stroked="f"/>
         </w:pict>
       </w:r>
     </w:p>
@@ -35364,6 +35040,7 @@
               <w:spacing w:after="160" w:line="259" w:lineRule="auto"/>
             </w:pPr>
             <w:r>
+              <w:lastRenderedPageBreak/>
               <w:t>Range</w:t>
             </w:r>
           </w:p>
@@ -35420,7 +35097,7 @@
     <w:p>
       <w:r>
         <w:pict w14:anchorId="71B7AB7E">
-          <v:rect id="_x0000_i3388" style="width:0;height:1.5pt" o:hralign="center" o:hrstd="t" o:hr="t" fillcolor="#a0a0a0" stroked="f"/>
+          <v:rect id="_x0000_i1301" style="width:0;height:1.5pt" o:hralign="center" o:hrstd="t" o:hr="t" fillcolor="#a0a0a0" stroked="f"/>
         </w:pict>
       </w:r>
     </w:p>
@@ -40499,6 +40176,7 @@
   <w:style w:type="character" w:default="1" w:styleId="DefaultParagraphFont">
     <w:name w:val="Default Paragraph Font"/>
     <w:uiPriority w:val="1"/>
+    <w:semiHidden/>
     <w:unhideWhenUsed/>
   </w:style>
   <w:style w:type="table" w:default="1" w:styleId="TableNormal">
